--- a/data/HEART Score Economic Model – SourceofTruth.docx
+++ b/data/HEART Score Economic Model – SourceofTruth.docx
@@ -382,7 +382,15 @@
         </w:r>
       </w:hyperlink>
       <w:r>
-        <w:t>. Strong trade performance (especially a surplus) boosts an economy’s resilience.</w:t>
+        <w:t xml:space="preserve">. Strong trade performance (especially a surplus) boosts </w:t>
+      </w:r>
+      <w:proofErr w:type="gramStart"/>
+      <w:r>
+        <w:t>an</w:t>
+      </w:r>
+      <w:proofErr w:type="gramEnd"/>
+      <w:r>
+        <w:t xml:space="preserve"> economy’s resilience.</w:t>
       </w:r>
     </w:p>
     <w:p>
@@ -1057,6 +1065,107 @@
     <w:p>
       <w:pPr>
         <w:pStyle w:val="Compact"/>
+        <w:ind w:left="720"/>
+        <w:rPr>
+          <w:b/>
+          <w:bCs/>
+        </w:rPr>
+      </w:pPr>
+      <w:r>
+        <w:rPr>
+          <w:b/>
+          <w:bCs/>
+        </w:rPr>
+        <w:t>And Another Explanation by Mr. Khurshid is</w:t>
+      </w:r>
+    </w:p>
+    <w:p>
+      <w:pPr>
+        <w:pStyle w:val="Compact"/>
+        <w:ind w:left="720"/>
+      </w:pPr>
+      <w:r>
+        <w:t>Saudi Arabia – Heart Value: 0.76 | Heart Affordability Value: $14,564.01+ | Heart Affordability Ranking: C → Heart Score: 0.76C</w:t>
+      </w:r>
+    </w:p>
+    <w:p>
+      <w:pPr>
+        <w:pStyle w:val="Compact"/>
+        <w:ind w:left="720"/>
+      </w:pPr>
+      <w:r>
+        <w:t>Heart Performance in terms of Economic Resilience: Superb</w:t>
+      </w:r>
+    </w:p>
+    <w:p>
+      <w:pPr>
+        <w:pStyle w:val="Compact"/>
+        <w:ind w:left="720"/>
+      </w:pPr>
+      <w:r>
+        <w:t>Heart Performance in terms of Affordability: Below Average</w:t>
+      </w:r>
+    </w:p>
+    <w:p>
+      <w:pPr>
+        <w:pStyle w:val="Compact"/>
+        <w:ind w:left="720"/>
+      </w:pPr>
+      <w:r>
+        <w:t>Saudi Arabia is one of the major economies in the Middle East and maintains a globally significant position with a nominal GDP of $1.084 trillion, representing 0.95% of global GDP. Although its population is relatively small, at 32.2 million (0.39% of the global population), the country enjoys a high per-capita income of $33,664, supported by a low inflation rate of 1.9%, which indicates stable domestic pricing conditions. According to the Heart Score analysis, Saudi Arabia has been ranked as the top performing economy among G20 nations despite US being the largest economy of the globe in terms of GDP Nominal as the combined contribution of the social determinants—Housing, Health, Energy, and Education—forms an important part of Saudi Arabia’s economic structure. Housing contributes 12%, health 25.9%, energy 22.3%, and education 8.8% to the national GDP, reflecting the country’s focus on improving quality of life while maintaining its energy-dominant economic model.</w:t>
+      </w:r>
+    </w:p>
+    <w:p>
+      <w:pPr>
+        <w:pStyle w:val="Compact"/>
+        <w:ind w:left="720"/>
+      </w:pPr>
+      <w:r>
+        <w:t>In terms of fiscal strength, Saudi Arabia maintains a moderately strong position with an adjusted debt-to-GDP ratio of 31.25%, and its annual interest payments equal only 1.35% of GDP, showing manageable public debt obligations. The country’s trade sector remains a vital economic driver, representing 61.16% of GDP, although Saudi Arabia recorded a trade surplus of $79 billion, equal to 7.29% of its GDP, driven largely by crude oil exports. This surplus indicates the country’s continued competitive advantage in global energy markets. However, heavy dependence on oil for growth creates notable vulnerability, especially when global demand weakens or when geopolitical tensions disrupt supply routes.</w:t>
+      </w:r>
+    </w:p>
+    <w:p>
+      <w:pPr>
+        <w:pStyle w:val="Compact"/>
+        <w:ind w:left="720"/>
+      </w:pPr>
+      <w:r>
+        <w:t xml:space="preserve">Despite these structural risks, Saudi Arabia demonstrates relatively strong human development outcomes. With an HDI of 0.9, a GINI coefficient of 0.459, and an Adjusted HDI of 0.441, the country performs moderately well in providing broad-based social welfare. Its Heart Value of 0.76 reflects solid resilience, while the </w:t>
+      </w:r>
+      <w:r>
+        <w:lastRenderedPageBreak/>
+        <w:t>Heart Affordability Value of $14,564—ranked C—indicates moderate affordability challenges for citizens. High living standards, combined with ambitious reforms under Vision 2030, help position Saudi Arabia toward more diversified economic growth, though the pace of diversification remains a long-term challenge.</w:t>
+      </w:r>
+    </w:p>
+    <w:p>
+      <w:pPr>
+        <w:pStyle w:val="Compact"/>
+        <w:ind w:left="720"/>
+      </w:pPr>
+      <w:r>
+        <w:t xml:space="preserve">Overall, Saudi Arabia’s economy is robust and resource-rich, supported by strong fiscal buffers and a significant trade surplus. However, the nation must continue advancing diversification, reducing oil dependence, strengthening </w:t>
+      </w:r>
+      <w:proofErr w:type="spellStart"/>
+      <w:r>
+        <w:t>labour</w:t>
+      </w:r>
+      <w:proofErr w:type="spellEnd"/>
+      <w:r>
+        <w:t xml:space="preserve"> market competitiveness, embracing AI, and expanding social sectors to sustain long-term economic resilience and affordability. If successfully implemented, ongoing structural reforms can improve both economic stability and quality of life for future generations.</w:t>
+      </w:r>
+    </w:p>
+    <w:p>
+      <w:pPr>
+        <w:pStyle w:val="Compact"/>
+        <w:ind w:left="720"/>
+      </w:pPr>
+      <w:r>
+        <w:t>Recent visit of Crown Prince HRH Prince Muhammad Bin Salman to USA in which he announced to make investments in US to the tune of US Trillion Dollars and US announcement of declaring KSA a major non-NATO Ally reflect the strategic importance of Saudi Arabia at the world stage.</w:t>
+      </w:r>
+    </w:p>
+    <w:p>
+      <w:pPr>
+        <w:pStyle w:val="Compact"/>
         <w:numPr>
           <w:ilvl w:val="0"/>
           <w:numId w:val="4"/>
@@ -1164,6 +1273,89 @@
     <w:p>
       <w:pPr>
         <w:pStyle w:val="Compact"/>
+        <w:ind w:left="720"/>
+      </w:pPr>
+      <w:r>
+        <w:rPr>
+          <w:b/>
+          <w:bCs/>
+        </w:rPr>
+        <w:t>And Another Explanation by Mr. Khurshid is</w:t>
+      </w:r>
+    </w:p>
+    <w:p>
+      <w:pPr>
+        <w:pStyle w:val="Compact"/>
+        <w:ind w:left="720"/>
+      </w:pPr>
+      <w:r>
+        <w:t>China – Heart Value: 0.73 | Heart Affordability Value: $5,918+| Heart Affordability Ranking: D+ → Heart Score: 0.73D+.</w:t>
+      </w:r>
+    </w:p>
+    <w:p>
+      <w:pPr>
+        <w:pStyle w:val="Compact"/>
+        <w:ind w:left="720"/>
+      </w:pPr>
+      <w:r>
+        <w:t>Heart Performance in terms of Economic Resilience: Superb</w:t>
+      </w:r>
+    </w:p>
+    <w:p>
+      <w:pPr>
+        <w:pStyle w:val="Compact"/>
+        <w:ind w:left="720"/>
+      </w:pPr>
+      <w:r>
+        <w:t>Heart Performance in terms of Affordability: Challenging</w:t>
+      </w:r>
+    </w:p>
+    <w:p>
+      <w:pPr>
+        <w:pStyle w:val="Compact"/>
+        <w:ind w:left="720"/>
+      </w:pPr>
+      <w:r>
+        <w:t xml:space="preserve">China is the world’s second largest economy in terms of GDP Nominal constituting about 16.90% of the global economic market share. As per the Heart Score analysis, all four socio-economic </w:t>
+      </w:r>
+      <w:proofErr w:type="gramStart"/>
+      <w:r>
+        <w:t>segments</w:t>
+      </w:r>
+      <w:proofErr w:type="gramEnd"/>
+      <w:r>
+        <w:t xml:space="preserve"> namely, Housing, Health, Energy and </w:t>
+      </w:r>
+      <w:proofErr w:type="gramStart"/>
+      <w:r>
+        <w:t>Education</w:t>
+      </w:r>
+      <w:proofErr w:type="gramEnd"/>
+      <w:r>
+        <w:t xml:space="preserve"> grouped together as Social </w:t>
+      </w:r>
+      <w:proofErr w:type="gramStart"/>
+      <w:r>
+        <w:t>Determinants</w:t>
+      </w:r>
+      <w:proofErr w:type="gramEnd"/>
+      <w:r>
+        <w:t xml:space="preserve"> contributed about 52% of the country’s GDP. Also, country is maintaining a sound fiscal position because it has maintained relatively a low Debt to GDP Ratio of 84.87%. Besides, the country’s huge trade surplus of US$ one Trillion which is 5.20% of its GDP made China a supply chain superpower of the world especially in rare earth minerals.  However, it has also been observed that China is facing Affordability issue due to low per capita income for which China must concentrate on accelerated economic growth much faster than the population growth. Besides, China needs to focus on improving income distribution and enhancing consumption. Other key steps to include fostering innovation and Artificial Intelligence, diversifying the economy and boosting public spending on rural areas and social welfare.</w:t>
+      </w:r>
+    </w:p>
+    <w:p>
+      <w:pPr>
+        <w:pStyle w:val="Compact"/>
+        <w:ind w:left="720"/>
+      </w:pPr>
+      <w:r>
+        <w:lastRenderedPageBreak/>
+        <w:t>The ongoing trade war which US has started against all trading partners including China is detrimental for global economic growth. It is worth mentioning that both US and China combined hold approximately 45% of the global economy and therefore it is very important for both the countries to collaborate economically with each other instead of confronting with each other to keep the rest 55% of the global economies efficiently moving.</w:t>
+      </w:r>
+    </w:p>
+    <w:p>
+      <w:pPr>
+        <w:pStyle w:val="Compact"/>
         <w:numPr>
           <w:ilvl w:val="0"/>
           <w:numId w:val="4"/>
@@ -1299,6 +1491,109 @@
         </w:rPr>
         <w:t>.</w:t>
       </w:r>
+      <w:r>
+        <w:t xml:space="preserve"> </w:t>
+      </w:r>
+    </w:p>
+    <w:p>
+      <w:pPr>
+        <w:pStyle w:val="Compact"/>
+        <w:ind w:left="720"/>
+      </w:pPr>
+      <w:r>
+        <w:rPr>
+          <w:b/>
+          <w:bCs/>
+        </w:rPr>
+        <w:t>And Another Explanation by Mr. Khurshid is</w:t>
+      </w:r>
+    </w:p>
+    <w:p>
+      <w:pPr>
+        <w:pStyle w:val="Compact"/>
+        <w:ind w:left="720"/>
+      </w:pPr>
+      <w:r>
+        <w:t>USA – Heart Value: 0.65 | Heart Affordability Value: $46,500+ | Heart Affordability Ranking: A → Heart Score: 0.65A.</w:t>
+      </w:r>
+    </w:p>
+    <w:p>
+      <w:pPr>
+        <w:pStyle w:val="Compact"/>
+        <w:ind w:left="720"/>
+      </w:pPr>
+      <w:r>
+        <w:t>Heart Performance in terms of Economic Resilience: Excellent</w:t>
+      </w:r>
+    </w:p>
+    <w:p>
+      <w:pPr>
+        <w:pStyle w:val="Compact"/>
+        <w:ind w:left="720"/>
+      </w:pPr>
+      <w:r>
+        <w:t>Heart Performance in terms of Affordability: Excellent</w:t>
+      </w:r>
+    </w:p>
+    <w:p>
+      <w:pPr>
+        <w:pStyle w:val="Compact"/>
+        <w:ind w:left="720"/>
+      </w:pPr>
+      <w:r>
+        <w:t xml:space="preserve">For more than 100 years USA has been maintaining its global economic dominance. The country is the </w:t>
+      </w:r>
+      <w:proofErr w:type="spellStart"/>
+      <w:proofErr w:type="gramStart"/>
+      <w:r>
+        <w:t>worlds</w:t>
+      </w:r>
+      <w:proofErr w:type="spellEnd"/>
+      <w:proofErr w:type="gramEnd"/>
+      <w:r>
+        <w:t xml:space="preserve"> largest economy in terms of GDP Nominal constituting about 26.81% of the global economic market share. As per the Heart Score analysis, all four socio-economic </w:t>
+      </w:r>
+      <w:proofErr w:type="gramStart"/>
+      <w:r>
+        <w:t>segments</w:t>
+      </w:r>
+      <w:proofErr w:type="gramEnd"/>
+      <w:r>
+        <w:t xml:space="preserve"> namely, Housing, Health, Energy and Education grouped together as Social </w:t>
+      </w:r>
+      <w:proofErr w:type="gramStart"/>
+      <w:r>
+        <w:t>Determinants</w:t>
+      </w:r>
+      <w:proofErr w:type="gramEnd"/>
+      <w:r>
+        <w:t xml:space="preserve"> contributed about 47.14% of the country’s GDP. However, it has also been observed that US is facing fiscal anchors on rising Debt to GDP Ratio of 124% coupled with huge trade deficit of about one trillion USD. Both interest payments on debts and trade deficit combined constituting about 8.62% of its GDP and thus putting long-term sustainability at risk. The ongoing trade war which US </w:t>
+      </w:r>
+      <w:proofErr w:type="gramStart"/>
+      <w:r>
+        <w:t>has started</w:t>
+      </w:r>
+      <w:proofErr w:type="gramEnd"/>
+      <w:r>
+        <w:t xml:space="preserve"> with almost all its trading partners has caused supply chain disruptions which might lead to </w:t>
+      </w:r>
+      <w:proofErr w:type="gramStart"/>
+      <w:r>
+        <w:t>increase</w:t>
+      </w:r>
+      <w:proofErr w:type="gramEnd"/>
+      <w:r>
+        <w:t xml:space="preserve"> cost and inflation and putting extra pressure on Affordability for its consumers. These protectionists and disruptive economic policies are detrimental for US economy and sustainability.</w:t>
+      </w:r>
+    </w:p>
+    <w:p>
+      <w:pPr>
+        <w:pStyle w:val="Compact"/>
+        <w:ind w:left="720"/>
+      </w:pPr>
+      <w:r>
+        <w:t xml:space="preserve">To conclude, while US continues to enjoy its global economic dominance and there is no immediate threat to its economy supported by its economic scale, it needs to revisit however some of its economic policies to remove economic uncertainty which is vital to improve US domestic market as well as investor confidence and at the same time to keep rest of the global economies efficiently moving.     </w:t>
+      </w:r>
     </w:p>
     <w:p>
       <w:pPr>
@@ -1313,6 +1608,7 @@
           <w:b/>
           <w:bCs/>
         </w:rPr>
+        <w:lastRenderedPageBreak/>
         <w:t>Germany – 0.54A-:</w:t>
       </w:r>
       <w:r>
@@ -1333,8 +1629,17 @@
           <w:b/>
           <w:bCs/>
         </w:rPr>
-        <w:t>economic growth has been modest</w:t>
-      </w:r>
+        <w:t xml:space="preserve">economic growth has been </w:t>
+      </w:r>
+      <w:proofErr w:type="gramStart"/>
+      <w:r>
+        <w:rPr>
+          <w:b/>
+          <w:bCs/>
+        </w:rPr>
+        <w:t>modest</w:t>
+      </w:r>
+      <w:proofErr w:type="gramEnd"/>
       <w:r>
         <w:t xml:space="preserve"> and it faces demographic challenges (an aging, slowly growing population), which constrain its Heart Value. Additionally, exposure to global trade tensions (e.g. </w:t>
       </w:r>
@@ -1347,6 +1652,72 @@
       </w:r>
       <w:r>
         <w:t>) has posed challenges. (Germany is a major exporter, so trade conflicts can drag on its performance.) In summary, Germany remains robust and inclusive but must find ways to boost growth and navigate trade issues to improve further.</w:t>
+      </w:r>
+    </w:p>
+    <w:p>
+      <w:pPr>
+        <w:pStyle w:val="Compact"/>
+        <w:ind w:left="720"/>
+      </w:pPr>
+      <w:r>
+        <w:rPr>
+          <w:b/>
+          <w:bCs/>
+        </w:rPr>
+        <w:t>And Another Explanation by Mr. Khurshid is</w:t>
+      </w:r>
+    </w:p>
+    <w:p>
+      <w:pPr>
+        <w:pStyle w:val="Compact"/>
+        <w:ind w:left="720"/>
+      </w:pPr>
+      <w:r>
+        <w:t>Germany–Heart Value: 0.54 | Heart Affordability Value: $37,307+| Heart Affordability Ranking: A- → Heart Score: 0.54A-.</w:t>
+      </w:r>
+    </w:p>
+    <w:p>
+      <w:pPr>
+        <w:pStyle w:val="Compact"/>
+        <w:ind w:left="720"/>
+      </w:pPr>
+      <w:r>
+        <w:t>Heart Performance in terms of Economic Resilience: Excellent</w:t>
+      </w:r>
+    </w:p>
+    <w:p>
+      <w:pPr>
+        <w:pStyle w:val="Compact"/>
+        <w:ind w:left="720"/>
+      </w:pPr>
+      <w:r>
+        <w:t>Heart Performance in terms of Affordability: High</w:t>
+      </w:r>
+    </w:p>
+    <w:p>
+      <w:pPr>
+        <w:pStyle w:val="Compact"/>
+        <w:ind w:left="720"/>
+      </w:pPr>
+      <w:r>
+        <w:t xml:space="preserve">Germany is the world’s third largest economy and biggest in Europe in terms of GDP Nominal constituting about 4.17% of the global economic market share. As per the Heart Score analysis, all four socio-economic segments namely, Housing, Health, Energy and Education grouped together as Social Determinants contributed about 45.3% of the country’s GDP. Also, country is maintaining a sound fiscal position because it has maintained relatively a low Debt to GDP Ratio of 63.74%. Besides, the country’s good trade surplus of US$ 282 </w:t>
+      </w:r>
+      <w:proofErr w:type="spellStart"/>
+      <w:r>
+        <w:t>Billions</w:t>
+      </w:r>
+      <w:proofErr w:type="spellEnd"/>
+      <w:r>
+        <w:t xml:space="preserve"> which is 5.94% of its GDP made Germany a unique and advantageous position among other European economies. However, it has also been observed that Germany is facing some economic challenges as well, the biggest one is its virtually flat or stagnating growth and structural weaknesses, particularly its high energy costs, declining industrial competitiveness and over-reliance on export markets, especially China. War in Ukraine has badly impacted its energy supply since Germany historically has been getting major affordable energy needs from Russia which has now been almost discontinued for which the country had to look for other expensive alternatives. Other significant challenges include a need for greater investment in infrastructure and digitization and a shortage of skilled labour.US trade war has also negatively impacted Germany’s overall economic growth besides having created uncertainty in the market.</w:t>
+      </w:r>
+    </w:p>
+    <w:p>
+      <w:pPr>
+        <w:pStyle w:val="Compact"/>
+        <w:ind w:left="720"/>
+      </w:pPr>
+      <w:r>
+        <w:t>Despite the stated economic challenges, Germany’s economy is very resilient, and people are expected to continue to enjoy affordable high quality of life.</w:t>
       </w:r>
     </w:p>
     <w:p>
@@ -1382,28 +1753,103 @@
           <w:b/>
           <w:bCs/>
         </w:rPr>
-        <w:t xml:space="preserve">A+ </w:t>
-      </w:r>
+        <w:t>A+ affordability</w:t>
+      </w:r>
+      <w:r>
+        <w:t xml:space="preserve"> rank – reflecting very high per capita income, low inequality, and excellent human development. This top-tier inclusivity significantly elevates Switzerland’s score despite its smaller size. Its Heart Value is moderate (since its GDP share is small), but prudent fiscal management and high-value industries help. Switzerland exemplifies how a smaller economy with </w:t>
+      </w:r>
+      <w:r>
+        <w:rPr>
+          <w:b/>
+          <w:bCs/>
+        </w:rPr>
+        <w:t>very high living standards</w:t>
+      </w:r>
+      <w:r>
+        <w:t xml:space="preserve"> can outperform larger economies on a holistic </w:t>
+      </w:r>
+      <w:r>
+        <w:t>metric-like</w:t>
+      </w:r>
+      <w:r>
+        <w:t xml:space="preserve"> HEART.</w:t>
+      </w:r>
+    </w:p>
+    <w:p>
+      <w:pPr>
+        <w:pStyle w:val="Compact"/>
+        <w:ind w:left="720"/>
+      </w:pPr>
       <w:r>
         <w:rPr>
           <w:b/>
           <w:bCs/>
         </w:rPr>
         <w:lastRenderedPageBreak/>
-        <w:t>affordability</w:t>
-      </w:r>
-      <w:r>
-        <w:t xml:space="preserve"> rank – reflecting very high per capita income, low inequality, and excellent human development. This top-tier inclusivity significantly elevates Switzerland’s score despite its smaller size. Its Heart Value is moderate (since its GDP share is small), but prudent fiscal management and high-value industries help. Switzerland exemplifies how a smaller economy with </w:t>
-      </w:r>
-      <w:r>
-        <w:rPr>
-          <w:b/>
-          <w:bCs/>
-        </w:rPr>
-        <w:t>very high living standards</w:t>
-      </w:r>
-      <w:r>
-        <w:t xml:space="preserve"> can outperform larger economies on a holistic metric like HEART.</w:t>
+        <w:t>And Another Explanation by Mr. Khurshid is</w:t>
+      </w:r>
+    </w:p>
+    <w:p>
+      <w:pPr>
+        <w:pStyle w:val="Compact"/>
+        <w:ind w:left="720"/>
+      </w:pPr>
+      <w:r>
+        <w:t>Switzerland – Heart Value: 0.52 | Heart Affordability Value: $68,160+ | Heart Affordability Ranking: A+ → Heart Score: 0.52A+</w:t>
+      </w:r>
+    </w:p>
+    <w:p>
+      <w:pPr>
+        <w:pStyle w:val="Compact"/>
+        <w:ind w:left="720"/>
+      </w:pPr>
+      <w:r>
+        <w:t>Heart Performance in terms of Economic Resilience: Excellent</w:t>
+      </w:r>
+    </w:p>
+    <w:p>
+      <w:pPr>
+        <w:pStyle w:val="Compact"/>
+        <w:ind w:left="720"/>
+      </w:pPr>
+      <w:r>
+        <w:t>Heart Performance in terms of Affordability: Excellent</w:t>
+      </w:r>
+    </w:p>
+    <w:p>
+      <w:pPr>
+        <w:pStyle w:val="Compact"/>
+        <w:ind w:left="720"/>
+      </w:pPr>
+      <w:r>
+        <w:t>Switzerland is one of the world’s most stable and prosperous economies, known for its strong financial sector, advanced manufacturing, high-quality healthcare systems, and globally respected education standards. With a high GDP per capita and a strong currency, Switzerland consistently ranks among the top nations for standard of living, innovation, and economic stability. According to the Heart Score framework, the combined socio-economic contribution from Housing, Health, Energy, and Education is significant and contributes positively to its Heart Value due to the country’s efficient governance and strong institutional performance.</w:t>
+      </w:r>
+    </w:p>
+    <w:p>
+      <w:pPr>
+        <w:pStyle w:val="Compact"/>
+        <w:ind w:left="720"/>
+      </w:pPr>
+      <w:r>
+        <w:t>Switzerland maintains a highly diversified, service-oriented economy with strong export capabilities in pharmaceuticals, machinery, precision instruments, and financial services. It also enjoys one of the lowest levels of public debt among advanced economies, ensuring long-term fiscal sustainability. The country's energy management is highly efficient and environmentally focused, contributing to both affordability and sustainability.</w:t>
+      </w:r>
+    </w:p>
+    <w:p>
+      <w:pPr>
+        <w:pStyle w:val="Compact"/>
+        <w:ind w:left="720"/>
+      </w:pPr>
+      <w:r>
+        <w:t>While Switzerland has a high cost of living, it is balanced by very high wages, strong purchasing power, and exceptional affordability standards for essential services such as healthcare, education, and energy. The nation’s low unemployment rate, virtually no inflation, high quality advanced social support systems and political neutrality further strengthen its economic resilience.</w:t>
+      </w:r>
+    </w:p>
+    <w:p>
+      <w:pPr>
+        <w:pStyle w:val="Compact"/>
+        <w:ind w:left="720"/>
+      </w:pPr>
+      <w:r>
+        <w:t>To conclude, with a modest over 9 million population and GDP of over USD 947 Billions, Switzerland’s Heart Score of 0.52A+ reflects its strong and stable economic structure both in terms of monetary policy and fiscal discipline, high affordability, and exceptional performance across social determinants. The country remains one of the most resilient and well-balanced economies globally, with no immediate threats to its economic stability and sustainability.</w:t>
       </w:r>
     </w:p>
     <w:p>
@@ -1458,6 +1904,92 @@
     <w:p>
       <w:pPr>
         <w:pStyle w:val="Compact"/>
+        <w:ind w:left="720"/>
+      </w:pPr>
+      <w:r>
+        <w:rPr>
+          <w:b/>
+          <w:bCs/>
+        </w:rPr>
+        <w:t>And Another Explanation by Mr. Khurshid is</w:t>
+      </w:r>
+    </w:p>
+    <w:p>
+      <w:pPr>
+        <w:pStyle w:val="Compact"/>
+        <w:ind w:left="720"/>
+      </w:pPr>
+      <w:r>
+        <w:t>Russia – Heart Value: 0.51| Heart Affordability Value: $6,168.57+ | Heart Affordability Ranking: D+ → Heart Score: 0.51D+.</w:t>
+      </w:r>
+    </w:p>
+    <w:p>
+      <w:pPr>
+        <w:pStyle w:val="Compact"/>
+        <w:ind w:left="720"/>
+      </w:pPr>
+      <w:r>
+        <w:t>Heart Performance in terms of Economic Resilience: Excellent</w:t>
+      </w:r>
+    </w:p>
+    <w:p>
+      <w:pPr>
+        <w:pStyle w:val="Compact"/>
+        <w:ind w:left="720"/>
+      </w:pPr>
+      <w:r>
+        <w:lastRenderedPageBreak/>
+        <w:t>Heart Performance in terms of Affordability: Challenging</w:t>
+      </w:r>
+    </w:p>
+    <w:p>
+      <w:pPr>
+        <w:pStyle w:val="Compact"/>
+        <w:ind w:left="720"/>
+      </w:pPr>
+      <w:r>
+        <w:t>Russia is the largest country of the world in terms of land occupying more than 17 million Square Kilometers of land including large portion of arctic. With population over 146 million, the country has been ranked as 11th largest economy of the world with over two trillion dollars of GDP. Also, Russia is one of the world’s major economies and a leading global energy supplier, playing a pivotal role in international energy markets. As per the Heart Score analysis, all four socio-economic components—Housing, Health, Energy and Education—grouped together as Social Determinants contributed to an overall Heart Value of 0.51, placing it in the “Excellent” range of economic resilience.</w:t>
+      </w:r>
+    </w:p>
+    <w:p>
+      <w:pPr>
+        <w:pStyle w:val="Compact"/>
+        <w:ind w:left="720"/>
+      </w:pPr>
+      <w:r>
+        <w:t>Russia maintains significant economic strengths due to its vast natural resources, especially oil and natural gas, which form the backbone of its export revenue. Its relatively low debt-to-GDP ratio, moderate 4.16% of trade surplus against GDP and substantial foreign reserves have historically supported macroeconomic stability despite economic challenges due to ongoing war with Ukraine. However, the country faces affordability challenges as reflected by its D+ Heart Affordability Ranking, suggesting that per capita income and access to essential socio-economic services remain constrained for many citizens.</w:t>
+      </w:r>
+    </w:p>
+    <w:p>
+      <w:pPr>
+        <w:pStyle w:val="Compact"/>
+        <w:ind w:left="720"/>
+      </w:pPr>
+      <w:r>
+        <w:t>Additionally, Russia’s war with Ukraine and international sanctions imposed due to the war, restricted access to global financial markets, and geopolitical tensions have posed substantial pressure on Russia’s long-term economic trajectory. Limited diversification beyond energy exports has made the economy vulnerable to commodity price fluctuations. Structural issues such as slow productivity growth, underinvestment in technological innovation, and demographic decline further impact long-term prospects.</w:t>
+      </w:r>
+    </w:p>
+    <w:p>
+      <w:pPr>
+        <w:pStyle w:val="Compact"/>
+        <w:ind w:left="720"/>
+      </w:pPr>
+      <w:r>
+        <w:t>Despite these challenges, Russia continues to exhibit economic resilience supported by its energy dominance, large resource base, and strong fiscal buffers. To improve affordability and sustain economic resilience, Russia must accelerate diversification efforts, organic economic growth, strengthen domestic industries, expand innovation capacity, and increase social spending that enhances standards of living. Addressing these structural weaknesses will be crucial for improving both economic stability and the well-being of its population.</w:t>
+      </w:r>
+    </w:p>
+    <w:p>
+      <w:pPr>
+        <w:pStyle w:val="Compact"/>
+        <w:ind w:left="720"/>
+      </w:pPr>
+      <w:r>
+        <w:t>Recent efforts started by USA to end the Ukraine war if successful would improve the Russian economy and its affordability.</w:t>
+      </w:r>
+    </w:p>
+    <w:p>
+      <w:pPr>
+        <w:pStyle w:val="Compact"/>
         <w:numPr>
           <w:ilvl w:val="0"/>
           <w:numId w:val="4"/>
@@ -1507,6 +2039,110 @@
     <w:p>
       <w:pPr>
         <w:pStyle w:val="Compact"/>
+        <w:ind w:left="720"/>
+        <w:rPr>
+          <w:b/>
+          <w:bCs/>
+        </w:rPr>
+      </w:pPr>
+      <w:r>
+        <w:rPr>
+          <w:b/>
+          <w:bCs/>
+        </w:rPr>
+        <w:t>And Another Explanation by Mr. Khurshid is</w:t>
+      </w:r>
+    </w:p>
+    <w:p>
+      <w:pPr>
+        <w:pStyle w:val="Compact"/>
+        <w:ind w:left="720"/>
+      </w:pPr>
+      <w:r>
+        <w:t>Netherland – Heart Value: 0.50 | Heart Affordability Value: $46,290+ | Heart Affordability Ranking: A → Heart Score: 0.50A</w:t>
+      </w:r>
+    </w:p>
+    <w:p>
+      <w:pPr>
+        <w:pStyle w:val="Compact"/>
+        <w:numPr>
+          <w:ilvl w:val="0"/>
+          <w:numId w:val="8"/>
+        </w:numPr>
+      </w:pPr>
+      <w:r>
+        <w:lastRenderedPageBreak/>
+        <w:t>Heart Performance in terms of Economic Resilience: Good</w:t>
+      </w:r>
+    </w:p>
+    <w:p>
+      <w:pPr>
+        <w:pStyle w:val="Compact"/>
+        <w:numPr>
+          <w:ilvl w:val="0"/>
+          <w:numId w:val="8"/>
+        </w:numPr>
+      </w:pPr>
+      <w:r>
+        <w:t>Heart Performance in terms of Affordability: Excellent</w:t>
+      </w:r>
+    </w:p>
+    <w:p>
+      <w:pPr>
+        <w:pStyle w:val="Compact"/>
+        <w:ind w:left="720"/>
+      </w:pPr>
+      <w:r>
+        <w:t>Netherland is one of the world’s most stable and prosperous economies, known for its strong Service sector (including finance and technology), Industry (</w:t>
+      </w:r>
+      <w:proofErr w:type="gramStart"/>
+      <w:r>
+        <w:t>especially</w:t>
+      </w:r>
+      <w:proofErr w:type="gramEnd"/>
+      <w:r>
+        <w:t xml:space="preserve"> manufacturing and energy), and trade &amp; logistics. With a high GDP per capita, Netherland consistently ranks among the top nations for standard of living, innovation, and economic stability. According to the Heart Score framework, the combined socio-economic contribution from Housing, Health, Energy, and Education is approximately 43.5% of the national GDP which is significant and contributes positively to its Heart Value due to the country’s efficient governance and strong institutional performance.</w:t>
+      </w:r>
+    </w:p>
+    <w:p>
+      <w:pPr>
+        <w:pStyle w:val="Compact"/>
+        <w:ind w:left="720"/>
+      </w:pPr>
+      <w:r>
+        <w:t>Netherland maintains a highly diversified, service-oriented economy with strong export capabilities in chemical &amp; pharmaceuticals products, machinery, electrical instruments, financial services, food, and beverages. The country’s high trade surplus to the tune of over $86 billion representing 6.83% of the GDP and hence provided huge fiscal stability to counter some of the trade and economic challenges started by USA against all its trading partners including Netherland.</w:t>
+      </w:r>
+    </w:p>
+    <w:p>
+      <w:pPr>
+        <w:pStyle w:val="Compact"/>
+        <w:ind w:left="720"/>
+      </w:pPr>
+      <w:r>
+        <w:t>It also enjoys one of the lowest levels of public debt among advanced economies, ensuring long-term fiscal sustainability. The country's energy management is highly efficient and environmentally focused, contributing to both affordability and sustainability.</w:t>
+      </w:r>
+    </w:p>
+    <w:p>
+      <w:pPr>
+        <w:pStyle w:val="Compact"/>
+        <w:ind w:left="720"/>
+      </w:pPr>
+      <w:r>
+        <w:t>While Netherland relatively has a high cost of living, it is balanced by high wages, strong purchasing power, and exceptional affordability standards for essential services such as healthcare, education, and energy. The nation’s low unemployment rate, manageable inflation of 3%, high quality advanced social support systems further strengthen its economic resilience.</w:t>
+      </w:r>
+    </w:p>
+    <w:p>
+      <w:pPr>
+        <w:pStyle w:val="Compact"/>
+        <w:ind w:left="720"/>
+      </w:pPr>
+      <w:r>
+        <w:t>To conclude, with a modest over 18 million population and GDP of over USD 1.27 trillion representing 1.12% of the global economy and ranked 18th globally in terms of GDP nominal, Netherland’s Heart Score of 0.50A reflects its strong and stable economic structure both in terms of monetary policy and fiscal discipline, high affordability, and exceptional performance across social determinants. The country remains one of the most resilient and well-balanced economies globally, with no immediate threats to its economic stability and sustainability. However, ongoing political fragmentation, pressure on housing supply and shortages and climate change adaptation, particularly managing water levels are some of the political, economic and climate change challenges which Netherland needs to be fixed to keep the country economically resilient and affordable for its citizens</w:t>
+      </w:r>
+    </w:p>
+    <w:p>
+      <w:pPr>
+        <w:pStyle w:val="Compact"/>
         <w:numPr>
           <w:ilvl w:val="0"/>
           <w:numId w:val="4"/>
@@ -1530,7 +2166,693 @@
         <w:t>0.48B-</w:t>
       </w:r>
       <w:r>
-        <w:t>. Spain benefits from being a developed economy (good HDI), but somewhat lower per capita income and persistent unemployment issues give it a “B-” in affordability. Spain’s Heart Value is middling: it has a large GDP (14th globally) and decent trade, but also high public debt and only modest growth. Recent political and fiscal challenges also weigh on its performance. Overall, Spain is an upper-middle performer that needs to improve competitiveness and inclusion (e.g. job opportunities) to raise its score.</w:t>
+        <w:t xml:space="preserve">. Spain benefits from being a developed economy (good HDI), but somewhat lower per capita income and persistent unemployment issues give it a “B-” in affordability. Spain’s Heart Value is middling: it has a large GDP (14th globally) and decent trade, but also high public debt and only modest growth. Recent political and fiscal challenges also weigh on its </w:t>
+      </w:r>
+      <w:r>
+        <w:lastRenderedPageBreak/>
+        <w:t>performance. Overall, Spain is an upper-middle performer that needs to improve competitiveness and inclusion (e.g. job opportunities) to raise its score.</w:t>
+      </w:r>
+    </w:p>
+    <w:p>
+      <w:pPr>
+        <w:pStyle w:val="Compact"/>
+        <w:ind w:left="720"/>
+      </w:pPr>
+      <w:r>
+        <w:rPr>
+          <w:b/>
+          <w:bCs/>
+        </w:rPr>
+        <w:t>And Another Explanation by Mr. Khurshid is</w:t>
+      </w:r>
+    </w:p>
+    <w:p>
+      <w:pPr>
+        <w:pStyle w:val="Compact"/>
+        <w:ind w:left="720"/>
+      </w:pPr>
+      <w:r>
+        <w:t>Spain – Heart Value: 0.48 | Heart Affordability Value: $21,556.60+ | Heart Affordability Ranking: B- → Heart Score: 0.48B-</w:t>
+      </w:r>
+    </w:p>
+    <w:p>
+      <w:pPr>
+        <w:pStyle w:val="Compact"/>
+        <w:ind w:left="720"/>
+      </w:pPr>
+      <w:r>
+        <w:t>Heart Performance in terms of Economic Resilience: Good</w:t>
+      </w:r>
+    </w:p>
+    <w:p>
+      <w:pPr>
+        <w:pStyle w:val="Compact"/>
+        <w:ind w:left="720"/>
+      </w:pPr>
+      <w:r>
+        <w:t>Heart Performance in terms of Affordability: Satisfactory</w:t>
+      </w:r>
+    </w:p>
+    <w:p>
+      <w:pPr>
+        <w:pStyle w:val="Compact"/>
+        <w:ind w:left="720"/>
+      </w:pPr>
+      <w:r>
+        <w:t>Spain is one of Europe’s advanced economies, contributing 1.58% to global GDP with a decent economic size of $1.8 trillion. With a population of 49.2 million—representing 0.60% of the worldwide population—Spain maintains a per-capita income of $36,585, supported by moderate inflation at 2.77%, resulting in an adjusted PCI of $35,571.95. The Heart Score analysis shows balanced contributions from the determinant social sectors. Housing contributes 10.4%, health 10.4%, energy 19.6%, and education 4.62% of GDP, demonstrating a diversified social spending structure and strong investment in public welfare services.</w:t>
+      </w:r>
+    </w:p>
+    <w:p>
+      <w:pPr>
+        <w:pStyle w:val="Compact"/>
+        <w:ind w:left="720"/>
+      </w:pPr>
+      <w:r>
+        <w:t>Spain’s fiscal position, however, presents a challenge. The country’s adjusted debt stands at $1.92 trillion, translating to a high debt-to-GDP ratio of 106.64%, significantly above the EU’s stability benchmark. Annual interest payments total $40.4 billion, or 2.24% of GDP, which places pressure on government finances and limit fiscal flexibility. In trade, Spain performs moderately well: trade accounts for 64.89% of GDP, and the country maintains a reasonable trade surplus of $64 billion, equal to 3.56% of GDP, which provides some buffer against external shocks.</w:t>
+      </w:r>
+    </w:p>
+    <w:p>
+      <w:pPr>
+        <w:pStyle w:val="Compact"/>
+        <w:ind w:left="720"/>
+      </w:pPr>
+      <w:r>
+        <w:t>Spain’s human development indicators remain strong. With an HDI of 0.918 and a GINI coefficient of 0.312, the country achieves an adjusted HDI of 0.606, reflecting a relatively equitable distribution of welfare outcomes compared to other advanced economies. The resulting Heart Value of 0.48 indicates moderate economic resilience, while the Heart Affordability Value of $21,556.60, categorized as B-, suggests that overall affordability and standard of living remain good for most residents.</w:t>
+      </w:r>
+    </w:p>
+    <w:p>
+      <w:pPr>
+        <w:pStyle w:val="Compact"/>
+        <w:ind w:left="720"/>
+      </w:pPr>
+      <w:r>
+        <w:t xml:space="preserve">Despite strong human development, Spain faces several structural challenges. Low productivity growth, high public debt, and </w:t>
+      </w:r>
+      <w:proofErr w:type="spellStart"/>
+      <w:r>
+        <w:t>labour</w:t>
+      </w:r>
+      <w:proofErr w:type="spellEnd"/>
+      <w:r>
+        <w:t xml:space="preserve">-market rigidities continue to slow the pace of economic expansion. Additionally, Spain remains vulnerable to global energy price fluctuations due to its reliance on imported fuels. To strengthen resilience further, Spain will need to prioritize fiscal consolidation, invest in productivity-enhancing technologies, and continue supporting </w:t>
+      </w:r>
+      <w:proofErr w:type="spellStart"/>
+      <w:r>
+        <w:t>labour</w:t>
+      </w:r>
+      <w:proofErr w:type="spellEnd"/>
+      <w:r>
+        <w:t>-market reforms.</w:t>
+      </w:r>
+    </w:p>
+    <w:p>
+      <w:pPr>
+        <w:pStyle w:val="Compact"/>
+        <w:ind w:left="720"/>
+      </w:pPr>
+      <w:r>
+        <w:t>Overall, Spain’s economy is stable and socially supportive, offering high living standards and satisfactory affordability. However, long-term economic resilience will depend on addressing fiscal vulnerabilities, enhancing competitiveness, and building a more innovation-driven, diversified economic model.</w:t>
+      </w:r>
+    </w:p>
+    <w:p>
+      <w:pPr>
+        <w:pStyle w:val="Compact"/>
+        <w:numPr>
+          <w:ilvl w:val="0"/>
+          <w:numId w:val="9"/>
+        </w:numPr>
+      </w:pPr>
+      <w:r>
+        <w:rPr>
+          <w:b/>
+          <w:bCs/>
+        </w:rPr>
+        <w:t>Argentina –</w:t>
+      </w:r>
+      <w:r>
+        <w:rPr>
+          <w:b/>
+          <w:bCs/>
+        </w:rPr>
+        <w:t xml:space="preserve"> </w:t>
+      </w:r>
+      <w:r>
+        <w:rPr>
+          <w:b/>
+          <w:bCs/>
+        </w:rPr>
+        <w:t>0.22D</w:t>
+      </w:r>
+      <w:r>
+        <w:rPr>
+          <w:b/>
+          <w:bCs/>
+        </w:rPr>
+        <w:t>:</w:t>
+      </w:r>
+      <w:r>
+        <w:rPr>
+          <w:b/>
+          <w:bCs/>
+        </w:rPr>
+        <w:t xml:space="preserve"> </w:t>
+      </w:r>
+      <w:r>
+        <w:t xml:space="preserve">Heart Value: 0.22 | Heart Affordability Value: </w:t>
+      </w:r>
+      <w:r>
+        <w:t>$4,641.73</w:t>
+      </w:r>
+      <w:r>
+        <w:t>+| Heart Affordability Ranking: D → Heart Score: 0.22D.</w:t>
+      </w:r>
+    </w:p>
+    <w:p>
+      <w:pPr>
+        <w:pStyle w:val="Compact"/>
+        <w:ind w:left="720"/>
+      </w:pPr>
+      <w:r>
+        <w:lastRenderedPageBreak/>
+        <w:t>Heart Performance in terms of Economic Resilience: Poor</w:t>
+      </w:r>
+    </w:p>
+    <w:p>
+      <w:pPr>
+        <w:pStyle w:val="Compact"/>
+        <w:ind w:left="720"/>
+      </w:pPr>
+      <w:r>
+        <w:t>Heart Performance in terms of Affordability: Very Weak</w:t>
+      </w:r>
+    </w:p>
+    <w:p>
+      <w:pPr>
+        <w:pStyle w:val="Compact"/>
+        <w:ind w:left="720"/>
+      </w:pPr>
+      <w:r>
+        <w:t>Argentina is a member of G-20 and ranks as the 23rd-largest economy in the world, producing $683.53 billion in national output out of the $113.79 trillion global GDP. This means Argentina contributes 0.80% to the world economy a modest share relative to global production.</w:t>
+      </w:r>
+    </w:p>
+    <w:p>
+      <w:pPr>
+        <w:pStyle w:val="Compact"/>
+        <w:ind w:left="720"/>
+      </w:pPr>
+      <w:r>
+        <w:t>With a population of 46.7 million, Argentina accounts for 0.57% of the world’s 8.184 billion people. Despite being a mid-sized country demographically, the nation faces structural economic pressures that impact income levels. The per capita income (PCI) stands at $14,625.72, but once adjusted for inflation and real purchasing conditions, the Adjusted PCI (APCI) drops to $9,974, revealing weakened domestic purchasing power for the average Argentinian.</w:t>
+      </w:r>
+    </w:p>
+    <w:p>
+      <w:pPr>
+        <w:pStyle w:val="Compact"/>
+        <w:ind w:left="720"/>
+      </w:pPr>
+      <w:r>
+        <w:t>Inflation poses a critical challenge at 31.8%, one of the highest among major economies, contributing to the erosion of real incomes. Interest rates are extremely high at 29%, reflecting efforts to control inflation but resulting in a high cost of borrowing for consumers and businesses. Argentina’s total debt is $533.6 billion, which rises to $688.34 billion after adjustments. Annual interest payments amount to $154.74 billion, consuming 22.64% of national GDP a severe fiscal burden. The Adjusted Debt-to-GDP ratio of 100.70% indicates significant fiscal strain and long-term sustainability concerns.</w:t>
+      </w:r>
+    </w:p>
+    <w:p>
+      <w:pPr>
+        <w:pStyle w:val="Compact"/>
+        <w:ind w:left="720"/>
+      </w:pPr>
+      <w:r>
+        <w:t>In global trade, Argentina contributes 0.23%, with trade valued at $141 billion compared with $62.059 trillion globally. Trade accounts for 20.6% of GDP, representing a moderate role in the economy. Importantly, Argentina records a positive trade balance of $19 billion, equal to 2.78% of GDP, signaling stronger export performance relative to imports a rare strength given the broader macroeconomic instability.</w:t>
+      </w:r>
+    </w:p>
+    <w:p>
+      <w:pPr>
+        <w:pStyle w:val="Compact"/>
+        <w:ind w:left="720"/>
+      </w:pPr>
+      <w:r>
+        <w:t>Housing contributes 17% of GDP, generating $116.2 billion in economic activity. With 14.4 million housing units, the country averages 0.31 houses per person, showing adequate but uneven housing availability. Health expenditure contributes 10% of GDP (or $68.353 billion), a relatively strong investment level compared to many emerging economies. Energy contributes 7.99% to GDP with an output of $54.64 billion, while education adds 6%, amounting to $41 billion, reflecting meaningful social sector spending despite fiscal pressures.</w:t>
+      </w:r>
+    </w:p>
+    <w:p>
+      <w:pPr>
+        <w:pStyle w:val="Compact"/>
+        <w:ind w:left="720"/>
+      </w:pPr>
+      <w:r>
+        <w:t xml:space="preserve">Argentina’s Human Development Index (HDI) is 0.865, placing it in the high-development category globally. However, inequality remains a significant issue. With a GINI coefficient of 0.40, the Adjusted HDI (AHDI) drops sharply to 0.465, indicating that inequality cuts national development potential nearly in </w:t>
+      </w:r>
+      <w:proofErr w:type="spellStart"/>
+      <w:proofErr w:type="gramStart"/>
+      <w:r>
+        <w:t>half.The</w:t>
+      </w:r>
+      <w:proofErr w:type="spellEnd"/>
+      <w:proofErr w:type="gramEnd"/>
+      <w:r>
+        <w:t xml:space="preserve"> country’s Heart Value (HV) a measure of economic resilience stands at 0.22, reflecting persistent economic volatility and the burden of inflation and debt. When affordability is measured through (APCI × AHDI), the Heart Affordability Value is $4,641.73, which earns a D rating, signaling affordability challenges for the average citizens. Combining both economic resilience and affordability metrics results in a </w:t>
+      </w:r>
+      <w:r>
+        <w:lastRenderedPageBreak/>
+        <w:t>Heart Score of 0.22D, placing Argentina on the lower end of global economic well-being rankings.</w:t>
+      </w:r>
+    </w:p>
+    <w:p>
+      <w:pPr>
+        <w:pStyle w:val="Compact"/>
+        <w:ind w:left="720"/>
+      </w:pPr>
+      <w:r>
+        <w:t xml:space="preserve">To conclude, Argentina is a mid-sized global economy with strong social indicators but severely weakened by high inflation, heavy debt, and low affordability for its citizens. Argentina needs to enhance its economic growth faster than the population growth, concentrate more on governance, turn the country into a lean economy to overcome inflation, tighten monetary policy to have price stability without comprising further erosion of fiscal anchor, besides, expanding export base. These are some of the </w:t>
+      </w:r>
+      <w:proofErr w:type="gramStart"/>
+      <w:r>
+        <w:t>HEART</w:t>
+      </w:r>
+      <w:proofErr w:type="gramEnd"/>
+      <w:r>
+        <w:t xml:space="preserve"> suggested measures which need to be taken in the </w:t>
+      </w:r>
+      <w:proofErr w:type="gramStart"/>
+      <w:r>
+        <w:t>medium to</w:t>
+      </w:r>
+      <w:proofErr w:type="gramEnd"/>
+      <w:r>
+        <w:t xml:space="preserve"> long term to improve economic situation of the country.</w:t>
+      </w:r>
+    </w:p>
+    <w:p>
+      <w:pPr>
+        <w:pStyle w:val="ListParagraph"/>
+        <w:numPr>
+          <w:ilvl w:val="0"/>
+          <w:numId w:val="9"/>
+        </w:numPr>
+        <w:rPr>
+          <w:b/>
+          <w:bCs/>
+          <w:color w:val="000000"/>
+          <w:sz w:val="22"/>
+          <w:szCs w:val="22"/>
+          <w:shd w:val="clear" w:color="auto" w:fill="FFFFFF"/>
+        </w:rPr>
+      </w:pPr>
+      <w:r>
+        <w:rPr>
+          <w:b/>
+          <w:bCs/>
+        </w:rPr>
+        <w:t>South Africa</w:t>
+      </w:r>
+      <w:r>
+        <w:rPr>
+          <w:b/>
+          <w:bCs/>
+        </w:rPr>
+        <w:t xml:space="preserve"> - </w:t>
+      </w:r>
+      <w:r>
+        <w:rPr>
+          <w:b/>
+          <w:bCs/>
+          <w:color w:val="000000"/>
+          <w:sz w:val="22"/>
+          <w:szCs w:val="22"/>
+          <w:shd w:val="clear" w:color="auto" w:fill="FFFFFF"/>
+        </w:rPr>
+        <w:t>0.40D-</w:t>
+      </w:r>
+      <w:r>
+        <w:rPr>
+          <w:b/>
+          <w:bCs/>
+          <w:color w:val="000000"/>
+          <w:sz w:val="22"/>
+          <w:szCs w:val="22"/>
+          <w:shd w:val="clear" w:color="auto" w:fill="FFFFFF"/>
+        </w:rPr>
+        <w:t>:</w:t>
+      </w:r>
+      <w:r>
+        <w:rPr>
+          <w:b/>
+          <w:bCs/>
+          <w:color w:val="000000"/>
+          <w:sz w:val="22"/>
+          <w:szCs w:val="22"/>
+          <w:shd w:val="clear" w:color="auto" w:fill="FFFFFF"/>
+        </w:rPr>
+        <w:t xml:space="preserve"> </w:t>
+      </w:r>
+      <w:r>
+        <w:rPr>
+          <w:color w:val="000000"/>
+          <w:sz w:val="22"/>
+          <w:szCs w:val="22"/>
+          <w:shd w:val="clear" w:color="auto" w:fill="FFFFFF"/>
+        </w:rPr>
+        <w:t>Heart Value: 0.40 | Heart Affordability Value: $707.81+| Heart Affordability Ranking: D- → Heart Score: 0.40D-</w:t>
+      </w:r>
+    </w:p>
+    <w:p>
+      <w:pPr>
+        <w:pStyle w:val="ListParagraph"/>
+        <w:rPr>
+          <w:color w:val="000000"/>
+          <w:sz w:val="22"/>
+          <w:szCs w:val="22"/>
+          <w:shd w:val="clear" w:color="auto" w:fill="FFFFFF"/>
+        </w:rPr>
+      </w:pPr>
+      <w:r>
+        <w:rPr>
+          <w:color w:val="000000"/>
+          <w:sz w:val="22"/>
+          <w:szCs w:val="22"/>
+          <w:shd w:val="clear" w:color="auto" w:fill="FFFFFF"/>
+        </w:rPr>
+        <w:t>Heart Performance in terms of Economic Resilience: Satisfactory</w:t>
+      </w:r>
+    </w:p>
+    <w:p>
+      <w:pPr>
+        <w:pStyle w:val="ListParagraph"/>
+        <w:rPr>
+          <w:color w:val="000000"/>
+          <w:sz w:val="22"/>
+          <w:szCs w:val="22"/>
+          <w:shd w:val="clear" w:color="auto" w:fill="FFFFFF"/>
+        </w:rPr>
+      </w:pPr>
+      <w:r>
+        <w:rPr>
+          <w:color w:val="000000"/>
+          <w:sz w:val="22"/>
+          <w:szCs w:val="22"/>
+          <w:shd w:val="clear" w:color="auto" w:fill="FFFFFF"/>
+        </w:rPr>
+        <w:t>Heart Performance in terms of Affordability: Very Weak</w:t>
+      </w:r>
+    </w:p>
+    <w:p>
+      <w:pPr>
+        <w:pStyle w:val="ListParagraph"/>
+        <w:rPr>
+          <w:color w:val="000000"/>
+          <w:sz w:val="22"/>
+          <w:szCs w:val="22"/>
+          <w:shd w:val="clear" w:color="auto" w:fill="FFFFFF"/>
+        </w:rPr>
+      </w:pPr>
+      <w:r>
+        <w:rPr>
+          <w:color w:val="000000"/>
+          <w:sz w:val="22"/>
+          <w:szCs w:val="22"/>
+          <w:shd w:val="clear" w:color="auto" w:fill="FFFFFF"/>
+        </w:rPr>
+        <w:t xml:space="preserve">South Africa currently has the largest economy in Africa. The country is a permanent member of G-20 and recently hosted annual G-20 summit in Johannesburg. South Africa is a mid-sized global economy with over $426 </w:t>
+      </w:r>
+      <w:proofErr w:type="spellStart"/>
+      <w:r>
+        <w:rPr>
+          <w:color w:val="000000"/>
+          <w:sz w:val="22"/>
+          <w:szCs w:val="22"/>
+          <w:shd w:val="clear" w:color="auto" w:fill="FFFFFF"/>
+        </w:rPr>
+        <w:t>billions</w:t>
+      </w:r>
+      <w:proofErr w:type="spellEnd"/>
+      <w:r>
+        <w:rPr>
+          <w:color w:val="000000"/>
+          <w:sz w:val="22"/>
+          <w:szCs w:val="22"/>
+          <w:shd w:val="clear" w:color="auto" w:fill="FFFFFF"/>
+        </w:rPr>
+        <w:t xml:space="preserve"> of GDP nominal representing 0.37% of the global economy also reflecting a relatively small but regionally influential economic presence.</w:t>
+      </w:r>
+    </w:p>
+    <w:p>
+      <w:pPr>
+        <w:pStyle w:val="ListParagraph"/>
+        <w:rPr>
+          <w:color w:val="000000"/>
+          <w:sz w:val="22"/>
+          <w:szCs w:val="22"/>
+          <w:shd w:val="clear" w:color="auto" w:fill="FFFFFF"/>
+        </w:rPr>
+      </w:pPr>
+      <w:r>
+        <w:rPr>
+          <w:color w:val="000000"/>
+          <w:sz w:val="22"/>
+          <w:szCs w:val="22"/>
+          <w:shd w:val="clear" w:color="auto" w:fill="FFFFFF"/>
+        </w:rPr>
+        <w:t>With a population of 63 million, South Africa represents 0.78% of the world’s 8.184 billion people. Despite its population size, income levels remain moderate, with a Per Capita Income (PCI) of $6,661.15. However, after adjusting for inflation and purchasing conditions, the Adjusted PCI (APCI) falls to $6,434.67, signaling limited real purchasing power for the average citizens.</w:t>
+      </w:r>
+    </w:p>
+    <w:p>
+      <w:pPr>
+        <w:pStyle w:val="ListParagraph"/>
+        <w:rPr>
+          <w:color w:val="000000"/>
+          <w:sz w:val="22"/>
+          <w:szCs w:val="22"/>
+          <w:shd w:val="clear" w:color="auto" w:fill="FFFFFF"/>
+        </w:rPr>
+      </w:pPr>
+      <w:r>
+        <w:rPr>
+          <w:color w:val="000000"/>
+          <w:sz w:val="22"/>
+          <w:szCs w:val="22"/>
+          <w:shd w:val="clear" w:color="auto" w:fill="FFFFFF"/>
+        </w:rPr>
+        <w:t xml:space="preserve">Inflation is comparatively stable at 3.4%, and interest rates at 6.75% reflect moderate borrowing costs. South Africa’s total debt stands at over $355 billion after adjustments. Interest payments </w:t>
+      </w:r>
+      <w:proofErr w:type="gramStart"/>
+      <w:r>
+        <w:rPr>
+          <w:color w:val="000000"/>
+          <w:sz w:val="22"/>
+          <w:szCs w:val="22"/>
+          <w:shd w:val="clear" w:color="auto" w:fill="FFFFFF"/>
+        </w:rPr>
+        <w:t>absorbing</w:t>
+      </w:r>
+      <w:proofErr w:type="gramEnd"/>
+      <w:r>
+        <w:rPr>
+          <w:color w:val="000000"/>
+          <w:sz w:val="22"/>
+          <w:szCs w:val="22"/>
+          <w:shd w:val="clear" w:color="auto" w:fill="FFFFFF"/>
+        </w:rPr>
+        <w:t xml:space="preserve"> 5.26% of GDP. The Adjusted Debt-to-GDP ratio is comparatively high at 83.26%, indicating a heavy fiscal burden and long-term debt sustainability concerns.</w:t>
+      </w:r>
+    </w:p>
+    <w:p>
+      <w:pPr>
+        <w:pStyle w:val="ListParagraph"/>
+        <w:rPr>
+          <w:color w:val="000000"/>
+          <w:sz w:val="22"/>
+          <w:szCs w:val="22"/>
+          <w:shd w:val="clear" w:color="auto" w:fill="FFFFFF"/>
+        </w:rPr>
+      </w:pPr>
+      <w:r>
+        <w:rPr>
+          <w:color w:val="000000"/>
+          <w:sz w:val="22"/>
+          <w:szCs w:val="22"/>
+          <w:shd w:val="clear" w:color="auto" w:fill="FFFFFF"/>
+        </w:rPr>
+        <w:t xml:space="preserve">In global trade, South Africa contributes 0.41% of the total global </w:t>
+      </w:r>
+      <w:proofErr w:type="spellStart"/>
+      <w:proofErr w:type="gramStart"/>
+      <w:r>
+        <w:rPr>
+          <w:color w:val="000000"/>
+          <w:sz w:val="22"/>
+          <w:szCs w:val="22"/>
+          <w:shd w:val="clear" w:color="auto" w:fill="FFFFFF"/>
+        </w:rPr>
+        <w:t>trade.Trade</w:t>
+      </w:r>
+      <w:proofErr w:type="spellEnd"/>
+      <w:proofErr w:type="gramEnd"/>
+      <w:r>
+        <w:rPr>
+          <w:color w:val="000000"/>
+          <w:sz w:val="22"/>
+          <w:szCs w:val="22"/>
+          <w:shd w:val="clear" w:color="auto" w:fill="FFFFFF"/>
+        </w:rPr>
+        <w:t xml:space="preserve"> is a major driver of the economy, accounting for 59.10% of GDP — a very high level for a developing nation. Notably, the country records a positive trade balance of $38 billion, equal to 8.91% of GDP, demonstrating strong export performance relative to imports.</w:t>
+      </w:r>
+    </w:p>
+    <w:p>
+      <w:pPr>
+        <w:pStyle w:val="ListParagraph"/>
+        <w:rPr>
+          <w:color w:val="000000"/>
+          <w:sz w:val="22"/>
+          <w:szCs w:val="22"/>
+          <w:shd w:val="clear" w:color="auto" w:fill="FFFFFF"/>
+        </w:rPr>
+      </w:pPr>
+      <w:r>
+        <w:rPr>
+          <w:color w:val="000000"/>
+          <w:sz w:val="22"/>
+          <w:szCs w:val="22"/>
+          <w:shd w:val="clear" w:color="auto" w:fill="FFFFFF"/>
+        </w:rPr>
+        <w:t>According to Heart Score, the four socio-economic segments of South Africa like Housing, Health, Energy and Education combined as Social Determinants contributed 36.46% of the national GDP and thus playing a significant role towards making South Africa economically robust.</w:t>
+      </w:r>
+    </w:p>
+    <w:p>
+      <w:pPr>
+        <w:pStyle w:val="ListParagraph"/>
+        <w:rPr>
+          <w:color w:val="000000"/>
+          <w:sz w:val="22"/>
+          <w:szCs w:val="22"/>
+          <w:shd w:val="clear" w:color="auto" w:fill="FFFFFF"/>
+        </w:rPr>
+      </w:pPr>
+      <w:r>
+        <w:rPr>
+          <w:color w:val="000000"/>
+          <w:sz w:val="22"/>
+          <w:szCs w:val="22"/>
+          <w:shd w:val="clear" w:color="auto" w:fill="FFFFFF"/>
+        </w:rPr>
+        <w:t>South Africa’s Human Development Index (HDI) is 0.741, placing it in the medium-high development range. However, with a GINI coefficient of 0.63 — one of the highest inequality levels globally — the Adjusted HDI (AHDI) drops dramatically to 0.111, showing that inequality sharply undermines real human development outcomes.</w:t>
+      </w:r>
+    </w:p>
+    <w:p>
+      <w:pPr>
+        <w:pStyle w:val="ListParagraph"/>
+        <w:rPr>
+          <w:color w:val="000000"/>
+          <w:sz w:val="22"/>
+          <w:szCs w:val="22"/>
+          <w:shd w:val="clear" w:color="auto" w:fill="FFFFFF"/>
+        </w:rPr>
+      </w:pPr>
+      <w:r>
+        <w:rPr>
+          <w:color w:val="000000"/>
+          <w:sz w:val="22"/>
+          <w:szCs w:val="22"/>
+          <w:shd w:val="clear" w:color="auto" w:fill="FFFFFF"/>
+        </w:rPr>
+        <w:t>The Heart Value (HV) stands at 0.40, reflecting satisfactory level of economic resilience. However, The Heart Affordability Value, calculated through APCI × AHDI, is only $707.81, which is graded D-, indicating severe affordability constraints for citizens. When combined, the final Heart Score is 0.40D-, placing South Africa on the satisfactory level of resilience with acute affordability, and quality-of-life rankings.</w:t>
+      </w:r>
+    </w:p>
+    <w:p>
+      <w:pPr>
+        <w:pStyle w:val="ListParagraph"/>
+        <w:rPr>
+          <w:color w:val="000000"/>
+          <w:sz w:val="22"/>
+          <w:szCs w:val="22"/>
+          <w:shd w:val="clear" w:color="auto" w:fill="FFFFFF"/>
+        </w:rPr>
+      </w:pPr>
+      <w:r>
+        <w:rPr>
+          <w:color w:val="000000"/>
+          <w:sz w:val="22"/>
+          <w:szCs w:val="22"/>
+          <w:shd w:val="clear" w:color="auto" w:fill="FFFFFF"/>
+        </w:rPr>
+        <w:lastRenderedPageBreak/>
+        <w:t xml:space="preserve">To conclude, South Africa is a mid-sized global economy driven by a strong and sophisticated financial services sector, significant natural resources like minerals and a large manufacturing base. The country, however, </w:t>
+      </w:r>
+      <w:proofErr w:type="gramStart"/>
+      <w:r>
+        <w:rPr>
+          <w:color w:val="000000"/>
+          <w:sz w:val="22"/>
+          <w:szCs w:val="22"/>
+          <w:shd w:val="clear" w:color="auto" w:fill="FFFFFF"/>
+        </w:rPr>
+        <w:t>severely</w:t>
+      </w:r>
+      <w:proofErr w:type="gramEnd"/>
+      <w:r>
+        <w:rPr>
+          <w:color w:val="000000"/>
+          <w:sz w:val="22"/>
+          <w:szCs w:val="22"/>
+          <w:shd w:val="clear" w:color="auto" w:fill="FFFFFF"/>
+        </w:rPr>
+        <w:t xml:space="preserve"> weakened by high inequality which is one of the highest in the world and relatively moderate concentration on all four social segments of HEART: Housing, Health, Energy and Education. This sure indicates that South Africa faces interconnected economic challenges, primarily defined by the “triple challenges” of high unemployment, poverty, and severe inequality. These issues are further compounded by low economic growth and </w:t>
+      </w:r>
+      <w:proofErr w:type="gramStart"/>
+      <w:r>
+        <w:rPr>
+          <w:color w:val="000000"/>
+          <w:sz w:val="22"/>
+          <w:szCs w:val="22"/>
+          <w:shd w:val="clear" w:color="auto" w:fill="FFFFFF"/>
+        </w:rPr>
+        <w:t>governance related</w:t>
+      </w:r>
+      <w:proofErr w:type="gramEnd"/>
+      <w:r>
+        <w:rPr>
+          <w:color w:val="000000"/>
+          <w:sz w:val="22"/>
+          <w:szCs w:val="22"/>
+          <w:shd w:val="clear" w:color="auto" w:fill="FFFFFF"/>
+        </w:rPr>
+        <w:t xml:space="preserve"> matters.  </w:t>
+      </w:r>
+    </w:p>
+    <w:p>
+      <w:pPr>
+        <w:pStyle w:val="ListParagraph"/>
+        <w:rPr>
+          <w:color w:val="000000"/>
+          <w:sz w:val="22"/>
+          <w:szCs w:val="22"/>
+          <w:shd w:val="clear" w:color="auto" w:fill="FFFFFF"/>
+        </w:rPr>
+      </w:pPr>
+      <w:r>
+        <w:rPr>
+          <w:color w:val="000000"/>
+          <w:sz w:val="22"/>
+          <w:szCs w:val="22"/>
+          <w:shd w:val="clear" w:color="auto" w:fill="FFFFFF"/>
+        </w:rPr>
+        <w:t xml:space="preserve">South Africa needs to enhance its economic growth faster than the population growth, seriously concentrate more on inequality and governance and turn the country into an inclusive lean economy to overcome some of the economic challenges at the short to medium term. Also, the country needs to address fiscal anchor, besides, expanding its strong export base. This is also worth mentioning that currently, South Africa does not enjoy good political, economic, and diplomatic relations with USA—the biggest economy of the world. In fact, US President had boycotted the recently concluded G-20 summit held in Saunth Africa from November 20th to 21 Novembr,2025 due to country’s alleged discrimination against its white citizens as what US President has claimed. The bilateral relations have further worsened when US President also made an announcement very recently that he will not invite South Africa to attend next year’s 2026 G-20 summit which is scheduled to be held in Miami USA. The ongoing trade war which USA has started with the entire world has further exacerbated South Africa’s problems. These are existential external economic challenges for which South Africa </w:t>
+      </w:r>
+      <w:proofErr w:type="gramStart"/>
+      <w:r>
+        <w:rPr>
+          <w:color w:val="000000"/>
+          <w:sz w:val="22"/>
+          <w:szCs w:val="22"/>
+          <w:shd w:val="clear" w:color="auto" w:fill="FFFFFF"/>
+        </w:rPr>
+        <w:t>need</w:t>
+      </w:r>
+      <w:proofErr w:type="gramEnd"/>
+      <w:r>
+        <w:rPr>
+          <w:color w:val="000000"/>
+          <w:sz w:val="22"/>
+          <w:szCs w:val="22"/>
+          <w:shd w:val="clear" w:color="auto" w:fill="FFFFFF"/>
+        </w:rPr>
+        <w:t xml:space="preserve"> to tackle through economic diplomacy and national resolve.</w:t>
       </w:r>
     </w:p>
     <w:p>
@@ -1575,6 +2897,127 @@
     <w:p>
       <w:pPr>
         <w:pStyle w:val="Compact"/>
+        <w:ind w:left="720"/>
+        <w:rPr>
+          <w:b/>
+          <w:bCs/>
+        </w:rPr>
+      </w:pPr>
+      <w:r>
+        <w:rPr>
+          <w:b/>
+          <w:bCs/>
+        </w:rPr>
+        <w:t>And Another Explanation by Mr. Khurshid is</w:t>
+      </w:r>
+    </w:p>
+    <w:p>
+      <w:pPr>
+        <w:pStyle w:val="Compact"/>
+        <w:ind w:left="720"/>
+      </w:pPr>
+      <w:r>
+        <w:t>Italy: Heart Value: 0.45 | Heart Affordability Value: $23,179+ | Heart</w:t>
+      </w:r>
+    </w:p>
+    <w:p>
+      <w:pPr>
+        <w:pStyle w:val="Compact"/>
+        <w:ind w:left="720"/>
+      </w:pPr>
+      <w:r>
+        <w:t>Affordability Ranking: B– → Heart Score: 0.45B–</w:t>
+      </w:r>
+    </w:p>
+    <w:p>
+      <w:pPr>
+        <w:pStyle w:val="Compact"/>
+        <w:ind w:left="720"/>
+      </w:pPr>
+      <w:r>
+        <w:t>Heart Performance in terms of Economic Resilience: Good</w:t>
+      </w:r>
+    </w:p>
+    <w:p>
+      <w:pPr>
+        <w:pStyle w:val="Compact"/>
+        <w:ind w:left="720"/>
+      </w:pPr>
+      <w:r>
+        <w:t>Heart Performance in terms of Affordability: Satisfactory</w:t>
+      </w:r>
+    </w:p>
+    <w:p>
+      <w:pPr>
+        <w:pStyle w:val="Compact"/>
+        <w:ind w:left="720"/>
+      </w:pPr>
+      <w:r>
+        <w:t xml:space="preserve">Italy, with a strong GDP of $2.4 trillion, represents 2.13% of global GDP, making it one of the world’s major advanced economies. The country is a permanent member of two biggest economic groups of the </w:t>
+      </w:r>
+      <w:proofErr w:type="gramStart"/>
+      <w:r>
+        <w:t>world</w:t>
+      </w:r>
+      <w:proofErr w:type="gramEnd"/>
+      <w:r>
+        <w:t xml:space="preserve"> namely G7 &amp; G-20. Italy has been ranked as the 8th largest economy of the world in terms of GDP nominal. With a population of 58.9 million, the country maintains a high standard of living supported by a per-capita income (PCI) of $41,137. Due to moderate inflation (4.5%), the Adjusted PCI remains strong at $39,286, reflecting robust consumer affordability relative to European peers.</w:t>
+      </w:r>
+    </w:p>
+    <w:p>
+      <w:pPr>
+        <w:pStyle w:val="Compact"/>
+        <w:ind w:left="720"/>
+      </w:pPr>
+      <w:r>
+        <w:lastRenderedPageBreak/>
+        <w:t>Fiscal stress, however, is substantial. Italy’s adjusted debt-to-GDP ratio is 139.22%, one of the highest globally, and interest payments consume 3.92% of GDP, limiting fiscal maneuverability. Italy plays a significant role in global trade, contributing 2.51%, with a surplus trade balance of $186.6, equal to 7.70% of its GDP, reinforcing its export-driven resilience.</w:t>
+      </w:r>
+    </w:p>
+    <w:p>
+      <w:pPr>
+        <w:pStyle w:val="Compact"/>
+        <w:ind w:left="720"/>
+      </w:pPr>
+      <w:proofErr w:type="gramStart"/>
+      <w:r>
+        <w:t>Heart Sectoral allocations</w:t>
+      </w:r>
+      <w:proofErr w:type="gramEnd"/>
+      <w:r>
+        <w:t xml:space="preserve"> remain healthy: housing (18%), health (7.9%), energy (9%), and education (4%) collectively support a strong social infrastructure. Italy’s HDI is high at 0.915, but inequality (GINI 0.325) reduces the Adjusted HDI to 0.59. With a relatively strong affordability value of $23,178.94, Italy ranks B− in affordability.</w:t>
+      </w:r>
+    </w:p>
+    <w:p>
+      <w:pPr>
+        <w:pStyle w:val="Compact"/>
+        <w:ind w:left="720"/>
+      </w:pPr>
+      <w:r>
+        <w:t>Overall, Italy’s economic scale, strong social systems, and robust trade performance position it in the MODERATE HEART (Good to Satisfactory) Score category. However, very high debt levels and demographic pressures pose long-term risks that require structural reforms, high economic growth, and productivity gains for sustained economic resilience and that too without compromising the quality of affordability for Italian citizens.</w:t>
+      </w:r>
+    </w:p>
+    <w:p>
+      <w:pPr>
+        <w:pStyle w:val="Compact"/>
+        <w:ind w:left="720"/>
+      </w:pPr>
+      <w:r>
+        <w:t>Moreover, ongoing war between Russia and Ukraine once stopped and concluded with just settlement would further improve the economic outlook of Italy, since, due to political compulsion, Italy being part of the European Union can’t remain isolated from this war and thus had to help Ukraine materially which puts pressure on its economy.</w:t>
+      </w:r>
+    </w:p>
+    <w:p>
+      <w:pPr>
+        <w:pStyle w:val="Compact"/>
+        <w:ind w:left="720"/>
+      </w:pPr>
+      <w:r>
+        <w:t>The last but not the least the end of US trade war is also vital to get back economic stability in policies and to keep the global as well as Italian economy efficiently moving.</w:t>
+      </w:r>
+    </w:p>
+    <w:p>
+      <w:pPr>
+        <w:pStyle w:val="Compact"/>
         <w:numPr>
           <w:ilvl w:val="0"/>
           <w:numId w:val="4"/>
@@ -1614,6 +3057,167 @@
     <w:p>
       <w:pPr>
         <w:pStyle w:val="Compact"/>
+        <w:ind w:left="720"/>
+        <w:rPr>
+          <w:b/>
+          <w:bCs/>
+        </w:rPr>
+      </w:pPr>
+      <w:r>
+        <w:rPr>
+          <w:b/>
+          <w:bCs/>
+        </w:rPr>
+        <w:t>And Another Explanation by Mr. Khurshid is</w:t>
+      </w:r>
+    </w:p>
+    <w:p>
+      <w:pPr>
+        <w:pStyle w:val="Compact"/>
+        <w:ind w:left="720"/>
+      </w:pPr>
+      <w:r>
+        <w:t>Brazil – Heart Value: 0.44 | Heart Affordability Value: $28,530+ | Heart Affordability Ranking: B → Heart Score: 0.44B.</w:t>
+      </w:r>
+    </w:p>
+    <w:p>
+      <w:pPr>
+        <w:pStyle w:val="Compact"/>
+        <w:ind w:left="720"/>
+      </w:pPr>
+      <w:r>
+        <w:t>Heart Performance in terms of Economic Resilience: Good</w:t>
+      </w:r>
+    </w:p>
+    <w:p>
+      <w:pPr>
+        <w:pStyle w:val="Compact"/>
+        <w:ind w:left="720"/>
+      </w:pPr>
+      <w:r>
+        <w:t>Heart Performance in terms of Affordability: Good</w:t>
+      </w:r>
+    </w:p>
+    <w:p>
+      <w:pPr>
+        <w:pStyle w:val="Compact"/>
+        <w:ind w:left="720"/>
+      </w:pPr>
+      <w:r>
+        <w:t>France has a developed social market economy with an estimated nominal GDP of US$ 3.21 trillion in 2024, it is the 7th largest national economy in the world and the third largest in Europe after Germany and the UK representing 2.82% of the global GDP.</w:t>
+      </w:r>
+    </w:p>
+    <w:p>
+      <w:pPr>
+        <w:pStyle w:val="Compact"/>
+        <w:ind w:left="720"/>
+      </w:pPr>
+      <w:r>
+        <w:lastRenderedPageBreak/>
+        <w:t xml:space="preserve">According to Heart Score, the four socio-economic segments of France like Housing, Health, Energy and Education combined as Social Determinants contributed 47.5% of the national GDP and thus playing a significant role towards making France economically robust. This allocation shows that France continues to invest in key social infrastructure. However, the fiscal anchor of France shows a high Debt-to-GDP ratio of over 115% for which France allocated over 2.4% of its GDP towards debt servicing. Reasonably high trade deficit of US$ 113 </w:t>
+      </w:r>
+      <w:proofErr w:type="spellStart"/>
+      <w:proofErr w:type="gramStart"/>
+      <w:r>
+        <w:t>billions</w:t>
+      </w:r>
+      <w:proofErr w:type="spellEnd"/>
+      <w:proofErr w:type="gramEnd"/>
+      <w:r>
+        <w:t xml:space="preserve"> constitutes 3.52% of its GDP has put further pressure on fiscal anchor and thus yet another area which needs to be addressed and fixed.</w:t>
+      </w:r>
+    </w:p>
+    <w:p>
+      <w:pPr>
+        <w:pStyle w:val="Compact"/>
+        <w:ind w:left="720"/>
+      </w:pPr>
+      <w:r>
+        <w:t>Moreover, France’s economic resilience is also closely tied to external factors. Its trade dependency on the EU, China &amp; The United States—its three biggest trading partners—makes the French economy highly vulnerable particularly to U.S. policy changes, tariffs, and political shifts. Any changes in U.S. industrial and trade strategy or supply</w:t>
+      </w:r>
+      <w:r>
+        <w:rPr>
+          <w:rFonts w:ascii="Cambria Math" w:hAnsi="Cambria Math" w:cs="Cambria Math"/>
+        </w:rPr>
+        <w:t>‑</w:t>
+      </w:r>
+      <w:r>
+        <w:t>chain management can directly affect France</w:t>
+      </w:r>
+      <w:r>
+        <w:rPr>
+          <w:rFonts w:ascii="Aptos" w:hAnsi="Aptos" w:cs="Aptos"/>
+        </w:rPr>
+        <w:t>’</w:t>
+      </w:r>
+      <w:r>
+        <w:t>s growth trajectory. Ongoing trade war started by USA against the entire world and tit for tat response by Chinese have badly impacted and disrupted the global supply</w:t>
+      </w:r>
+      <w:r>
+        <w:rPr>
+          <w:rFonts w:ascii="Cambria Math" w:hAnsi="Cambria Math" w:cs="Cambria Math"/>
+        </w:rPr>
+        <w:t>‑</w:t>
+      </w:r>
+      <w:r>
+        <w:t>chain and therefore highlighted the fragility of this dependency.</w:t>
+      </w:r>
+    </w:p>
+    <w:p>
+      <w:pPr>
+        <w:pStyle w:val="Compact"/>
+        <w:ind w:left="720"/>
+      </w:pPr>
+      <w:r>
+        <w:t xml:space="preserve">Despite economic challenges, France has been blessed with high quality infrastructure, a skilled work force, a reasonably diversified and globally competitive industrial sector, good agricultural base and a strong tourism industry all contributing to augment French economic resilience. Some of the notable economic challenges or weaknesses however </w:t>
+      </w:r>
+      <w:proofErr w:type="gramStart"/>
+      <w:r>
+        <w:t>include:</w:t>
+      </w:r>
+      <w:proofErr w:type="gramEnd"/>
+      <w:r>
+        <w:t xml:space="preserve"> High debt and spending, labor market rigidities, a complex regulatory environment, a structural trade deficit and De-industrialization and lack of innovation.   </w:t>
+      </w:r>
+    </w:p>
+    <w:p>
+      <w:pPr>
+        <w:pStyle w:val="Compact"/>
+        <w:ind w:left="720"/>
+      </w:pPr>
+      <w:r>
+        <w:t xml:space="preserve">To conclude, higher investments in innovation, modernization of technologies particularly in AI, digital infrastructure, diversification of economy and trade and concentrating more on research based educational structure are needed to increase </w:t>
+      </w:r>
+      <w:proofErr w:type="gramStart"/>
+      <w:r>
+        <w:t>the productivity</w:t>
+      </w:r>
+      <w:proofErr w:type="gramEnd"/>
+      <w:r>
+        <w:t xml:space="preserve"> and decrease dependency on the exports of commodities and services in the long run. Also, given the unique nature of France having witnessed the French Revolution 1789, the French requires to create national harmony among all segments of society to keep French economy efficiently moving without compromising inclusivity.</w:t>
+      </w:r>
+    </w:p>
+    <w:p>
+      <w:pPr>
+        <w:pStyle w:val="Compact"/>
+        <w:ind w:left="720"/>
+      </w:pPr>
+      <w:r>
+        <w:t>In general, France has good economic potentials along with effective Social Determinants, and therefore through stated targeted reforms, France would be able to enhance economic resilience and so as affordability. War between Russia and Ukraine once stopped and concluded with just settlement would further improve the growth and economic outlook of France since, due to political and geographical compulsions, France can’t remain isolated from this war and thus had to help Ukraine materially which puts pressure on its economy.</w:t>
+      </w:r>
+    </w:p>
+    <w:p>
+      <w:pPr>
+        <w:pStyle w:val="Compact"/>
+        <w:ind w:left="720"/>
+      </w:pPr>
+      <w:r>
+        <w:t>The last but not the least the end of US trade war is also vital to get back economic stability in policies and to keep the global as well as French economy efficiently moving.</w:t>
+      </w:r>
+    </w:p>
+    <w:p>
+      <w:pPr>
+        <w:pStyle w:val="Compact"/>
         <w:numPr>
           <w:ilvl w:val="0"/>
           <w:numId w:val="4"/>
@@ -1674,6 +3278,207 @@
     <w:p>
       <w:pPr>
         <w:pStyle w:val="Compact"/>
+        <w:ind w:left="720"/>
+        <w:rPr>
+          <w:b/>
+          <w:bCs/>
+        </w:rPr>
+      </w:pPr>
+      <w:r>
+        <w:rPr>
+          <w:b/>
+          <w:bCs/>
+        </w:rPr>
+        <w:t>And Another Explanation by Mr. Khurshid is</w:t>
+      </w:r>
+    </w:p>
+    <w:p>
+      <w:pPr>
+        <w:pStyle w:val="Compact"/>
+        <w:ind w:left="720"/>
+      </w:pPr>
+      <w:r>
+        <w:t>Indonesia – Heart Value: 0.43 | Heart Affordability Value: $1,720+ | Heart Affordability Ranking: D- → Heart Score: 0.43D-</w:t>
+      </w:r>
+    </w:p>
+    <w:p>
+      <w:pPr>
+        <w:pStyle w:val="Compact"/>
+        <w:ind w:left="720"/>
+      </w:pPr>
+      <w:r>
+        <w:t>Heart Performance in terms of Economic Resilience: Weak</w:t>
+      </w:r>
+    </w:p>
+    <w:p>
+      <w:pPr>
+        <w:pStyle w:val="Compact"/>
+        <w:ind w:left="720"/>
+      </w:pPr>
+      <w:r>
+        <w:t>Heart Performance in terms of Affordability: Very Weak</w:t>
+      </w:r>
+    </w:p>
+    <w:p>
+      <w:pPr>
+        <w:pStyle w:val="Compact"/>
+        <w:ind w:left="720"/>
+      </w:pPr>
+      <w:r>
+        <w:t>Indonesia with a population of 285 million people and GDP of $ 1.43 trillion is one of the notable emerging economies in the Asian continent and has become an important part of the global economic system. The country is also a permanent member of G-20 and ASEAN (Association of Southeast Asian Nations).</w:t>
+      </w:r>
+    </w:p>
+    <w:p>
+      <w:pPr>
+        <w:pStyle w:val="Compact"/>
+        <w:ind w:left="720"/>
+      </w:pPr>
+      <w:r>
+        <w:t>Indonesia is the world’s 17th largest economy, contributing 1.26% to global GDP, with a massive population representing 3.48% of the world's population. While India’s economic size is relatively reasonable, its per capita income ($5,020) remains significantly lower compared to that of advanced economies. After adjusting for inflation, the Adjusted Per Capita Income stands at $4,920 contributing to a low affordability score.</w:t>
+      </w:r>
+    </w:p>
+    <w:p>
+      <w:pPr>
+        <w:pStyle w:val="Compact"/>
+        <w:ind w:left="720"/>
+      </w:pPr>
+      <w:r>
+        <w:t xml:space="preserve">Indonesia’s total adjusted debt is $ 610.89 </w:t>
+      </w:r>
+      <w:proofErr w:type="spellStart"/>
+      <w:r>
+        <w:t>billions</w:t>
+      </w:r>
+      <w:proofErr w:type="spellEnd"/>
+      <w:r>
+        <w:t xml:space="preserve">, with an adjusted debt-to-GDP ratio of 42.73%, which remains manageable for a rapidly developing economy. Trade contributes 39.62% to GDP, with modest 2.09% of trade surplus to GDP reflecting fiscal and monetary policies are </w:t>
+      </w:r>
+      <w:proofErr w:type="gramStart"/>
+      <w:r>
+        <w:t>being managed</w:t>
+      </w:r>
+      <w:proofErr w:type="gramEnd"/>
+      <w:r>
+        <w:t xml:space="preserve"> efficiently as fiscal flexibility is important in case of worldwide economic shocks.</w:t>
+      </w:r>
+    </w:p>
+    <w:p>
+      <w:pPr>
+        <w:pStyle w:val="Compact"/>
+        <w:ind w:left="720"/>
+      </w:pPr>
+      <w:r>
+        <w:t>According to Heart Score, the four socio-economic segments of Indonesia such as Housing, Health, Energy and Education combined as Social Determinants contributed 41.7% of the national GDP and thus playing a significant role towards making Indonesia economically robust. This allocation shows that Indonesia continues to invest in key social infrastructure.</w:t>
+      </w:r>
+    </w:p>
+    <w:p>
+      <w:pPr>
+        <w:pStyle w:val="Compact"/>
+        <w:ind w:left="720"/>
+      </w:pPr>
+      <w:r>
+        <w:t>The trade balance of the country is still strong mainly because of its efficient export base, which is mainly composed of coal, palm oil, natural gas, nickel, and copper as commodities.</w:t>
+      </w:r>
+    </w:p>
+    <w:p>
+      <w:pPr>
+        <w:pStyle w:val="Compact"/>
+        <w:ind w:left="720"/>
+      </w:pPr>
+      <w:r>
+        <w:t xml:space="preserve">Nonetheless, the affordability profile of Indonesia is reasonable but has some structural issues. The cost of living is usually competitive compared to developed countries, yet the lack of income equality and geographical inequality is still a significant challenge. This is worth highlighting that Indonesian youth are unhappy with their government due to a combination of economic hardship, high </w:t>
+      </w:r>
+      <w:r>
+        <w:lastRenderedPageBreak/>
+        <w:t>unemployment, widespread corruption and nepotism and a perceived decline in democratic freedom. These frustrations have fueled the recent “Dark Indonesia” protest movements. Key grievances include:</w:t>
+      </w:r>
+    </w:p>
+    <w:p>
+      <w:pPr>
+        <w:pStyle w:val="Compact"/>
+        <w:numPr>
+          <w:ilvl w:val="0"/>
+          <w:numId w:val="8"/>
+        </w:numPr>
+      </w:pPr>
+      <w:r>
+        <w:t>Economic inequality and job security</w:t>
+      </w:r>
+    </w:p>
+    <w:p>
+      <w:pPr>
+        <w:pStyle w:val="Compact"/>
+        <w:numPr>
+          <w:ilvl w:val="0"/>
+          <w:numId w:val="8"/>
+        </w:numPr>
+      </w:pPr>
+      <w:r>
+        <w:t>Corruption and Elite Privilege</w:t>
+      </w:r>
+    </w:p>
+    <w:p>
+      <w:pPr>
+        <w:pStyle w:val="Compact"/>
+        <w:numPr>
+          <w:ilvl w:val="0"/>
+          <w:numId w:val="8"/>
+        </w:numPr>
+      </w:pPr>
+      <w:r>
+        <w:t>Government policies and budget cuts</w:t>
+      </w:r>
+    </w:p>
+    <w:p>
+      <w:pPr>
+        <w:pStyle w:val="Compact"/>
+        <w:numPr>
+          <w:ilvl w:val="0"/>
+          <w:numId w:val="8"/>
+        </w:numPr>
+      </w:pPr>
+      <w:r>
+        <w:t>Democratic backsliding and governance concerns</w:t>
+      </w:r>
+    </w:p>
+    <w:p>
+      <w:pPr>
+        <w:pStyle w:val="Compact"/>
+        <w:ind w:left="720"/>
+      </w:pPr>
+      <w:r>
+        <w:t xml:space="preserve">To sustain and improve economic resilience and affordability, Indonesia needs to concentrate on youth grievances and have those issued fixed. Also, country needs to enhance inclusive economic growth faster than the demographic growth rate. This necessitates </w:t>
+      </w:r>
+      <w:proofErr w:type="gramStart"/>
+      <w:r>
+        <w:t>the</w:t>
+      </w:r>
+      <w:proofErr w:type="gramEnd"/>
+      <w:r>
+        <w:t xml:space="preserve"> increase in labor productivity, diversification that is not based on the extensive use of commodity exports, the reinforcement of manufacturing capacity, and the increase in digital infrastructure.</w:t>
+      </w:r>
+    </w:p>
+    <w:p>
+      <w:pPr>
+        <w:pStyle w:val="Compact"/>
+        <w:ind w:left="720"/>
+      </w:pPr>
+      <w:r>
+        <w:t>Moreover, Indonesia is subjected to the risks of climate change, such as floods, earth quicks, rise of sea level, and impact of agricultural performance, which, in the long term, endangers the sustainability of the economic growth. Re-greening policies, commitment in climate adaptation, and increasing disaster resilience are essential concerns in the future.</w:t>
+      </w:r>
+    </w:p>
+    <w:p>
+      <w:pPr>
+        <w:pStyle w:val="Compact"/>
+        <w:ind w:left="720"/>
+      </w:pPr>
+      <w:r>
+        <w:t>Besides, to achieve sustainable long-term performance, Indonesia should focus on structural reforms, logistics and supply chain network modernization, and further investment in education and technological development. Although its Social Determinants play a crucial role in helping it to become resilient, the country requires major reforms and diversification to achieve long-term growth and affordability to its population. The ongoing trade war which US has started with all its trading partners including Indonesia has also created economic uncertainty globally which needs to be settled as quick as possible to keep global economies efficiently moving.</w:t>
+      </w:r>
+    </w:p>
+    <w:p>
+      <w:pPr>
+        <w:pStyle w:val="Compact"/>
         <w:numPr>
           <w:ilvl w:val="0"/>
           <w:numId w:val="4"/>
@@ -1713,6 +3518,120 @@
     <w:p>
       <w:pPr>
         <w:pStyle w:val="Compact"/>
+        <w:ind w:left="720"/>
+      </w:pPr>
+      <w:r>
+        <w:rPr>
+          <w:b/>
+          <w:bCs/>
+        </w:rPr>
+        <w:t>And Another Explanation by Mr. Khurshid is</w:t>
+      </w:r>
+    </w:p>
+    <w:p>
+      <w:pPr>
+        <w:pStyle w:val="Compact"/>
+        <w:ind w:left="720"/>
+      </w:pPr>
+      <w:r>
+        <w:t>Heart Value: 0.41 | Heart Affordability Value: $33,940+ | Heart Affordability Ranking: B+ → Heart Score: 0.41B+</w:t>
+      </w:r>
+    </w:p>
+    <w:p>
+      <w:pPr>
+        <w:pStyle w:val="Compact"/>
+        <w:ind w:left="720"/>
+      </w:pPr>
+      <w:r>
+        <w:t>Heart Performance in terms of Economic Resilience: Good</w:t>
+      </w:r>
+    </w:p>
+    <w:p>
+      <w:pPr>
+        <w:pStyle w:val="Compact"/>
+        <w:ind w:left="720"/>
+      </w:pPr>
+      <w:r>
+        <w:t>Heart Performance in terms of Affordability: Very Good</w:t>
+      </w:r>
+    </w:p>
+    <w:p>
+      <w:pPr>
+        <w:pStyle w:val="Compact"/>
+        <w:ind w:left="720"/>
+      </w:pPr>
+      <w:r>
+        <w:lastRenderedPageBreak/>
+        <w:t>Canada is one of the most stable and developed economies of the world, ranking 9th globally by nominal GDP, accounting for approximately 1.97% of global economy. Its economic strength is largely driven by natural resources, advanced service sectors, and a well-diversified industrial base. According to Heart Score analysis, the four key socio-economic segments—housing, health, energy, and education—contribute around 40.6% of Canada’s GDP, reflecting a strong focus on human development and social welfare.</w:t>
+      </w:r>
+    </w:p>
+    <w:p>
+      <w:pPr>
+        <w:pStyle w:val="Compact"/>
+        <w:ind w:left="720"/>
+      </w:pPr>
+      <w:r>
+        <w:t xml:space="preserve">The country maintains a healthy fiscal position with a debt-to-GDP ratio of roughly 43.16% and a moderate trade deficit of 0.36% of GDP, </w:t>
+      </w:r>
+      <w:proofErr w:type="spellStart"/>
+      <w:r>
+        <w:t>signalling</w:t>
+      </w:r>
+      <w:proofErr w:type="spellEnd"/>
+      <w:r>
+        <w:t xml:space="preserve"> stable economic fundamentals. Canada’s affordability is relatively high due to balanced wage levels, social support programs, and efficient healthcare and education systems.</w:t>
+      </w:r>
+    </w:p>
+    <w:p>
+      <w:pPr>
+        <w:pStyle w:val="Compact"/>
+        <w:ind w:left="720"/>
+      </w:pPr>
+      <w:r>
+        <w:t xml:space="preserve">However, Canada faces some challenges. USA is Canada’s next-door </w:t>
+      </w:r>
+      <w:proofErr w:type="spellStart"/>
+      <w:r>
+        <w:t>neighbour</w:t>
+      </w:r>
+      <w:proofErr w:type="spellEnd"/>
+      <w:r>
+        <w:t xml:space="preserve"> and largest trading partner for more than 100 years has started a trade war with Canada and imposed heavy tariffs on Canadian goods being exported to USA. This has badly impacted on Canadian economy because historically Canadian economy has been integrated with US economy. In addition to that, Canadian economy is heavily reliant on natural resource exports, especially oil and gas, making it vulnerable to global commodity price fluctuations. Rising housing costs in major cities like Toronto and Vancouver are reducing affordability for citizens. Inflationary pressures, particularly in food and energy, are affecting consumer spending. To sustain economic growth and resilience, Canada should diversify into technology, renewable energy, and advanced manufacturing sectors. Besides, Canada needs to focus on making new trading partners to reduce dependency on US.</w:t>
+      </w:r>
+    </w:p>
+    <w:p>
+      <w:pPr>
+        <w:pStyle w:val="Compact"/>
+        <w:ind w:left="720"/>
+      </w:pPr>
+      <w:r>
+        <w:t xml:space="preserve">The Canadian House of Commons has very recently passed the 2025-2026 federal budget in which GOVT proposed enhancing national debt to $ 78 </w:t>
+      </w:r>
+      <w:r>
+        <w:t>Billion</w:t>
+      </w:r>
+      <w:r>
+        <w:t xml:space="preserve">. It is therefore suggested that GOVT of Canada must concentrate on real spending on social development to keep national economy efficiently moving and that too without compromising of fiscal anchor. Equally important to maintain and augment </w:t>
+      </w:r>
+      <w:r>
+        <w:t>economic</w:t>
+      </w:r>
+      <w:r>
+        <w:t xml:space="preserve"> growth as well as improving gains on productivity to enhance affordability.</w:t>
+      </w:r>
+    </w:p>
+    <w:p>
+      <w:pPr>
+        <w:pStyle w:val="Compact"/>
+        <w:ind w:left="720"/>
+      </w:pPr>
+      <w:r>
+        <w:t>Conclusion: Canada remains economically resilient with high affordability, but strategic diversification and proactive fiscal policies are essential to ensure long-term sustainability.</w:t>
+      </w:r>
+    </w:p>
+    <w:p>
+      <w:pPr>
+        <w:pStyle w:val="Compact"/>
         <w:numPr>
           <w:ilvl w:val="0"/>
           <w:numId w:val="4"/>
@@ -1746,7 +3665,69 @@
         <w:t>unique headwinds</w:t>
       </w:r>
       <w:r>
-        <w:t>: an aging/shrinking population, decades of deflationary pressure, and very high public debt (over 250% of GDP). These issues constrain its current performance. Japan’s HDI is high, but the “B-” suggests that relative to income, cost-of-living and inequality issues exist (e.g. an aging society with pensions burdens). In short, Japan’s economic strength is tempered by demographic and debt challenges, pulling its holistic score down. Structural reforms (like boosting productivity, immigration, fiscal balance) would be needed to improve Japan’s outlook.</w:t>
+        <w:t xml:space="preserve">: an aging/shrinking population, decades of deflationary pressure, and very high public debt (over 250% of GDP). These issues constrain its current performance. Japan’s HDI is high, but the “B-” suggests that relative to income, cost-of-living and inequality issues exist (e.g. an aging society with pensions burdens). In short, Japan’s economic strength is tempered by demographic and debt challenges, pulling its holistic score down. Structural reforms (like boosting </w:t>
+      </w:r>
+      <w:r>
+        <w:lastRenderedPageBreak/>
+        <w:t>productivity, immigration, fiscal balance) would be needed to improve Japan’s outlook.</w:t>
+      </w:r>
+    </w:p>
+    <w:p>
+      <w:pPr>
+        <w:pStyle w:val="Compact"/>
+        <w:ind w:left="720"/>
+      </w:pPr>
+      <w:r>
+        <w:rPr>
+          <w:b/>
+          <w:bCs/>
+        </w:rPr>
+        <w:t>And Another Explanation by Mr. Khurshid is</w:t>
+      </w:r>
+    </w:p>
+    <w:p>
+      <w:pPr>
+        <w:pStyle w:val="Compact"/>
+        <w:ind w:left="720"/>
+      </w:pPr>
+      <w:r>
+        <w:t>Japan – Heart Value: 0.41 | Heart Affordability Value: $21,575+| Heart Affordability Ranking: B- → Heart Score: 0.41B-.</w:t>
+      </w:r>
+    </w:p>
+    <w:p>
+      <w:pPr>
+        <w:pStyle w:val="Compact"/>
+        <w:ind w:left="720"/>
+      </w:pPr>
+      <w:r>
+        <w:t>Heart Performance in terms of Economic Resilience: Good</w:t>
+      </w:r>
+    </w:p>
+    <w:p>
+      <w:pPr>
+        <w:pStyle w:val="Compact"/>
+        <w:ind w:left="720"/>
+      </w:pPr>
+      <w:r>
+        <w:t>Heart Performance in terms of Affordability: Satisfactory</w:t>
+      </w:r>
+    </w:p>
+    <w:p>
+      <w:pPr>
+        <w:pStyle w:val="Compact"/>
+        <w:ind w:left="720"/>
+      </w:pPr>
+      <w:r>
+        <w:t>Japan is the world’s fifth largest economy in terms of GDP Nominal constituting about 3.68% of the global economic market share. As per the Heart Score analysis, all four socio-economic segments, namely, Housing, Health, Energy and Education grouped together as Social Determinants contributed about 38.6% of the country’s GDP. Also, country is maintaining a sound fiscal position because it has maintained relatively a low Debt to GDP Ratio of 43.16%. Besides, the country’s very moderate trade deficit of US$ eight billion which is only 0.19% of its GDP made Japan relatively in a sound position to country some of the negative impacts caused due to global trade war started by USA against all its trading partners including Japan. As far as Affordability is concerned, Japan’s Heart Affordability is considered satisfactory. However, to maintain and augment the economic resilience and affordability, Japan must concentrate on accelerated economic growth much faster than the population growth for which the country first needs to tackle ageing and shrinking population. Additionally, some fiscal adjustments are needed coupled with low productivity and stagnant wages. Besides, Japan must work hard on trade due to its declining export growth because of global competition and slowing demand.</w:t>
+      </w:r>
+    </w:p>
+    <w:p>
+      <w:pPr>
+        <w:pStyle w:val="Compact"/>
+        <w:ind w:left="720"/>
+      </w:pPr>
+      <w:r>
+        <w:t>The Japan’s economy is strong but fragile at the same time due to some vulnerabilities mentioned. It is also worth highlighting that recent diplomatic spat between China and Japan over Taiwan threatens Japan’s already fragile economy for which it is of paramount importance for Japan to normalize its diplomatic and economic relations with China—the second biggest economy of the world.</w:t>
       </w:r>
     </w:p>
     <w:p>
@@ -1791,6 +3772,340 @@
     <w:p>
       <w:pPr>
         <w:pStyle w:val="Compact"/>
+        <w:ind w:left="720"/>
+        <w:rPr>
+          <w:b/>
+          <w:bCs/>
+        </w:rPr>
+      </w:pPr>
+      <w:r>
+        <w:rPr>
+          <w:b/>
+          <w:bCs/>
+        </w:rPr>
+        <w:t>And Another Explanation by Mr. Khurshid is</w:t>
+      </w:r>
+    </w:p>
+    <w:p>
+      <w:pPr>
+        <w:pStyle w:val="Compact"/>
+        <w:ind w:left="720"/>
+      </w:pPr>
+      <w:r>
+        <w:t>Brazil – Heart Value: 0.38 | Heart Affordability Value: $32,140+ | Heart Affordability Ranking: B+ → Heart Score: 0.38B+.</w:t>
+      </w:r>
+    </w:p>
+    <w:p>
+      <w:pPr>
+        <w:pStyle w:val="Compact"/>
+        <w:ind w:left="720"/>
+      </w:pPr>
+      <w:r>
+        <w:t>Heart Performance in terms of Economic Resilience: Satisfactory</w:t>
+      </w:r>
+    </w:p>
+    <w:p>
+      <w:pPr>
+        <w:pStyle w:val="Compact"/>
+        <w:ind w:left="720"/>
+      </w:pPr>
+      <w:r>
+        <w:t>Heart Performance in terms of Affordability: Very Good</w:t>
+      </w:r>
+    </w:p>
+    <w:p>
+      <w:pPr>
+        <w:pStyle w:val="Compact"/>
+        <w:ind w:left="720"/>
+      </w:pPr>
+      <w:r>
+        <w:lastRenderedPageBreak/>
+        <w:t>The United Kingdom (UK) has a highly developed social market economy with an estimated nominal GDP of US$ 3.48 trillion in 2024, it is the sixth largest national economy in the world and the second largest in Europe representing 3.37% of the global GDP. Its currency the British Pound Sterling is the fourth largest reserve currency after the US$, the Euro and the Yen.</w:t>
+      </w:r>
+    </w:p>
+    <w:p>
+      <w:pPr>
+        <w:pStyle w:val="Compact"/>
+        <w:ind w:left="720"/>
+      </w:pPr>
+      <w:r>
+        <w:t>The UK historically has been regarded as a country having “High Stake Egalitarian Society” with strong social support system as such, according to Heart Score, the four socio-economic segments of UK like Housing, Health, Energy and Education combined as Social Determinants contributed 40.2% of the national GDP and thus playing a significant role towards making UK economically robust. This allocation shows that UK continues to invest in key social infrastructure.</w:t>
+      </w:r>
+    </w:p>
+    <w:p>
+      <w:pPr>
+        <w:pStyle w:val="Compact"/>
+        <w:ind w:left="720"/>
+      </w:pPr>
+      <w:r>
+        <w:t>UK’s Affordability has been considered as very good as per Heart analysis, however, one of the primary constraints on UK’s affordability is income inequality with GINI Coefficient stands at 0.354.</w:t>
+      </w:r>
+    </w:p>
+    <w:p>
+      <w:pPr>
+        <w:pStyle w:val="Compact"/>
+        <w:ind w:left="720"/>
+      </w:pPr>
+      <w:r>
+        <w:t xml:space="preserve">The fiscal anchor of UK shows a high Debt-to-GDP ratio of over 100% coupled with relatively high inflation and interest rate of 3.4% and 4.25% respectively for which UK allocated over 4% of its GDP towards debt servicing and therefore those are also areas of </w:t>
+      </w:r>
+      <w:proofErr w:type="gramStart"/>
+      <w:r>
+        <w:t>concerns</w:t>
+      </w:r>
+      <w:proofErr w:type="gramEnd"/>
+      <w:r>
+        <w:t xml:space="preserve"> besides low income and wealth inequalities (GINI was 0.354). Moderate trade deficit of US$ 44 </w:t>
+      </w:r>
+      <w:proofErr w:type="spellStart"/>
+      <w:proofErr w:type="gramStart"/>
+      <w:r>
+        <w:t>billions</w:t>
+      </w:r>
+      <w:proofErr w:type="spellEnd"/>
+      <w:proofErr w:type="gramEnd"/>
+      <w:r>
+        <w:t xml:space="preserve"> constitutes 1.15% of its GDP putting pressure on fiscal anchor and thus yet another area which needs to be addressed and fixed.</w:t>
+      </w:r>
+    </w:p>
+    <w:p>
+      <w:pPr>
+        <w:pStyle w:val="Compact"/>
+        <w:ind w:left="720"/>
+      </w:pPr>
+      <w:r>
+        <w:t>Moreover, UK’s economic resilience is also closely tied to external factors. Its trade dependency on the EU, China &amp; The United States—its three biggest trading partners—makes the UK economy highly vulnerable particularly to U.S. policy changes, tariffs, and political shifts. Any changes in U.S. industrial and trade strategy or supply</w:t>
+      </w:r>
+      <w:r>
+        <w:rPr>
+          <w:rFonts w:ascii="Cambria Math" w:hAnsi="Cambria Math" w:cs="Cambria Math"/>
+        </w:rPr>
+        <w:t>‑</w:t>
+      </w:r>
+      <w:r>
+        <w:t>chain management can directly affect UK</w:t>
+      </w:r>
+      <w:r>
+        <w:rPr>
+          <w:rFonts w:ascii="Aptos" w:hAnsi="Aptos" w:cs="Aptos"/>
+        </w:rPr>
+        <w:t>’</w:t>
+      </w:r>
+      <w:r>
+        <w:t>s growth trajectory. Ongoing trade war started by USA against the entire world and tit for tat response by Chinese have badly impacted and disrupted the global supply</w:t>
+      </w:r>
+      <w:r>
+        <w:rPr>
+          <w:rFonts w:ascii="Cambria Math" w:hAnsi="Cambria Math" w:cs="Cambria Math"/>
+        </w:rPr>
+        <w:t>‑</w:t>
+      </w:r>
+      <w:r>
+        <w:t>chain and therefore highlighted the fragility of this dependency.</w:t>
+      </w:r>
+    </w:p>
+    <w:p>
+      <w:pPr>
+        <w:pStyle w:val="Compact"/>
+        <w:ind w:left="720"/>
+      </w:pPr>
+      <w:r>
+        <w:t>Following, some of the other strengths and weaknesses in the UK’s economy which we have identified:</w:t>
+      </w:r>
+    </w:p>
+    <w:p>
+      <w:pPr>
+        <w:pStyle w:val="Compact"/>
+        <w:ind w:left="720"/>
+      </w:pPr>
+    </w:p>
+    <w:p>
+      <w:pPr>
+        <w:pStyle w:val="Compact"/>
+        <w:ind w:left="720"/>
+      </w:pPr>
+      <w:r>
+        <w:t>Strengths</w:t>
+      </w:r>
+    </w:p>
+    <w:p>
+      <w:pPr>
+        <w:pStyle w:val="Compact"/>
+        <w:ind w:left="720"/>
+      </w:pPr>
+    </w:p>
+    <w:p>
+      <w:pPr>
+        <w:pStyle w:val="Compact"/>
+        <w:numPr>
+          <w:ilvl w:val="0"/>
+          <w:numId w:val="7"/>
+        </w:numPr>
+      </w:pPr>
+      <w:r>
+        <w:t>Strong Services Sector: The services sector, particularly finance and business services, is a major driver of the UK economy.</w:t>
+      </w:r>
+    </w:p>
+    <w:p>
+      <w:pPr>
+        <w:pStyle w:val="Compact"/>
+        <w:numPr>
+          <w:ilvl w:val="0"/>
+          <w:numId w:val="7"/>
+        </w:numPr>
+      </w:pPr>
+      <w:r>
+        <w:t>Diversified Exports: The UK’s export structure is diverse, with significant contributions from knowledge-intensive sectors like finance, communications, and computer services.</w:t>
+      </w:r>
+    </w:p>
+    <w:p>
+      <w:pPr>
+        <w:pStyle w:val="Compact"/>
+        <w:numPr>
+          <w:ilvl w:val="0"/>
+          <w:numId w:val="7"/>
+        </w:numPr>
+      </w:pPr>
+      <w:r>
+        <w:t>Positive Foreign Direct Investment (FDI): The UK continues to attract significant and large FDI stocks.</w:t>
+      </w:r>
+    </w:p>
+    <w:p>
+      <w:pPr>
+        <w:pStyle w:val="Compact"/>
+      </w:pPr>
+    </w:p>
+    <w:p>
+      <w:pPr>
+        <w:pStyle w:val="Compact"/>
+        <w:ind w:left="720"/>
+      </w:pPr>
+      <w:r>
+        <w:lastRenderedPageBreak/>
+        <w:t>Weaknesses</w:t>
+      </w:r>
+    </w:p>
+    <w:p>
+      <w:pPr>
+        <w:pStyle w:val="Compact"/>
+        <w:ind w:left="720"/>
+      </w:pPr>
+    </w:p>
+    <w:p>
+      <w:pPr>
+        <w:pStyle w:val="Compact"/>
+        <w:numPr>
+          <w:ilvl w:val="0"/>
+          <w:numId w:val="6"/>
+        </w:numPr>
+      </w:pPr>
+      <w:r>
+        <w:t>Low Productivity Growth: A persistent weakness is UK’s low productivity growth.</w:t>
+      </w:r>
+    </w:p>
+    <w:p>
+      <w:pPr>
+        <w:pStyle w:val="Compact"/>
+        <w:numPr>
+          <w:ilvl w:val="0"/>
+          <w:numId w:val="6"/>
+        </w:numPr>
+      </w:pPr>
+      <w:r>
+        <w:t xml:space="preserve">High Debt to GDP Ratio: The UK has high debt levels which </w:t>
+      </w:r>
+      <w:proofErr w:type="gramStart"/>
+      <w:r>
+        <w:t>has</w:t>
+      </w:r>
+      <w:proofErr w:type="gramEnd"/>
+      <w:r>
+        <w:t xml:space="preserve"> been increasing.</w:t>
+      </w:r>
+    </w:p>
+    <w:p>
+      <w:pPr>
+        <w:pStyle w:val="Compact"/>
+        <w:numPr>
+          <w:ilvl w:val="0"/>
+          <w:numId w:val="6"/>
+        </w:numPr>
+      </w:pPr>
+      <w:r>
+        <w:t>Post-Brexit Uncertainty: Economic conditions have been negatively impacted by increased uncertainty and trade friction since the UK’s departure from the European Union (EU).</w:t>
+      </w:r>
+    </w:p>
+    <w:p>
+      <w:pPr>
+        <w:pStyle w:val="Compact"/>
+        <w:numPr>
+          <w:ilvl w:val="0"/>
+          <w:numId w:val="6"/>
+        </w:numPr>
+      </w:pPr>
+      <w:r>
+        <w:t>Twin Deficits: The UK faces the challenge of “twin deficits,” meaning it runs deficits in both its budget balance and its current account balance.</w:t>
+      </w:r>
+    </w:p>
+    <w:p>
+      <w:pPr>
+        <w:pStyle w:val="Compact"/>
+        <w:numPr>
+          <w:ilvl w:val="0"/>
+          <w:numId w:val="6"/>
+        </w:numPr>
+      </w:pPr>
+      <w:r>
+        <w:t>Weak NHS: The National Health Service (NHS) is a point of economic weakness, suffering from a lack of resources and capacity issues.</w:t>
+      </w:r>
+    </w:p>
+    <w:p>
+      <w:pPr>
+        <w:pStyle w:val="Compact"/>
+      </w:pPr>
+    </w:p>
+    <w:p>
+      <w:pPr>
+        <w:pStyle w:val="Compact"/>
+        <w:ind w:left="720"/>
+      </w:pPr>
+      <w:r>
+        <w:t xml:space="preserve">To conclude, higher investments in innovation, modernization of technologies particularly in AI, digital infrastructure, diversification of economy and trade, fixing the NHS bottle neck and concentrating more on immigration reforms and research based educational structure are needed to increase the productivity and decrease dependency on the exports of commodities and services in the long run. In general, UK has good economic </w:t>
+      </w:r>
+      <w:proofErr w:type="gramStart"/>
+      <w:r>
+        <w:t>potentials</w:t>
+      </w:r>
+      <w:proofErr w:type="gramEnd"/>
+      <w:r>
+        <w:t xml:space="preserve"> along with effective Social Determinants, and therefore through stated targeted reforms, UK would be able to enhance economic resilience and so as affordability.</w:t>
+      </w:r>
+    </w:p>
+    <w:p>
+      <w:pPr>
+        <w:pStyle w:val="Compact"/>
+        <w:ind w:left="720"/>
+      </w:pPr>
+      <w:proofErr w:type="gramStart"/>
+      <w:r>
+        <w:t>The last</w:t>
+      </w:r>
+      <w:proofErr w:type="gramEnd"/>
+      <w:r>
+        <w:t xml:space="preserve"> but not </w:t>
+      </w:r>
+      <w:proofErr w:type="gramStart"/>
+      <w:r>
+        <w:t>the least</w:t>
+      </w:r>
+      <w:proofErr w:type="gramEnd"/>
+      <w:r>
+        <w:t xml:space="preserve"> the end of US trade war is also vital to get back economic stability in policies and to keep the global as well as UK economy efficiently moving.</w:t>
+      </w:r>
+    </w:p>
+    <w:p>
+      <w:pPr>
+        <w:pStyle w:val="Compact"/>
         <w:numPr>
           <w:ilvl w:val="0"/>
           <w:numId w:val="4"/>
@@ -1814,11 +4129,95 @@
         <w:t>0.36B-</w:t>
       </w:r>
       <w:r>
-        <w:t xml:space="preserve"> indicates a mid-range performance. Korea is a highly industrialized economy with a strong export sector (tech, automobiles), which contributes to a decent Heart Value. However, it has an aging population and one of the lowest fertility rates, threatening future growth. Its affordability grade B- suggests moderate inequality and cost-of-living pressures (housing prices in Korea, for example, are very high relative to incomes). Korea’s </w:t>
+        <w:t xml:space="preserve"> indicates a mid-range performance. Korea is a highly industrialized economy with a strong export sector (tech, automobiles), which contributes to a decent Heart Value. However, it has an aging population and one of the lowest fertility rates, threatening future growth. Its affordability grade B- suggests moderate inequality and cost-of-living pressures (housing prices in Korea, for example, are very high relative to incomes). Korea’s challenge is to sustain growth while making it more inclusive (e.g. improving social safety nets and addressing youth unemployment).</w:t>
+      </w:r>
+    </w:p>
+    <w:p>
+      <w:pPr>
+        <w:pStyle w:val="Compact"/>
+        <w:ind w:left="720"/>
+      </w:pPr>
+      <w:r>
+        <w:rPr>
+          <w:b/>
+          <w:bCs/>
+        </w:rPr>
+        <w:t>And Another Explanation by Mr. Khurshid is</w:t>
+      </w:r>
+    </w:p>
+    <w:p>
+      <w:pPr>
+        <w:pStyle w:val="Compact"/>
+        <w:ind w:left="720"/>
+      </w:pPr>
+      <w:r>
+        <w:t>South Korea – Heart Value: 0.36 | Heart Affordability Value: 20,270+ | Heart Affordability Ranking: B- → Heart Score: 0.36B-</w:t>
+      </w:r>
+    </w:p>
+    <w:p>
+      <w:pPr>
+        <w:pStyle w:val="Compact"/>
+        <w:ind w:left="720"/>
+      </w:pPr>
+      <w:r>
+        <w:t>Heart Performance in terms of Economic Resilience: Satisfactory</w:t>
+      </w:r>
+    </w:p>
+    <w:p>
+      <w:pPr>
+        <w:pStyle w:val="Compact"/>
+        <w:ind w:left="720"/>
+      </w:pPr>
+      <w:r>
+        <w:t>Heart Performance in terms of Affordability: Satisfactory</w:t>
+      </w:r>
+    </w:p>
+    <w:p>
+      <w:pPr>
+        <w:pStyle w:val="Compact"/>
+        <w:ind w:left="720"/>
+      </w:pPr>
+      <w:r>
+        <w:t xml:space="preserve">South Korea is world’s 12th largest economy in terms of GDP nominal and is one of the most technologically advanced economies in the world, globally recognized for its leadership in electronics, automobiles, and semiconductor manufacturing. Despite being a relatively small country in terms of geographical size and population, it holds a strong position in global trade as well. South Korea’s export-led model has contributed significantly to its economic rise over the last few decades. As per the Heart Score evaluation, the total contribution of the Social </w:t>
       </w:r>
       <w:r>
         <w:lastRenderedPageBreak/>
-        <w:t>challenge is to sustain growth while making it more inclusive (e.g. improving social safety nets and addressing youth unemployment).</w:t>
+        <w:t>Determinants—Housing, Health, Energy, and Education—forms a meaningful 33.20% of its national GDP, but affordability challenges keep the overall Heart Value relatively low though considered satisfactory.</w:t>
+      </w:r>
+    </w:p>
+    <w:p>
+      <w:pPr>
+        <w:pStyle w:val="Compact"/>
+        <w:ind w:left="720"/>
+      </w:pPr>
+      <w:r>
+        <w:t>The country faces key constraints such as extremely high household debt, elevated cost of living in urban areas, and rising energy import bills due to its limited natural resources. Housing prices in major cities like Seoul remain among the highest in the world relative to income, putting pressure on affordability for younger citizens. Additionally, the demographic challenge of a rapidly aging population poses long-term risks for South Korea’s economic sustainability, increasing the burden on healthcare and pension systems.</w:t>
+      </w:r>
+    </w:p>
+    <w:p>
+      <w:pPr>
+        <w:pStyle w:val="Compact"/>
+        <w:ind w:left="720"/>
+      </w:pPr>
+      <w:r>
+        <w:t xml:space="preserve">While South Korea maintains a strong manufacturing base and continues to be a global leader in innovation, it remains highly vulnerable to global demand fluctuations, especially in the semiconductor sector. Trade tensions between major global powers can also impact on </w:t>
+      </w:r>
+      <w:proofErr w:type="gramStart"/>
+      <w:r>
+        <w:t>its</w:t>
+      </w:r>
+      <w:proofErr w:type="gramEnd"/>
+      <w:r>
+        <w:t xml:space="preserve"> export-driven economy.</w:t>
+      </w:r>
+    </w:p>
+    <w:p>
+      <w:pPr>
+        <w:pStyle w:val="Compact"/>
+        <w:ind w:left="720"/>
+      </w:pPr>
+      <w:r>
+        <w:t>To conclude, South Korea’s Heart Score of 0.36B- reflects both its strengths and limitations. Although the country is economically competitive and technologically advanced, affordability pressures, demographic challenges, US trade war and tariffs imposed on South Korean’s exports to USA, fragile and toxic long historic relations with neighbor North Korea and dependence on external markets reduce its overall resilience. Strengthening domestic affordability and addressing long-term structural issues will be essential for improving its Heart Value over time.</w:t>
       </w:r>
     </w:p>
     <w:p>
@@ -1857,7 +4256,90 @@
         <w:t>A- in affordability</w:t>
       </w:r>
       <w:r>
-        <w:t xml:space="preserve"> – Australia has a high GDP per capita and HDI, thanks to decades of growth and a strong education and healthcare system. Its Heart Value is somewhat lower because, while Australia is a wealthy nation, its population (~26 million) and total GDP are smaller, and the economy is heavily service and commodity-based. Recent issues like a housing affordability crisis and reliance on mining exports add risk. Still, Australia’s combination of good social metrics and stable macroeconomics keep it in a respectable position. Diversifying its economy and boosting high-tech industries could improve its score.</w:t>
+        <w:t xml:space="preserve"> – Australia has a high GDP per capita and HDI, thanks to decades of growth and a strong education and healthcare system. Its Heart Value is somewhat lower because, while Australia is a wealthy nation, its population (~26 million) and total GDP are smaller, and the economy is heavily service and </w:t>
+      </w:r>
+      <w:r>
+        <w:t>commodity based</w:t>
+      </w:r>
+      <w:r>
+        <w:t>. Recent issues like a housing affordability crisis and reliance on mining exports add risk. Still, Australia’s combination of good social metrics and stable macroeconomics keep it in a respectable position. Diversifying its economy and boosting high-tech industries could improve its score.</w:t>
+      </w:r>
+    </w:p>
+    <w:p>
+      <w:pPr>
+        <w:pStyle w:val="Compact"/>
+        <w:ind w:left="720"/>
+      </w:pPr>
+      <w:r>
+        <w:rPr>
+          <w:b/>
+          <w:bCs/>
+        </w:rPr>
+        <w:t>And Another Explanation by Mr. Khurshid is</w:t>
+      </w:r>
+    </w:p>
+    <w:p>
+      <w:pPr>
+        <w:pStyle w:val="Compact"/>
+        <w:ind w:left="720"/>
+      </w:pPr>
+      <w:r>
+        <w:t>Heart Value: 0.34 | Heart Affordability Value: $39,300+ | Heart Affordability Ranking: A- → Heart Score: 0.34A-</w:t>
+      </w:r>
+    </w:p>
+    <w:p>
+      <w:pPr>
+        <w:pStyle w:val="Compact"/>
+        <w:ind w:left="720"/>
+      </w:pPr>
+      <w:r>
+        <w:t>Heart Performance in terms of Economic Resilience: Satisfactory</w:t>
+      </w:r>
+    </w:p>
+    <w:p>
+      <w:pPr>
+        <w:pStyle w:val="Compact"/>
+        <w:ind w:left="720"/>
+      </w:pPr>
+      <w:r>
+        <w:t>Heart Performance in terms of Affordability: High</w:t>
+      </w:r>
+    </w:p>
+    <w:p>
+      <w:pPr>
+        <w:pStyle w:val="Compact"/>
+        <w:ind w:left="720"/>
+      </w:pPr>
+      <w:r>
+        <w:t>Australia is a highly developed economy, contributing 1.56% to global GDP. Its economic structure is characterized by a mix of resource extraction, agriculture, services, and technology-driven sectors. According to Heart Score analysis, housing, health, energy, and education collectively contribute about 33.1% of the country’s GDP, showing a strong emphasis on social well-being and public infrastructure.</w:t>
+      </w:r>
+    </w:p>
+    <w:p>
+      <w:pPr>
+        <w:pStyle w:val="Compact"/>
+        <w:ind w:left="720"/>
+      </w:pPr>
+      <w:r>
+        <w:lastRenderedPageBreak/>
+        <w:t>The country keeps a low debt-to-GDP ratio (51.20%) and a steady trade surplus of approximately US$ 20 billion, underlining its strong fiscal management. Australia’s high affordability stems from stable incomes, quality public services, and effective social welfare systems, making it attractive for both residents and investors.</w:t>
+      </w:r>
+    </w:p>
+    <w:p>
+      <w:pPr>
+        <w:pStyle w:val="Compact"/>
+        <w:ind w:left="720"/>
+      </w:pPr>
+      <w:r>
+        <w:t>Despite this stability, Australia faces certain economic vulnerabilities. The heavy reliance on mining and commodity exports exposes it to fluctuations in global demand, especially from China. Transitioning to renewable energy and addressing environmental sustainability are urgent priorities. Additionally, regional trade tensions and global economic uncertainties caused by US disruptive economic and trade policies could change exports and investment. To enhance resilience, Australia must invest in infrastructure modernization, technological innovation, renewable energy projects, and higher education. Diversifying exports and strengthening trade relationships in Asia-Pacific and beyond will also secure long-term growth.</w:t>
+      </w:r>
+    </w:p>
+    <w:p>
+      <w:pPr>
+        <w:pStyle w:val="Compact"/>
+        <w:ind w:left="720"/>
+      </w:pPr>
+      <w:r>
+        <w:t>Conclusion: Australia enjoys economic stability with high affordability and resilience. Strategic investments in innovation, energy transition, and trade diversification will safeguard its economic future.</w:t>
       </w:r>
     </w:p>
     <w:p>
@@ -1902,6 +4384,146 @@
     <w:p>
       <w:pPr>
         <w:pStyle w:val="Compact"/>
+        <w:ind w:left="720"/>
+        <w:rPr>
+          <w:b/>
+          <w:bCs/>
+        </w:rPr>
+      </w:pPr>
+      <w:r>
+        <w:rPr>
+          <w:b/>
+          <w:bCs/>
+        </w:rPr>
+        <w:t>And Another Explanation by Mr. Khurshid is</w:t>
+      </w:r>
+    </w:p>
+    <w:p>
+      <w:pPr>
+        <w:pStyle w:val="Compact"/>
+        <w:ind w:left="720"/>
+      </w:pPr>
+      <w:r>
+        <w:t>Brazil – Heart Value: 0.33 | Heart Affordability Value: $2.580+ | Heart Affordability Ranking: D → Heart Score: 0.33D.</w:t>
+      </w:r>
+    </w:p>
+    <w:p>
+      <w:pPr>
+        <w:pStyle w:val="Compact"/>
+        <w:ind w:left="720"/>
+      </w:pPr>
+      <w:r>
+        <w:t>Heart Performance in terms of Economic Resilience: Satisfactory</w:t>
+      </w:r>
+    </w:p>
+    <w:p>
+      <w:pPr>
+        <w:pStyle w:val="Compact"/>
+        <w:ind w:left="720"/>
+      </w:pPr>
+      <w:r>
+        <w:t>Heart Performance in terms of Affordability: Poor</w:t>
+      </w:r>
+    </w:p>
+    <w:p>
+      <w:pPr>
+        <w:pStyle w:val="Compact"/>
+        <w:ind w:left="720"/>
+      </w:pPr>
+      <w:r>
+        <w:t>With a population of 213M (2.60% of the global population) and GDP Nominal of over US$ 2.13 trillion constituting about 1.87% of the global GDP, Brazil is the biggest economy in South America and 8th largest economy of the world.  Brazil is also a member of G-20 and BRICS and has significant stakes in the world trade.</w:t>
+      </w:r>
+    </w:p>
+    <w:p>
+      <w:pPr>
+        <w:pStyle w:val="Compact"/>
+        <w:ind w:left="720"/>
+      </w:pPr>
+      <w:r>
+        <w:t>According to Heart Score, the four socio-economic segments of Brazil such as Housing, Health, Energy and Education combined as Social Determinants contributed 40.7% of the national GDP and thus playing a significant role towards making Brazil economically robust. This allocation shows that Brazil continues to invest in key social infrastructure. However, one of the primary constraints on Brazil’s affordability is income inequality with GINI Coefficients stands at 0.51. A large segment of the population earns below the global middle</w:t>
+      </w:r>
+      <w:r>
+        <w:rPr>
+          <w:rFonts w:ascii="Cambria Math" w:hAnsi="Cambria Math" w:cs="Cambria Math"/>
+        </w:rPr>
+        <w:t>‑</w:t>
+      </w:r>
+      <w:r>
+        <w:t xml:space="preserve">income benchmark, resulting in weaker purchasing power. Public services, though improving, are often </w:t>
+      </w:r>
+      <w:r>
+        <w:lastRenderedPageBreak/>
+        <w:t>stretched, and disparities between urban and rural regions are still significant. Investments in education and healthcare vary widely by region, contributing to inconsistent human</w:t>
+      </w:r>
+      <w:r>
+        <w:rPr>
+          <w:rFonts w:ascii="Cambria Math" w:hAnsi="Cambria Math" w:cs="Cambria Math"/>
+        </w:rPr>
+        <w:t>‑</w:t>
+      </w:r>
+      <w:r>
+        <w:t>capital development</w:t>
+      </w:r>
+    </w:p>
+    <w:p>
+      <w:pPr>
+        <w:pStyle w:val="Compact"/>
+        <w:ind w:left="720"/>
+      </w:pPr>
+      <w:r>
+        <w:t xml:space="preserve">The fiscal anchor of Brazil shows a high Debt-to-GDP ratio of over 100% coupled with inflation and high interest rate of 15%, for which Brazil allocated over 13% of its GDP towards debt servicing and therefore those are also areas of concerns besides low affordability and income and wealth inequalities. On the other hand, Brazil has been doing moderately well on trade. The nation has a good export base in form of soybeans, iron ore, crude oil, sugar, beef, and poultry. The commodities give a high trade surplus to the tune of over $74 </w:t>
+      </w:r>
+      <w:proofErr w:type="spellStart"/>
+      <w:r>
+        <w:t>billions</w:t>
+      </w:r>
+      <w:proofErr w:type="spellEnd"/>
+      <w:r>
+        <w:t xml:space="preserve"> representing 3.48% of the GDP and hence provided some sort of fiscal stability to counter some of the trade and economic challenges started by USA against all its trading partners including Brazil.</w:t>
+      </w:r>
+    </w:p>
+    <w:p>
+      <w:pPr>
+        <w:pStyle w:val="Compact"/>
+        <w:ind w:left="720"/>
+      </w:pPr>
+      <w:r>
+        <w:t xml:space="preserve">To conclude, higher investments in innovation, modernization of technologies, digital infrastructure, and education are needed to increase </w:t>
+      </w:r>
+      <w:proofErr w:type="gramStart"/>
+      <w:r>
+        <w:t>the productivity</w:t>
+      </w:r>
+      <w:proofErr w:type="gramEnd"/>
+      <w:r>
+        <w:t xml:space="preserve"> and decrease dependency on the exports of commodities in the long run. There are also other weaknesses that affect the long-term economic prospects of Brazil. The most notable ones include climate-related issues like droughts, deforestation, and interference with the agricultural activity, specifically in the Amazonian region, which is a major threat not only to the economy of the country itself, but also to the overall well-being of the environment worldwide. Moreover, the change in the global demand of a particular commodity, particularly, that of China, may have huge impacts on the export-oriented economy of Brazil. To become sustainable in long-term growth and improve its Heart Score performance, Brazil needs a stronger resilience through economic diversification, improving the predictability of policies and increasing structural reforms.</w:t>
+      </w:r>
+    </w:p>
+    <w:p>
+      <w:pPr>
+        <w:pStyle w:val="Compact"/>
+        <w:ind w:left="720"/>
+      </w:pPr>
+      <w:proofErr w:type="gramStart"/>
+      <w:r>
+        <w:t>The enhancement of the</w:t>
+      </w:r>
+      <w:proofErr w:type="gramEnd"/>
+      <w:r>
+        <w:t xml:space="preserve"> financial accountability, better governance, and investment in human capital will be the necessary steps towards </w:t>
+      </w:r>
+      <w:proofErr w:type="gramStart"/>
+      <w:r>
+        <w:t>the</w:t>
+      </w:r>
+      <w:proofErr w:type="gramEnd"/>
+      <w:r>
+        <w:t xml:space="preserve"> more stable, equitable, and competitive economic climate. In general, Brazil has good economic potentials along with effective Social Determinants, but has weak points in form of political unpredictability, inefficiency, and overdependence on the exports of commodities. Major investments and targeted reforms to enhance affordability and resilience of the country in future decades will be very important. The last but not the least the end of US trade war is also vital to get back economic stability in policies and to keep the global as well as Brazilian economy efficiently moving.</w:t>
+      </w:r>
+    </w:p>
+    <w:p>
+      <w:pPr>
+        <w:pStyle w:val="Compact"/>
         <w:numPr>
           <w:ilvl w:val="0"/>
           <w:numId w:val="4"/>
@@ -1931,6 +4553,156 @@
     <w:p>
       <w:pPr>
         <w:pStyle w:val="Compact"/>
+        <w:ind w:left="720"/>
+      </w:pPr>
+      <w:r>
+        <w:rPr>
+          <w:b/>
+          <w:bCs/>
+        </w:rPr>
+        <w:lastRenderedPageBreak/>
+        <w:t>And Another Explanation by Mr. Khurshid is</w:t>
+      </w:r>
+    </w:p>
+    <w:p>
+      <w:pPr>
+        <w:pStyle w:val="Compact"/>
+        <w:ind w:left="720"/>
+      </w:pPr>
+      <w:r>
+        <w:t>Mexico – Heart Value: 0.32 | Heart Affordability Value: $4,750+ | Heart Affordability Ranking: D → Heart Score: 0.32D.</w:t>
+      </w:r>
+    </w:p>
+    <w:p>
+      <w:pPr>
+        <w:pStyle w:val="Compact"/>
+        <w:ind w:left="720"/>
+      </w:pPr>
+      <w:r>
+        <w:t>Heart Performance in terms of Economic Resilience: Satisfactory</w:t>
+      </w:r>
+    </w:p>
+    <w:p>
+      <w:pPr>
+        <w:pStyle w:val="Compact"/>
+        <w:ind w:left="720"/>
+      </w:pPr>
+      <w:r>
+        <w:t>Heart Performance in terms of Affordability: Poor</w:t>
+      </w:r>
+    </w:p>
+    <w:p>
+      <w:pPr>
+        <w:pStyle w:val="Compact"/>
+        <w:ind w:left="720"/>
+      </w:pPr>
+      <w:r>
+        <w:t>Mexico is 10th most populous country of the world and with GDP of $1.693 Trillion ranked 15th largest economy of the world. Mexico is also an important country of North America and one of the major trading partners of neighboring USA &amp; Canada under trilateral trading agreement called USMCA (United States Mexico Canada Agreement). Mexico is a major global economy with significant industrial capacities, yet its HEART Score reveals several longstanding structural challenges. As the 15th largest economy in the world, Mexico has a strong production base, especially in manufacturing, automotive exports, and electronics. However, its social determinants—housing, health, energy, and education (all combined constitute 36.3% of the national GDP)—continue to face persistent gaps, limiting national affordability and citizen wellbeing.</w:t>
+      </w:r>
+    </w:p>
+    <w:p>
+      <w:pPr>
+        <w:pStyle w:val="Compact"/>
+        <w:ind w:left="720"/>
+      </w:pPr>
+      <w:r>
+        <w:t>One of the primary constraints on Mexico’s affordability is income inequality with GINI Coefficients stands at 0.42. A large segment of the population earns below the global middle</w:t>
+      </w:r>
+      <w:r>
+        <w:rPr>
+          <w:rFonts w:ascii="Cambria Math" w:hAnsi="Cambria Math" w:cs="Cambria Math"/>
+        </w:rPr>
+        <w:t>‑</w:t>
+      </w:r>
+      <w:r>
+        <w:t>income benchmark, resulting in weaker purchasing power. Public services, though improving, are often stretched, and disparities between urban and rural regions are still significant. Investments in education and healthcare vary widely by region, contributing to inconsistent human</w:t>
+      </w:r>
+      <w:r>
+        <w:rPr>
+          <w:rFonts w:ascii="Cambria Math" w:hAnsi="Cambria Math" w:cs="Cambria Math"/>
+        </w:rPr>
+        <w:t>‑</w:t>
+      </w:r>
+      <w:r>
+        <w:t>capital development</w:t>
+      </w:r>
+    </w:p>
+    <w:p>
+      <w:pPr>
+        <w:pStyle w:val="Compact"/>
+        <w:ind w:left="720"/>
+      </w:pPr>
+      <w:r>
+        <w:t>Mexico’s economic resilience is also closely tied to external factors. Its trade dependency on the United States—its largest export partner—makes the Mexican economy highly vulnerable to U.S. policy changes, tariffs, and political shifts. Any changes in U.S. industrial and trade strategy, border policies, or supply</w:t>
+      </w:r>
+      <w:r>
+        <w:rPr>
+          <w:rFonts w:ascii="Cambria Math" w:hAnsi="Cambria Math" w:cs="Cambria Math"/>
+        </w:rPr>
+        <w:t>‑</w:t>
+      </w:r>
+      <w:r>
+        <w:t>chain management can directly affect Mexico</w:t>
+      </w:r>
+      <w:r>
+        <w:rPr>
+          <w:rFonts w:ascii="Aptos" w:hAnsi="Aptos" w:cs="Aptos"/>
+        </w:rPr>
+        <w:t>’</w:t>
+      </w:r>
+      <w:r>
+        <w:t>s growth trajectory. Recent global supply</w:t>
+      </w:r>
+      <w:r>
+        <w:rPr>
+          <w:rFonts w:ascii="Cambria Math" w:hAnsi="Cambria Math" w:cs="Cambria Math"/>
+        </w:rPr>
+        <w:t>‑</w:t>
+      </w:r>
+      <w:r>
+        <w:t>chain disruptions have highlighted the fragility of this dependency</w:t>
+      </w:r>
+    </w:p>
+    <w:p>
+      <w:pPr>
+        <w:pStyle w:val="Compact"/>
+        <w:ind w:left="720"/>
+      </w:pPr>
+      <w:r>
+        <w:t>Mexico is also one of the major oil producers producing 1.76 million barrels of oil per day and an active member of OPEC+. Despite having this advantage, energy affordability is still a major concern for most of Mexicans. Rising production and distribution costs, aging infrastructure, and limited investment in renewable energy have contributed to higher energy prices. Additionally, the state</w:t>
+      </w:r>
+      <w:r>
+        <w:rPr>
+          <w:rFonts w:ascii="Cambria Math" w:hAnsi="Cambria Math" w:cs="Cambria Math"/>
+        </w:rPr>
+        <w:t>‑</w:t>
+      </w:r>
+      <w:r>
+        <w:t>controlled electricity and oil sectors face efficiency challenges, which often translate into higher consumer costs. Moderate trade deficit constitutes 1.57% of the GDP and higher Debt to GDP ratio for which the country allocated 3.98% of its GDP for debt services are fiscal anchor challenges which need to be addressed and fixed.</w:t>
+      </w:r>
+    </w:p>
+    <w:p>
+      <w:pPr>
+        <w:pStyle w:val="Compact"/>
+        <w:ind w:left="720"/>
+      </w:pPr>
+      <w:r>
+        <w:t>Despite these challenges, Mexico has strong potential for future growth. Its young labor force, geographical advantage for trade, and emerging nearshoring opportunities offer pathways for economic expansion. With global companies shifting operations closer to North America, Mexico could become a major manufacturing hub if it strengthens infrastructure, security, and regulatory stability</w:t>
+      </w:r>
+    </w:p>
+    <w:p>
+      <w:pPr>
+        <w:pStyle w:val="Compact"/>
+        <w:ind w:left="720"/>
+      </w:pPr>
+      <w:r>
+        <w:lastRenderedPageBreak/>
+        <w:t>To conclude, Mexico’s HEART Score reflects that while the country has a durable foundation and significant economic potential, it must invest in social determinants, reduce inequality, modernize energy systems, and lessen dependency on external partners. These steps are essential for improving affordability, resilience, and long-term sustainable growth. Ongoing trade disputes with US once settled would also improve Mexican economy.</w:t>
+      </w:r>
+    </w:p>
+    <w:p>
+      <w:pPr>
+        <w:pStyle w:val="Compact"/>
         <w:numPr>
           <w:ilvl w:val="0"/>
           <w:numId w:val="4"/>
@@ -1960,6 +4732,111 @@
     <w:p>
       <w:pPr>
         <w:pStyle w:val="Compact"/>
+        <w:ind w:left="720"/>
+      </w:pPr>
+      <w:r>
+        <w:rPr>
+          <w:b/>
+          <w:bCs/>
+        </w:rPr>
+        <w:t>And Another Explanation by Mr. Khurshid is</w:t>
+      </w:r>
+    </w:p>
+    <w:p>
+      <w:pPr>
+        <w:pStyle w:val="Compact"/>
+        <w:ind w:left="720"/>
+      </w:pPr>
+      <w:r>
+        <w:t>Turkey – Heart Value: 0.20 | Heart Affordability Value: $4,261.58+ | Heart Affordability Ranking: D → Heart Score: 0.20D.</w:t>
+      </w:r>
+    </w:p>
+    <w:p>
+      <w:pPr>
+        <w:pStyle w:val="Compact"/>
+        <w:ind w:left="720"/>
+      </w:pPr>
+      <w:r>
+        <w:t>Heart Performance in terms of Economic Resilience: Weak</w:t>
+      </w:r>
+    </w:p>
+    <w:p>
+      <w:pPr>
+        <w:pStyle w:val="Compact"/>
+        <w:ind w:left="720"/>
+      </w:pPr>
+      <w:r>
+        <w:t>Heart Performance in terms of Affordability: Poor</w:t>
+      </w:r>
+    </w:p>
+    <w:p>
+      <w:pPr>
+        <w:pStyle w:val="Compact"/>
+        <w:ind w:left="720"/>
+      </w:pPr>
+      <w:r>
+        <w:t xml:space="preserve">Turkey is an important emerging market economy located strategically at the crossroads of Europe and Asia, offering significant geopolitical and trade advantages. With nominal GDP size of $ 1.44 Trillions, Turkey has been ranked as 16th largest economy of the globe supported by 86M population constituting about over 1% of the global population.  </w:t>
+      </w:r>
+    </w:p>
+    <w:p>
+      <w:pPr>
+        <w:pStyle w:val="Compact"/>
+        <w:ind w:left="720"/>
+      </w:pPr>
+      <w:r>
+        <w:t>As per the Heart Score analysis, all four socio-economic segments—Housing, Health, Energy and Education—grouped together as Social Determinants contributed to decent 38.5% of the national GDP with overall Heart Value of 0.20. This indicates that despite witnessing satisfactory performance on all four Heart social segments of economy, Turkey’s economic strength and resilience remain under substantial pressure.</w:t>
+      </w:r>
+    </w:p>
+    <w:p>
+      <w:pPr>
+        <w:pStyle w:val="Compact"/>
+        <w:ind w:left="720"/>
+      </w:pPr>
+      <w:r>
+        <w:t xml:space="preserve">One of the major challenges Turkey is currently facing is severe inflation, which has significantly eroded purchasing power and strained household budgets. Additionally, the country has been experiencing sharp currency depreciation over the past years, with the Turkish lira losing considerable value against major global currencies. These macroeconomic imbalances have directly </w:t>
+      </w:r>
+      <w:proofErr w:type="gramStart"/>
+      <w:r>
+        <w:t>impacted</w:t>
+      </w:r>
+      <w:proofErr w:type="gramEnd"/>
+      <w:r>
+        <w:t xml:space="preserve"> the affordability levels within the country, as reflected by its low Heart Affordability Ranking of D.</w:t>
+      </w:r>
+    </w:p>
+    <w:p>
+      <w:pPr>
+        <w:pStyle w:val="Compact"/>
+        <w:ind w:left="720"/>
+      </w:pPr>
+      <w:r>
+        <w:t xml:space="preserve">Further structural vulnerabilities include high external debt exposure, limited foreign exchange reserves, and a fluctuating monetary policy environment. Issues with Fiscal Anchor mainly high Debt to GDP ratio for which 13.57% of the GDP was used to pay debt services coupled with trade deficit to the tune of 5.71% of the GDP have further exacerbated pressure on already fragile economy. These factors have </w:t>
+      </w:r>
+      <w:r>
+        <w:lastRenderedPageBreak/>
+        <w:t xml:space="preserve">collectively weakened investor confidence and elevated financial risks. Moreover, geopolitical complexities in the region, including tensions with </w:t>
+      </w:r>
+      <w:proofErr w:type="spellStart"/>
+      <w:r>
+        <w:t>neighbouring</w:t>
+      </w:r>
+      <w:proofErr w:type="spellEnd"/>
+      <w:r>
+        <w:t xml:space="preserve"> countries and involvement in various conflicts, have created uncertainties that affect trade, tourism, and long-term economic planning.</w:t>
+      </w:r>
+    </w:p>
+    <w:p>
+      <w:pPr>
+        <w:pStyle w:val="Compact"/>
+        <w:ind w:left="720"/>
+      </w:pPr>
+      <w:r>
+        <w:t>Despite these challenges, Turkey has strong long-term potential due to its young population, large domestic market, industrial diversity, and role as a major logistics and energy transit hub. To restore resilience and improve affordability, Turkey must focus on economic growth, stabilizing inflation, strengthening institutional and monetary policy credibility, addressing external vulnerabilities, encouraging foreign investment, and promoting sustainable fiscal economic reforms. With consistent and strategic efforts, Turkey can improve its economic stability and gradually enhance the quality of life for its citizens.</w:t>
+      </w:r>
+    </w:p>
+    <w:p>
+      <w:pPr>
+        <w:pStyle w:val="Compact"/>
         <w:numPr>
           <w:ilvl w:val="0"/>
           <w:numId w:val="4"/>
@@ -2039,91 +4916,223 @@
           <w:b/>
           <w:bCs/>
         </w:rPr>
-        <w:t xml:space="preserve">limited investment in key areas like health, </w:t>
-      </w:r>
-      <w:r>
-        <w:rPr>
-          <w:b/>
-          <w:bCs/>
-        </w:rPr>
+        <w:t>limited investment in key areas like health, housing, education, and energy</w:t>
+      </w:r>
+      <w:r>
+        <w:t xml:space="preserve"> (as % of GDP)</w:t>
+      </w:r>
+      <w:hyperlink r:id="rId58" w:anchor=":~:text=economy%20in%20terms%20of%20nominal,GDP">
+        <w:r>
+          <w:rPr>
+            <w:rStyle w:val="Hyperlink"/>
+          </w:rPr>
+          <w:t>[42]</w:t>
+        </w:r>
+      </w:hyperlink>
+      <w:r>
+        <w:t xml:space="preserve">. India also carries a </w:t>
+      </w:r>
+      <w:r>
+        <w:rPr>
+          <w:b/>
+          <w:bCs/>
+        </w:rPr>
+        <w:t>high debt-to-GDP ratio</w:t>
+      </w:r>
+      <w:r>
+        <w:t xml:space="preserve"> and a </w:t>
+      </w:r>
+      <w:r>
+        <w:rPr>
+          <w:b/>
+          <w:bCs/>
+        </w:rPr>
+        <w:t>significant trade deficit</w:t>
+      </w:r>
+      <w:r>
+        <w:t>, which contribute to economic vulnerabilities</w:t>
+      </w:r>
+      <w:hyperlink r:id="rId59" w:anchor=":~:text=addition%2C%20the">
+        <w:r>
+          <w:rPr>
+            <w:rStyle w:val="Hyperlink"/>
+          </w:rPr>
+          <w:t>[43]</w:t>
+        </w:r>
+      </w:hyperlink>
+      <w:r>
+        <w:t xml:space="preserve">. These weaknesses drag its Heart Value down and result in the worst affordability grade (D-). In essence, India’s rapid GDP growth has not yet resolved its human development challenges. </w:t>
+      </w:r>
+      <w:r>
+        <w:rPr>
+          <w:b/>
+          <w:bCs/>
+        </w:rPr>
+        <w:t>Khurshid’s analysis</w:t>
+      </w:r>
+      <w:r>
+        <w:t xml:space="preserve"> emphasizes that India must strive to become a more </w:t>
+      </w:r>
+      <w:r>
+        <w:rPr>
+          <w:b/>
+          <w:bCs/>
+        </w:rPr>
+        <w:t>inclusive economy</w:t>
+      </w:r>
+      <w:r>
+        <w:t xml:space="preserve"> – improving basic services and opportunities for its massive population – in order to improve its HEART score</w:t>
+      </w:r>
+      <w:hyperlink r:id="rId60" w:anchor=":~:text=contribute%20to%20economic%20vulnerability%20and,its%20overall%20HEART%20Score%20performance">
+        <w:r>
+          <w:rPr>
+            <w:rStyle w:val="Hyperlink"/>
+          </w:rPr>
+          <w:t>[44]</w:t>
+        </w:r>
+      </w:hyperlink>
+      <w:r>
+        <w:t>. He also suggests India should address external pressures (e.g. trade issues with the US) and consider regional cooperation (e.g. normalize relations with neighbors, seek beneficial partnerships with China) to alleviate short-term economic pressures (as he noted in his commentary).</w:t>
+      </w:r>
+    </w:p>
+    <w:p>
+      <w:pPr>
+        <w:pStyle w:val="Compact"/>
+        <w:ind w:left="720"/>
+      </w:pPr>
+      <w:r>
+        <w:rPr>
+          <w:b/>
+          <w:bCs/>
+        </w:rPr>
+        <w:t>And Another Explanation by Mr. Khurshid is</w:t>
+      </w:r>
+    </w:p>
+    <w:p>
+      <w:pPr>
+        <w:pStyle w:val="Compact"/>
+        <w:ind w:left="720"/>
+      </w:pPr>
+      <w:r>
+        <w:t>India – Heart Value: 0.17 | Heart Affordability Value: $1,019.38 | Heart Affordability Ranking: D- → Heart Score: 0.17D-</w:t>
+      </w:r>
+    </w:p>
+    <w:p>
+      <w:pPr>
+        <w:pStyle w:val="Compact"/>
+        <w:ind w:left="720"/>
+      </w:pPr>
+      <w:r>
+        <w:t>Heart Performance in terms of Economic Resilience: Weak</w:t>
+      </w:r>
+    </w:p>
+    <w:p>
+      <w:pPr>
+        <w:pStyle w:val="Compact"/>
+        <w:ind w:left="720"/>
+      </w:pPr>
+      <w:r>
+        <w:t>Heart Performance in terms of Affordability: Very weak</w:t>
+      </w:r>
+    </w:p>
+    <w:p>
+      <w:pPr>
+        <w:pStyle w:val="Compact"/>
+        <w:ind w:left="720"/>
+      </w:pPr>
+      <w:r>
+        <w:t>India is the world’s 5th largest economy, contributing 3.68% to global GDP, with a massive population of 1.425 billion, representing 17.41% of the world's population. While India’s economic size is large, its per capita income ($2,938) remains significantly lower compared to that of advanced economies. After adjusting for inflation, the Adjusted PCI stands at $2,855.40, contributing to a low affordability score.</w:t>
+      </w:r>
+    </w:p>
+    <w:p>
+      <w:pPr>
+        <w:pStyle w:val="Compact"/>
+        <w:ind w:left="720"/>
+      </w:pPr>
+      <w:r>
+        <w:t>India’s total debt is $3.47 trillion, with an adjusted debt-to-GDP ratio of 87.56%, which remains manageable for a rapidly developing economy. Trade contributes 41.53% to India’s GDP, although the country faces a trade deficit of $90 billion (-2.15% of GDP).</w:t>
+      </w:r>
+    </w:p>
+    <w:p>
+      <w:pPr>
+        <w:pStyle w:val="Compact"/>
+        <w:ind w:left="720"/>
+      </w:pPr>
+      <w:r>
         <w:lastRenderedPageBreak/>
-        <w:t>housing, education, and energy</w:t>
-      </w:r>
-      <w:r>
-        <w:t xml:space="preserve"> (as % of GDP)</w:t>
-      </w:r>
-      <w:hyperlink r:id="rId58" w:anchor=":~:text=economy%20in%20terms%20of%20nominal,GDP">
-        <w:r>
-          <w:rPr>
-            <w:rStyle w:val="Hyperlink"/>
-          </w:rPr>
-          <w:t>[42]</w:t>
-        </w:r>
-      </w:hyperlink>
-      <w:r>
-        <w:t xml:space="preserve">. India also carries a </w:t>
-      </w:r>
-      <w:r>
-        <w:rPr>
-          <w:b/>
-          <w:bCs/>
-        </w:rPr>
-        <w:t>high debt-to-GDP ratio</w:t>
-      </w:r>
-      <w:r>
-        <w:t xml:space="preserve"> and a </w:t>
-      </w:r>
-      <w:r>
-        <w:rPr>
-          <w:b/>
-          <w:bCs/>
-        </w:rPr>
-        <w:t>significant trade deficit</w:t>
-      </w:r>
-      <w:r>
-        <w:t>, which contribute to economic vulnerabilities</w:t>
-      </w:r>
-      <w:hyperlink r:id="rId59" w:anchor=":~:text=addition%2C%20the">
-        <w:r>
-          <w:rPr>
-            <w:rStyle w:val="Hyperlink"/>
-          </w:rPr>
-          <w:t>[43]</w:t>
-        </w:r>
-      </w:hyperlink>
-      <w:r>
-        <w:t xml:space="preserve">. These weaknesses drag its Heart Value down and result in the worst affordability grade (D-). In essence, India’s rapid GDP growth has not yet resolved its human development challenges. </w:t>
-      </w:r>
-      <w:r>
-        <w:rPr>
-          <w:b/>
-          <w:bCs/>
-        </w:rPr>
-        <w:t>Khurshid’s analysis</w:t>
-      </w:r>
-      <w:r>
-        <w:t xml:space="preserve"> emphasizes that India must strive to become a more </w:t>
-      </w:r>
-      <w:r>
-        <w:rPr>
-          <w:b/>
-          <w:bCs/>
-        </w:rPr>
-        <w:t>inclusive economy</w:t>
-      </w:r>
-      <w:r>
-        <w:t xml:space="preserve"> – improving basic services and opportunities for its massive population – in order to improve its HEART score</w:t>
-      </w:r>
-      <w:hyperlink r:id="rId60" w:anchor=":~:text=contribute%20to%20economic%20vulnerability%20and,its%20overall%20HEART%20Score%20performance">
-        <w:r>
-          <w:rPr>
-            <w:rStyle w:val="Hyperlink"/>
-          </w:rPr>
-          <w:t>[44]</w:t>
-        </w:r>
-      </w:hyperlink>
-      <w:r>
-        <w:t>. He also suggests India should address external pressures (e.g. trade issues with the US) and consider regional cooperation (e.g. normalize relations with neighbors, seek beneficial partnerships with China) to alleviate short-term economic pressures (as he noted in his commentary).</w:t>
+        <w:t>Sector-wise contributions highlight India’s growing socio-economic needs: housing (8%), health (2.5%), energy (5%), and education (4.6%). These values reflect India’s developing-stage structure in social determinants of welfare.</w:t>
+      </w:r>
+    </w:p>
+    <w:p>
+      <w:pPr>
+        <w:pStyle w:val="Compact"/>
+        <w:ind w:left="720"/>
+      </w:pPr>
+      <w:r>
+        <w:t>India continues to show strong economic momentum due to its expanding manufacturing base, digital transformation, and rising domestic consumption. However, challenges persist in terms of income inequality (GINI 0.328), low HDI-adjusted affordability, and high population pressure.</w:t>
+      </w:r>
+    </w:p>
+    <w:p>
+      <w:pPr>
+        <w:pStyle w:val="Compact"/>
+        <w:ind w:left="720"/>
+      </w:pPr>
+      <w:r>
+        <w:t>India is a great country with huge potential. India needs to do the following to counter some of the current upward economic pressure:</w:t>
+      </w:r>
+    </w:p>
+    <w:p>
+      <w:pPr>
+        <w:pStyle w:val="Compact"/>
+        <w:ind w:left="720"/>
+      </w:pPr>
+      <w:r>
+        <w:t>Must strive to make country an inclusive economy.</w:t>
+      </w:r>
+    </w:p>
+    <w:p>
+      <w:pPr>
+        <w:pStyle w:val="Compact"/>
+        <w:ind w:left="720"/>
+      </w:pPr>
+      <w:r>
+        <w:t>Increase and improve economic governance.</w:t>
+      </w:r>
+    </w:p>
+    <w:p>
+      <w:pPr>
+        <w:pStyle w:val="Compact"/>
+        <w:ind w:left="720"/>
+      </w:pPr>
+      <w:r>
+        <w:t>Scale up the economy by bringing in undocumented segments and transactions into the GDP growth.</w:t>
+      </w:r>
+    </w:p>
+    <w:p>
+      <w:pPr>
+        <w:pStyle w:val="Compact"/>
+        <w:ind w:left="720"/>
+      </w:pPr>
+      <w:r>
+        <w:t>Concentrate augmenting domestic demand, economic growth faster than the population growth and productivity gains to counter some affordability pressure.</w:t>
+      </w:r>
+    </w:p>
+    <w:p>
+      <w:pPr>
+        <w:pStyle w:val="Compact"/>
+        <w:ind w:left="720"/>
+      </w:pPr>
+      <w:r>
+        <w:t>Amicably settle trade disputes with USA.</w:t>
+      </w:r>
+    </w:p>
+    <w:p>
+      <w:pPr>
+        <w:pStyle w:val="Compact"/>
+        <w:ind w:left="720"/>
+      </w:pPr>
+      <w:r>
+        <w:t>Overall, despite its strong growth potential and rising global significance, India’s Heart Score of 0.17D- indicates low affordability and moderate resilience, with considerable scope for improvement in social and human development indicators.</w:t>
       </w:r>
     </w:p>
     <w:p>
@@ -2277,7 +5286,11 @@
         <w:t>inclusive</w:t>
       </w:r>
       <w:r>
-        <w:t xml:space="preserve"> (ensuring growth benefits the masses), normalizing relations with neighboring countries (to reduce geopolitical risks and bolster trade), seeking strategic partnerships (he specifically mentions leveraging support from China to counterbalance pressure from other powers), improving governance and policy execution, formalizing the economy (bringing informal sectors into the GDP fold to increase the tax base and measured output), boosting domestic demand, and understanding external pressures (like U.S. trade policies) to respond appropriately. Such recommendations give a roadmap aligned with HEART model findings – for instance, improving “Affordability” via higher per-capita income and HDI would directly raise India’s HAR grade.</w:t>
+        <w:t xml:space="preserve"> (ensuring growth benefits the masses), normalizing relations with </w:t>
+      </w:r>
+      <w:r>
+        <w:lastRenderedPageBreak/>
+        <w:t>neighboring countries (to reduce geopolitical risks and bolster trade), seeking strategic partnerships (he specifically mentions leveraging support from China to counterbalance pressure from other powers), improving governance and policy execution, formalizing the economy (bringing informal sectors into the GDP fold to increase the tax base and measured output), boosting domestic demand, and understanding external pressures (like U.S. trade policies) to respond appropriately. Such recommendations give a roadmap aligned with HEART model findings – for instance, improving “Affordability” via higher per-capita income and HDI would directly raise India’s HAR grade.</w:t>
       </w:r>
     </w:p>
     <w:p>
@@ -2293,7 +5306,6 @@
           <w:b/>
           <w:bCs/>
         </w:rPr>
-        <w:lastRenderedPageBreak/>
         <w:t>Saudi Arabia’s Strengths:</w:t>
       </w:r>
       <w:r>
@@ -2444,7 +5456,11 @@
         <w:t>“HEART AI”</w:t>
       </w:r>
       <w:r>
-        <w:t xml:space="preserve"> is under development – an AI system to augment the HEART model’s analysis. This aligns with his published vision of </w:t>
+        <w:t xml:space="preserve"> is under development – an AI system to augment the HEART model’s analysis. </w:t>
+      </w:r>
+      <w:r>
+        <w:lastRenderedPageBreak/>
+        <w:t xml:space="preserve">This aligns with his published vision of </w:t>
       </w:r>
       <w:r>
         <w:rPr>
@@ -2486,6 +5502,2130 @@
       <w:r>
         <w:t>. For the AI agent, this implies an expectation to handle dynamic data and perhaps to simulate how future changes (like policy shifts) might impact scores.</w:t>
       </w:r>
+    </w:p>
+    <w:p>
+      <w:pPr>
+        <w:pStyle w:val="Compact"/>
+      </w:pPr>
+    </w:p>
+    <w:p>
+      <w:pPr>
+        <w:pStyle w:val="Compact"/>
+        <w:rPr>
+          <w:b/>
+          <w:bCs/>
+        </w:rPr>
+      </w:pPr>
+      <w:r>
+        <w:rPr>
+          <w:b/>
+          <w:bCs/>
+        </w:rPr>
+        <w:t>Heart Affordability Grade Rules</w:t>
+      </w:r>
+    </w:p>
+    <w:tbl>
+      <w:tblPr>
+        <w:tblW w:w="8740" w:type="dxa"/>
+        <w:tblLook w:val="04A0" w:firstRow="1" w:lastRow="0" w:firstColumn="1" w:lastColumn="0" w:noHBand="0" w:noVBand="1"/>
+      </w:tblPr>
+      <w:tblGrid>
+        <w:gridCol w:w="900"/>
+        <w:gridCol w:w="3080"/>
+        <w:gridCol w:w="2700"/>
+        <w:gridCol w:w="2060"/>
+      </w:tblGrid>
+      <w:tr>
+        <w:trPr>
+          <w:trHeight w:val="315"/>
+        </w:trPr>
+        <w:tc>
+          <w:tcPr>
+            <w:tcW w:w="900" w:type="dxa"/>
+            <w:tcBorders>
+              <w:top w:val="single" w:sz="4" w:space="0" w:color="000000"/>
+              <w:left w:val="single" w:sz="4" w:space="0" w:color="000000"/>
+              <w:bottom w:val="single" w:sz="4" w:space="0" w:color="000000"/>
+              <w:right w:val="single" w:sz="4" w:space="0" w:color="000000"/>
+            </w:tcBorders>
+            <w:shd w:val="clear" w:color="7030A0" w:fill="7030A0"/>
+            <w:noWrap/>
+            <w:vAlign w:val="bottom"/>
+            <w:hideMark/>
+          </w:tcPr>
+          <w:p>
+            <w:pPr>
+              <w:spacing w:after="0"/>
+              <w:jc w:val="center"/>
+              <w:rPr>
+                <w:rFonts w:ascii="&quot;Times New Roman&quot;" w:eastAsia="Times New Roman" w:hAnsi="&quot;Times New Roman&quot;" w:cs="Arial"/>
+                <w:b/>
+                <w:bCs/>
+                <w:color w:val="FFFFFF"/>
+                <w:sz w:val="22"/>
+                <w:szCs w:val="22"/>
+                <w:lang w:val="en-IN" w:eastAsia="en-IN"/>
+              </w:rPr>
+            </w:pPr>
+            <w:proofErr w:type="spellStart"/>
+            <w:r>
+              <w:rPr>
+                <w:rFonts w:ascii="&quot;Times New Roman&quot;" w:eastAsia="Times New Roman" w:hAnsi="&quot;Times New Roman&quot;" w:cs="Arial"/>
+                <w:b/>
+                <w:bCs/>
+                <w:color w:val="FFFFFF"/>
+                <w:sz w:val="22"/>
+                <w:szCs w:val="22"/>
+                <w:lang w:val="en-IN" w:eastAsia="en-IN"/>
+              </w:rPr>
+              <w:t>S.No</w:t>
+            </w:r>
+            <w:proofErr w:type="spellEnd"/>
+          </w:p>
+        </w:tc>
+        <w:tc>
+          <w:tcPr>
+            <w:tcW w:w="3080" w:type="dxa"/>
+            <w:tcBorders>
+              <w:top w:val="single" w:sz="4" w:space="0" w:color="000000"/>
+              <w:left w:val="nil"/>
+              <w:bottom w:val="single" w:sz="4" w:space="0" w:color="000000"/>
+              <w:right w:val="single" w:sz="4" w:space="0" w:color="000000"/>
+            </w:tcBorders>
+            <w:shd w:val="clear" w:color="7030A0" w:fill="7030A0"/>
+            <w:noWrap/>
+            <w:vAlign w:val="bottom"/>
+            <w:hideMark/>
+          </w:tcPr>
+          <w:p>
+            <w:pPr>
+              <w:spacing w:after="0"/>
+              <w:jc w:val="center"/>
+              <w:rPr>
+                <w:rFonts w:ascii="&quot;Times New Roman&quot;" w:eastAsia="Times New Roman" w:hAnsi="&quot;Times New Roman&quot;" w:cs="Arial"/>
+                <w:b/>
+                <w:bCs/>
+                <w:color w:val="FFFFFF"/>
+                <w:sz w:val="22"/>
+                <w:szCs w:val="22"/>
+                <w:lang w:val="en-IN" w:eastAsia="en-IN"/>
+              </w:rPr>
+            </w:pPr>
+            <w:r>
+              <w:rPr>
+                <w:rFonts w:ascii="&quot;Times New Roman&quot;" w:eastAsia="Times New Roman" w:hAnsi="&quot;Times New Roman&quot;" w:cs="Arial"/>
+                <w:b/>
+                <w:bCs/>
+                <w:color w:val="FFFFFF"/>
+                <w:sz w:val="22"/>
+                <w:szCs w:val="22"/>
+                <w:lang w:val="en-IN" w:eastAsia="en-IN"/>
+              </w:rPr>
+              <w:t>if APCI*AHDI(US$)</w:t>
+            </w:r>
+          </w:p>
+        </w:tc>
+        <w:tc>
+          <w:tcPr>
+            <w:tcW w:w="2700" w:type="dxa"/>
+            <w:tcBorders>
+              <w:top w:val="single" w:sz="4" w:space="0" w:color="000000"/>
+              <w:left w:val="nil"/>
+              <w:bottom w:val="single" w:sz="4" w:space="0" w:color="000000"/>
+              <w:right w:val="single" w:sz="4" w:space="0" w:color="000000"/>
+            </w:tcBorders>
+            <w:shd w:val="clear" w:color="7030A0" w:fill="7030A0"/>
+            <w:noWrap/>
+            <w:vAlign w:val="bottom"/>
+            <w:hideMark/>
+          </w:tcPr>
+          <w:p>
+            <w:pPr>
+              <w:spacing w:after="0"/>
+              <w:jc w:val="center"/>
+              <w:rPr>
+                <w:rFonts w:ascii="&quot;Times New Roman&quot;" w:eastAsia="Times New Roman" w:hAnsi="&quot;Times New Roman&quot;" w:cs="Arial"/>
+                <w:b/>
+                <w:bCs/>
+                <w:color w:val="FFFFFF"/>
+                <w:sz w:val="22"/>
+                <w:szCs w:val="22"/>
+                <w:lang w:val="en-IN" w:eastAsia="en-IN"/>
+              </w:rPr>
+            </w:pPr>
+            <w:r>
+              <w:rPr>
+                <w:rFonts w:ascii="&quot;Times New Roman&quot;" w:eastAsia="Times New Roman" w:hAnsi="&quot;Times New Roman&quot;" w:cs="Arial"/>
+                <w:b/>
+                <w:bCs/>
+                <w:color w:val="FFFFFF"/>
+                <w:sz w:val="22"/>
+                <w:szCs w:val="22"/>
+                <w:lang w:val="en-IN" w:eastAsia="en-IN"/>
+              </w:rPr>
+              <w:t>Assigned Ranking</w:t>
+            </w:r>
+          </w:p>
+        </w:tc>
+        <w:tc>
+          <w:tcPr>
+            <w:tcW w:w="2060" w:type="dxa"/>
+            <w:tcBorders>
+              <w:top w:val="single" w:sz="4" w:space="0" w:color="000000"/>
+              <w:left w:val="nil"/>
+              <w:bottom w:val="single" w:sz="4" w:space="0" w:color="000000"/>
+              <w:right w:val="single" w:sz="4" w:space="0" w:color="000000"/>
+            </w:tcBorders>
+            <w:shd w:val="clear" w:color="7030A0" w:fill="7030A0"/>
+            <w:noWrap/>
+            <w:vAlign w:val="bottom"/>
+            <w:hideMark/>
+          </w:tcPr>
+          <w:p>
+            <w:pPr>
+              <w:spacing w:after="0"/>
+              <w:jc w:val="center"/>
+              <w:rPr>
+                <w:rFonts w:ascii="&quot;Times New Roman&quot;" w:eastAsia="Times New Roman" w:hAnsi="&quot;Times New Roman&quot;" w:cs="Arial"/>
+                <w:b/>
+                <w:bCs/>
+                <w:color w:val="FFFFFF"/>
+                <w:sz w:val="22"/>
+                <w:szCs w:val="22"/>
+                <w:lang w:val="en-IN" w:eastAsia="en-IN"/>
+              </w:rPr>
+            </w:pPr>
+            <w:r>
+              <w:rPr>
+                <w:rFonts w:ascii="&quot;Times New Roman&quot;" w:eastAsia="Times New Roman" w:hAnsi="&quot;Times New Roman&quot;" w:cs="Arial"/>
+                <w:b/>
+                <w:bCs/>
+                <w:color w:val="FFFFFF"/>
+                <w:sz w:val="22"/>
+                <w:szCs w:val="22"/>
+                <w:lang w:val="en-IN" w:eastAsia="en-IN"/>
+              </w:rPr>
+              <w:t>Description</w:t>
+            </w:r>
+          </w:p>
+        </w:tc>
+      </w:tr>
+      <w:tr>
+        <w:trPr>
+          <w:trHeight w:val="315"/>
+        </w:trPr>
+        <w:tc>
+          <w:tcPr>
+            <w:tcW w:w="900" w:type="dxa"/>
+            <w:tcBorders>
+              <w:top w:val="nil"/>
+              <w:left w:val="single" w:sz="4" w:space="0" w:color="000000"/>
+              <w:bottom w:val="single" w:sz="4" w:space="0" w:color="000000"/>
+              <w:right w:val="single" w:sz="4" w:space="0" w:color="000000"/>
+            </w:tcBorders>
+            <w:shd w:val="clear" w:color="7030A0" w:fill="7030A0"/>
+            <w:noWrap/>
+            <w:vAlign w:val="bottom"/>
+            <w:hideMark/>
+          </w:tcPr>
+          <w:p>
+            <w:pPr>
+              <w:spacing w:after="0"/>
+              <w:jc w:val="center"/>
+              <w:rPr>
+                <w:rFonts w:ascii="&quot;Times New Roman&quot;" w:eastAsia="Times New Roman" w:hAnsi="&quot;Times New Roman&quot;" w:cs="Arial"/>
+                <w:b/>
+                <w:bCs/>
+                <w:color w:val="FFFFFF"/>
+                <w:sz w:val="22"/>
+                <w:szCs w:val="22"/>
+                <w:lang w:val="en-IN" w:eastAsia="en-IN"/>
+              </w:rPr>
+            </w:pPr>
+            <w:r>
+              <w:rPr>
+                <w:rFonts w:ascii="&quot;Times New Roman&quot;" w:eastAsia="Times New Roman" w:hAnsi="&quot;Times New Roman&quot;" w:cs="Arial"/>
+                <w:b/>
+                <w:bCs/>
+                <w:color w:val="FFFFFF"/>
+                <w:sz w:val="22"/>
+                <w:szCs w:val="22"/>
+                <w:lang w:val="en-IN" w:eastAsia="en-IN"/>
+              </w:rPr>
+              <w:t>1</w:t>
+            </w:r>
+          </w:p>
+        </w:tc>
+        <w:tc>
+          <w:tcPr>
+            <w:tcW w:w="3080" w:type="dxa"/>
+            <w:tcBorders>
+              <w:top w:val="nil"/>
+              <w:left w:val="nil"/>
+              <w:bottom w:val="single" w:sz="4" w:space="0" w:color="000000"/>
+              <w:right w:val="single" w:sz="4" w:space="0" w:color="000000"/>
+            </w:tcBorders>
+            <w:noWrap/>
+            <w:vAlign w:val="bottom"/>
+            <w:hideMark/>
+          </w:tcPr>
+          <w:p>
+            <w:pPr>
+              <w:spacing w:after="0"/>
+              <w:jc w:val="center"/>
+              <w:rPr>
+                <w:rFonts w:ascii="&quot;Times New Roman&quot;" w:eastAsia="Times New Roman" w:hAnsi="&quot;Times New Roman&quot;" w:cs="Arial"/>
+                <w:b/>
+                <w:bCs/>
+                <w:color w:val="FF0000"/>
+                <w:sz w:val="22"/>
+                <w:szCs w:val="22"/>
+                <w:lang w:val="en-IN" w:eastAsia="en-IN"/>
+              </w:rPr>
+            </w:pPr>
+            <w:r>
+              <w:rPr>
+                <w:rFonts w:ascii="&quot;Times New Roman&quot;" w:eastAsia="Times New Roman" w:hAnsi="&quot;Times New Roman&quot;" w:cs="Arial"/>
+                <w:b/>
+                <w:bCs/>
+                <w:color w:val="FF0000"/>
+                <w:sz w:val="22"/>
+                <w:szCs w:val="22"/>
+                <w:lang w:val="en-IN" w:eastAsia="en-IN"/>
+              </w:rPr>
+              <w:t>0-2,500</w:t>
+            </w:r>
+          </w:p>
+        </w:tc>
+        <w:tc>
+          <w:tcPr>
+            <w:tcW w:w="2700" w:type="dxa"/>
+            <w:tcBorders>
+              <w:top w:val="nil"/>
+              <w:left w:val="nil"/>
+              <w:bottom w:val="single" w:sz="4" w:space="0" w:color="000000"/>
+              <w:right w:val="single" w:sz="4" w:space="0" w:color="000000"/>
+            </w:tcBorders>
+            <w:noWrap/>
+            <w:vAlign w:val="bottom"/>
+            <w:hideMark/>
+          </w:tcPr>
+          <w:p>
+            <w:pPr>
+              <w:spacing w:after="0"/>
+              <w:jc w:val="center"/>
+              <w:rPr>
+                <w:rFonts w:ascii="&quot;Times New Roman&quot;" w:eastAsia="Times New Roman" w:hAnsi="&quot;Times New Roman&quot;" w:cs="Arial"/>
+                <w:color w:val="FF0000"/>
+                <w:sz w:val="22"/>
+                <w:szCs w:val="22"/>
+                <w:lang w:val="en-IN" w:eastAsia="en-IN"/>
+              </w:rPr>
+            </w:pPr>
+            <w:r>
+              <w:rPr>
+                <w:rFonts w:ascii="&quot;Times New Roman&quot;" w:eastAsia="Times New Roman" w:hAnsi="&quot;Times New Roman&quot;" w:cs="Arial"/>
+                <w:color w:val="FF0000"/>
+                <w:sz w:val="22"/>
+                <w:szCs w:val="22"/>
+                <w:lang w:val="en-IN" w:eastAsia="en-IN"/>
+              </w:rPr>
+              <w:t>D-</w:t>
+            </w:r>
+          </w:p>
+        </w:tc>
+        <w:tc>
+          <w:tcPr>
+            <w:tcW w:w="2060" w:type="dxa"/>
+            <w:tcBorders>
+              <w:top w:val="nil"/>
+              <w:left w:val="nil"/>
+              <w:bottom w:val="single" w:sz="4" w:space="0" w:color="000000"/>
+              <w:right w:val="single" w:sz="4" w:space="0" w:color="000000"/>
+            </w:tcBorders>
+            <w:noWrap/>
+            <w:vAlign w:val="bottom"/>
+            <w:hideMark/>
+          </w:tcPr>
+          <w:p>
+            <w:pPr>
+              <w:spacing w:after="0"/>
+              <w:jc w:val="center"/>
+              <w:rPr>
+                <w:rFonts w:ascii="&quot;Times New Roman&quot;" w:eastAsia="Times New Roman" w:hAnsi="&quot;Times New Roman&quot;" w:cs="Arial"/>
+                <w:color w:val="FF0000"/>
+                <w:sz w:val="22"/>
+                <w:szCs w:val="22"/>
+                <w:lang w:val="en-IN" w:eastAsia="en-IN"/>
+              </w:rPr>
+            </w:pPr>
+            <w:r>
+              <w:rPr>
+                <w:rFonts w:ascii="&quot;Times New Roman&quot;" w:eastAsia="Times New Roman" w:hAnsi="&quot;Times New Roman&quot;" w:cs="Arial"/>
+                <w:color w:val="FF0000"/>
+                <w:sz w:val="22"/>
+                <w:szCs w:val="22"/>
+                <w:lang w:val="en-IN" w:eastAsia="en-IN"/>
+              </w:rPr>
+              <w:t>Very Week</w:t>
+            </w:r>
+          </w:p>
+        </w:tc>
+      </w:tr>
+      <w:tr>
+        <w:trPr>
+          <w:trHeight w:val="315"/>
+        </w:trPr>
+        <w:tc>
+          <w:tcPr>
+            <w:tcW w:w="900" w:type="dxa"/>
+            <w:tcBorders>
+              <w:top w:val="nil"/>
+              <w:left w:val="single" w:sz="4" w:space="0" w:color="000000"/>
+              <w:bottom w:val="single" w:sz="4" w:space="0" w:color="000000"/>
+              <w:right w:val="single" w:sz="4" w:space="0" w:color="000000"/>
+            </w:tcBorders>
+            <w:noWrap/>
+            <w:vAlign w:val="bottom"/>
+            <w:hideMark/>
+          </w:tcPr>
+          <w:p>
+            <w:pPr>
+              <w:spacing w:after="0"/>
+              <w:jc w:val="center"/>
+              <w:rPr>
+                <w:rFonts w:ascii="&quot;Times New Roman&quot;" w:eastAsia="Times New Roman" w:hAnsi="&quot;Times New Roman&quot;" w:cs="Arial"/>
+                <w:color w:val="000000"/>
+                <w:sz w:val="22"/>
+                <w:szCs w:val="22"/>
+                <w:lang w:val="en-IN" w:eastAsia="en-IN"/>
+              </w:rPr>
+            </w:pPr>
+            <w:r>
+              <w:rPr>
+                <w:rFonts w:ascii="&quot;Times New Roman&quot;" w:eastAsia="Times New Roman" w:hAnsi="&quot;Times New Roman&quot;" w:cs="Arial"/>
+                <w:color w:val="000000"/>
+                <w:sz w:val="22"/>
+                <w:szCs w:val="22"/>
+                <w:lang w:val="en-IN" w:eastAsia="en-IN"/>
+              </w:rPr>
+              <w:t>2</w:t>
+            </w:r>
+          </w:p>
+        </w:tc>
+        <w:tc>
+          <w:tcPr>
+            <w:tcW w:w="3080" w:type="dxa"/>
+            <w:tcBorders>
+              <w:top w:val="nil"/>
+              <w:left w:val="nil"/>
+              <w:bottom w:val="single" w:sz="4" w:space="0" w:color="000000"/>
+              <w:right w:val="single" w:sz="4" w:space="0" w:color="000000"/>
+            </w:tcBorders>
+            <w:noWrap/>
+            <w:vAlign w:val="bottom"/>
+            <w:hideMark/>
+          </w:tcPr>
+          <w:p>
+            <w:pPr>
+              <w:spacing w:after="0"/>
+              <w:jc w:val="center"/>
+              <w:rPr>
+                <w:rFonts w:ascii="&quot;Times New Roman&quot;" w:eastAsia="Times New Roman" w:hAnsi="&quot;Times New Roman&quot;" w:cs="Arial"/>
+                <w:b/>
+                <w:bCs/>
+                <w:color w:val="000000"/>
+                <w:sz w:val="22"/>
+                <w:szCs w:val="22"/>
+                <w:lang w:val="en-IN" w:eastAsia="en-IN"/>
+              </w:rPr>
+            </w:pPr>
+            <w:r>
+              <w:rPr>
+                <w:rFonts w:ascii="&quot;Times New Roman&quot;" w:eastAsia="Times New Roman" w:hAnsi="&quot;Times New Roman&quot;" w:cs="Arial"/>
+                <w:b/>
+                <w:bCs/>
+                <w:color w:val="000000"/>
+                <w:sz w:val="22"/>
+                <w:szCs w:val="22"/>
+                <w:lang w:val="en-IN" w:eastAsia="en-IN"/>
+              </w:rPr>
+              <w:t>2,501-5,000</w:t>
+            </w:r>
+          </w:p>
+        </w:tc>
+        <w:tc>
+          <w:tcPr>
+            <w:tcW w:w="2700" w:type="dxa"/>
+            <w:tcBorders>
+              <w:top w:val="nil"/>
+              <w:left w:val="nil"/>
+              <w:bottom w:val="single" w:sz="4" w:space="0" w:color="000000"/>
+              <w:right w:val="single" w:sz="4" w:space="0" w:color="000000"/>
+            </w:tcBorders>
+            <w:noWrap/>
+            <w:vAlign w:val="bottom"/>
+            <w:hideMark/>
+          </w:tcPr>
+          <w:p>
+            <w:pPr>
+              <w:spacing w:after="0"/>
+              <w:jc w:val="center"/>
+              <w:rPr>
+                <w:rFonts w:ascii="&quot;Times New Roman&quot;" w:eastAsia="Times New Roman" w:hAnsi="&quot;Times New Roman&quot;" w:cs="Arial"/>
+                <w:color w:val="000000"/>
+                <w:sz w:val="22"/>
+                <w:szCs w:val="22"/>
+                <w:lang w:val="en-IN" w:eastAsia="en-IN"/>
+              </w:rPr>
+            </w:pPr>
+            <w:r>
+              <w:rPr>
+                <w:rFonts w:ascii="&quot;Times New Roman&quot;" w:eastAsia="Times New Roman" w:hAnsi="&quot;Times New Roman&quot;" w:cs="Arial"/>
+                <w:color w:val="000000"/>
+                <w:sz w:val="22"/>
+                <w:szCs w:val="22"/>
+                <w:lang w:val="en-IN" w:eastAsia="en-IN"/>
+              </w:rPr>
+              <w:t>D</w:t>
+            </w:r>
+          </w:p>
+        </w:tc>
+        <w:tc>
+          <w:tcPr>
+            <w:tcW w:w="2060" w:type="dxa"/>
+            <w:tcBorders>
+              <w:top w:val="nil"/>
+              <w:left w:val="nil"/>
+              <w:bottom w:val="single" w:sz="4" w:space="0" w:color="000000"/>
+              <w:right w:val="single" w:sz="4" w:space="0" w:color="000000"/>
+            </w:tcBorders>
+            <w:noWrap/>
+            <w:vAlign w:val="bottom"/>
+            <w:hideMark/>
+          </w:tcPr>
+          <w:p>
+            <w:pPr>
+              <w:spacing w:after="0"/>
+              <w:jc w:val="center"/>
+              <w:rPr>
+                <w:rFonts w:ascii="&quot;Times New Roman&quot;" w:eastAsia="Times New Roman" w:hAnsi="&quot;Times New Roman&quot;" w:cs="Arial"/>
+                <w:color w:val="000000"/>
+                <w:sz w:val="22"/>
+                <w:szCs w:val="22"/>
+                <w:lang w:val="en-IN" w:eastAsia="en-IN"/>
+              </w:rPr>
+            </w:pPr>
+            <w:r>
+              <w:rPr>
+                <w:rFonts w:ascii="&quot;Times New Roman&quot;" w:eastAsia="Times New Roman" w:hAnsi="&quot;Times New Roman&quot;" w:cs="Arial"/>
+                <w:color w:val="000000"/>
+                <w:sz w:val="22"/>
+                <w:szCs w:val="22"/>
+                <w:lang w:val="en-IN" w:eastAsia="en-IN"/>
+              </w:rPr>
+              <w:t>Poor</w:t>
+            </w:r>
+          </w:p>
+        </w:tc>
+      </w:tr>
+      <w:tr>
+        <w:trPr>
+          <w:trHeight w:val="315"/>
+        </w:trPr>
+        <w:tc>
+          <w:tcPr>
+            <w:tcW w:w="900" w:type="dxa"/>
+            <w:tcBorders>
+              <w:top w:val="nil"/>
+              <w:left w:val="single" w:sz="4" w:space="0" w:color="000000"/>
+              <w:bottom w:val="single" w:sz="4" w:space="0" w:color="000000"/>
+              <w:right w:val="single" w:sz="4" w:space="0" w:color="000000"/>
+            </w:tcBorders>
+            <w:noWrap/>
+            <w:vAlign w:val="bottom"/>
+            <w:hideMark/>
+          </w:tcPr>
+          <w:p>
+            <w:pPr>
+              <w:spacing w:after="0"/>
+              <w:jc w:val="center"/>
+              <w:rPr>
+                <w:rFonts w:ascii="&quot;Times New Roman&quot;" w:eastAsia="Times New Roman" w:hAnsi="&quot;Times New Roman&quot;" w:cs="Arial"/>
+                <w:color w:val="000000"/>
+                <w:sz w:val="22"/>
+                <w:szCs w:val="22"/>
+                <w:lang w:val="en-IN" w:eastAsia="en-IN"/>
+              </w:rPr>
+            </w:pPr>
+            <w:r>
+              <w:rPr>
+                <w:rFonts w:ascii="&quot;Times New Roman&quot;" w:eastAsia="Times New Roman" w:hAnsi="&quot;Times New Roman&quot;" w:cs="Arial"/>
+                <w:color w:val="000000"/>
+                <w:sz w:val="22"/>
+                <w:szCs w:val="22"/>
+                <w:lang w:val="en-IN" w:eastAsia="en-IN"/>
+              </w:rPr>
+              <w:t>3</w:t>
+            </w:r>
+          </w:p>
+        </w:tc>
+        <w:tc>
+          <w:tcPr>
+            <w:tcW w:w="3080" w:type="dxa"/>
+            <w:tcBorders>
+              <w:top w:val="nil"/>
+              <w:left w:val="nil"/>
+              <w:bottom w:val="single" w:sz="4" w:space="0" w:color="000000"/>
+              <w:right w:val="single" w:sz="4" w:space="0" w:color="000000"/>
+            </w:tcBorders>
+            <w:noWrap/>
+            <w:vAlign w:val="bottom"/>
+            <w:hideMark/>
+          </w:tcPr>
+          <w:p>
+            <w:pPr>
+              <w:spacing w:after="0"/>
+              <w:jc w:val="center"/>
+              <w:rPr>
+                <w:rFonts w:ascii="&quot;Times New Roman&quot;" w:eastAsia="Times New Roman" w:hAnsi="&quot;Times New Roman&quot;" w:cs="Arial"/>
+                <w:b/>
+                <w:bCs/>
+                <w:color w:val="000000"/>
+                <w:sz w:val="22"/>
+                <w:szCs w:val="22"/>
+                <w:lang w:val="en-IN" w:eastAsia="en-IN"/>
+              </w:rPr>
+            </w:pPr>
+            <w:r>
+              <w:rPr>
+                <w:rFonts w:ascii="&quot;Times New Roman&quot;" w:eastAsia="Times New Roman" w:hAnsi="&quot;Times New Roman&quot;" w:cs="Arial"/>
+                <w:b/>
+                <w:bCs/>
+                <w:color w:val="000000"/>
+                <w:sz w:val="22"/>
+                <w:szCs w:val="22"/>
+                <w:lang w:val="en-IN" w:eastAsia="en-IN"/>
+              </w:rPr>
+              <w:t>5,001-10,000</w:t>
+            </w:r>
+          </w:p>
+        </w:tc>
+        <w:tc>
+          <w:tcPr>
+            <w:tcW w:w="2700" w:type="dxa"/>
+            <w:tcBorders>
+              <w:top w:val="nil"/>
+              <w:left w:val="nil"/>
+              <w:bottom w:val="single" w:sz="4" w:space="0" w:color="000000"/>
+              <w:right w:val="single" w:sz="4" w:space="0" w:color="000000"/>
+            </w:tcBorders>
+            <w:noWrap/>
+            <w:vAlign w:val="bottom"/>
+            <w:hideMark/>
+          </w:tcPr>
+          <w:p>
+            <w:pPr>
+              <w:spacing w:after="0"/>
+              <w:jc w:val="center"/>
+              <w:rPr>
+                <w:rFonts w:ascii="&quot;Times New Roman&quot;" w:eastAsia="Times New Roman" w:hAnsi="&quot;Times New Roman&quot;" w:cs="Arial"/>
+                <w:color w:val="000000"/>
+                <w:sz w:val="22"/>
+                <w:szCs w:val="22"/>
+                <w:lang w:val="en-IN" w:eastAsia="en-IN"/>
+              </w:rPr>
+            </w:pPr>
+            <w:r>
+              <w:rPr>
+                <w:rFonts w:ascii="&quot;Times New Roman&quot;" w:eastAsia="Times New Roman" w:hAnsi="&quot;Times New Roman&quot;" w:cs="Arial"/>
+                <w:color w:val="000000"/>
+                <w:sz w:val="22"/>
+                <w:szCs w:val="22"/>
+                <w:lang w:val="en-IN" w:eastAsia="en-IN"/>
+              </w:rPr>
+              <w:t>D+</w:t>
+            </w:r>
+          </w:p>
+        </w:tc>
+        <w:tc>
+          <w:tcPr>
+            <w:tcW w:w="2060" w:type="dxa"/>
+            <w:tcBorders>
+              <w:top w:val="nil"/>
+              <w:left w:val="nil"/>
+              <w:bottom w:val="single" w:sz="4" w:space="0" w:color="000000"/>
+              <w:right w:val="single" w:sz="4" w:space="0" w:color="000000"/>
+            </w:tcBorders>
+            <w:noWrap/>
+            <w:vAlign w:val="bottom"/>
+            <w:hideMark/>
+          </w:tcPr>
+          <w:p>
+            <w:pPr>
+              <w:spacing w:after="0"/>
+              <w:jc w:val="center"/>
+              <w:rPr>
+                <w:rFonts w:ascii="&quot;Times New Roman&quot;" w:eastAsia="Times New Roman" w:hAnsi="&quot;Times New Roman&quot;" w:cs="Arial"/>
+                <w:color w:val="000000"/>
+                <w:sz w:val="22"/>
+                <w:szCs w:val="22"/>
+                <w:lang w:val="en-IN" w:eastAsia="en-IN"/>
+              </w:rPr>
+            </w:pPr>
+            <w:r>
+              <w:rPr>
+                <w:rFonts w:ascii="&quot;Times New Roman&quot;" w:eastAsia="Times New Roman" w:hAnsi="&quot;Times New Roman&quot;" w:cs="Arial"/>
+                <w:color w:val="000000"/>
+                <w:sz w:val="22"/>
+                <w:szCs w:val="22"/>
+                <w:lang w:val="en-IN" w:eastAsia="en-IN"/>
+              </w:rPr>
+              <w:t>Challenging</w:t>
+            </w:r>
+          </w:p>
+        </w:tc>
+      </w:tr>
+      <w:tr>
+        <w:trPr>
+          <w:trHeight w:val="315"/>
+        </w:trPr>
+        <w:tc>
+          <w:tcPr>
+            <w:tcW w:w="900" w:type="dxa"/>
+            <w:tcBorders>
+              <w:top w:val="nil"/>
+              <w:left w:val="single" w:sz="4" w:space="0" w:color="000000"/>
+              <w:bottom w:val="single" w:sz="4" w:space="0" w:color="000000"/>
+              <w:right w:val="single" w:sz="4" w:space="0" w:color="000000"/>
+            </w:tcBorders>
+            <w:shd w:val="clear" w:color="7030A0" w:fill="7030A0"/>
+            <w:noWrap/>
+            <w:vAlign w:val="bottom"/>
+            <w:hideMark/>
+          </w:tcPr>
+          <w:p>
+            <w:pPr>
+              <w:spacing w:after="0"/>
+              <w:jc w:val="center"/>
+              <w:rPr>
+                <w:rFonts w:ascii="&quot;Times New Roman&quot;" w:eastAsia="Times New Roman" w:hAnsi="&quot;Times New Roman&quot;" w:cs="Arial"/>
+                <w:b/>
+                <w:bCs/>
+                <w:color w:val="FFFFFF"/>
+                <w:sz w:val="22"/>
+                <w:szCs w:val="22"/>
+                <w:lang w:val="en-IN" w:eastAsia="en-IN"/>
+              </w:rPr>
+            </w:pPr>
+            <w:r>
+              <w:rPr>
+                <w:rFonts w:ascii="&quot;Times New Roman&quot;" w:eastAsia="Times New Roman" w:hAnsi="&quot;Times New Roman&quot;" w:cs="Arial"/>
+                <w:b/>
+                <w:bCs/>
+                <w:color w:val="FFFFFF"/>
+                <w:sz w:val="22"/>
+                <w:szCs w:val="22"/>
+                <w:lang w:val="en-IN" w:eastAsia="en-IN"/>
+              </w:rPr>
+              <w:t>4</w:t>
+            </w:r>
+          </w:p>
+        </w:tc>
+        <w:tc>
+          <w:tcPr>
+            <w:tcW w:w="3080" w:type="dxa"/>
+            <w:tcBorders>
+              <w:top w:val="nil"/>
+              <w:left w:val="nil"/>
+              <w:bottom w:val="single" w:sz="4" w:space="0" w:color="000000"/>
+              <w:right w:val="single" w:sz="4" w:space="0" w:color="000000"/>
+            </w:tcBorders>
+            <w:noWrap/>
+            <w:vAlign w:val="bottom"/>
+            <w:hideMark/>
+          </w:tcPr>
+          <w:p>
+            <w:pPr>
+              <w:spacing w:after="0"/>
+              <w:jc w:val="center"/>
+              <w:rPr>
+                <w:rFonts w:ascii="&quot;Times New Roman&quot;" w:eastAsia="Times New Roman" w:hAnsi="&quot;Times New Roman&quot;" w:cs="Arial"/>
+                <w:b/>
+                <w:bCs/>
+                <w:color w:val="000000"/>
+                <w:sz w:val="22"/>
+                <w:szCs w:val="22"/>
+                <w:lang w:val="en-IN" w:eastAsia="en-IN"/>
+              </w:rPr>
+            </w:pPr>
+            <w:r>
+              <w:rPr>
+                <w:rFonts w:ascii="&quot;Times New Roman&quot;" w:eastAsia="Times New Roman" w:hAnsi="&quot;Times New Roman&quot;" w:cs="Arial"/>
+                <w:b/>
+                <w:bCs/>
+                <w:color w:val="000000"/>
+                <w:sz w:val="22"/>
+                <w:szCs w:val="22"/>
+                <w:lang w:val="en-IN" w:eastAsia="en-IN"/>
+              </w:rPr>
+              <w:t>10,001-12,500</w:t>
+            </w:r>
+          </w:p>
+        </w:tc>
+        <w:tc>
+          <w:tcPr>
+            <w:tcW w:w="2700" w:type="dxa"/>
+            <w:tcBorders>
+              <w:top w:val="nil"/>
+              <w:left w:val="nil"/>
+              <w:bottom w:val="single" w:sz="4" w:space="0" w:color="000000"/>
+              <w:right w:val="single" w:sz="4" w:space="0" w:color="000000"/>
+            </w:tcBorders>
+            <w:noWrap/>
+            <w:vAlign w:val="bottom"/>
+            <w:hideMark/>
+          </w:tcPr>
+          <w:p>
+            <w:pPr>
+              <w:spacing w:after="0"/>
+              <w:jc w:val="center"/>
+              <w:rPr>
+                <w:rFonts w:ascii="&quot;Times New Roman&quot;" w:eastAsia="Times New Roman" w:hAnsi="&quot;Times New Roman&quot;" w:cs="Arial"/>
+                <w:color w:val="000000"/>
+                <w:sz w:val="22"/>
+                <w:szCs w:val="22"/>
+                <w:lang w:val="en-IN" w:eastAsia="en-IN"/>
+              </w:rPr>
+            </w:pPr>
+            <w:r>
+              <w:rPr>
+                <w:rFonts w:ascii="&quot;Times New Roman&quot;" w:eastAsia="Times New Roman" w:hAnsi="&quot;Times New Roman&quot;" w:cs="Arial"/>
+                <w:color w:val="000000"/>
+                <w:sz w:val="22"/>
+                <w:szCs w:val="22"/>
+                <w:lang w:val="en-IN" w:eastAsia="en-IN"/>
+              </w:rPr>
+              <w:t>C-</w:t>
+            </w:r>
+          </w:p>
+        </w:tc>
+        <w:tc>
+          <w:tcPr>
+            <w:tcW w:w="2060" w:type="dxa"/>
+            <w:tcBorders>
+              <w:top w:val="nil"/>
+              <w:left w:val="nil"/>
+              <w:bottom w:val="single" w:sz="4" w:space="0" w:color="000000"/>
+              <w:right w:val="single" w:sz="4" w:space="0" w:color="000000"/>
+            </w:tcBorders>
+            <w:noWrap/>
+            <w:vAlign w:val="bottom"/>
+            <w:hideMark/>
+          </w:tcPr>
+          <w:p>
+            <w:pPr>
+              <w:spacing w:after="0"/>
+              <w:jc w:val="center"/>
+              <w:rPr>
+                <w:rFonts w:ascii="&quot;Times New Roman&quot;" w:eastAsia="Times New Roman" w:hAnsi="&quot;Times New Roman&quot;" w:cs="Arial"/>
+                <w:color w:val="000000"/>
+                <w:sz w:val="22"/>
+                <w:szCs w:val="22"/>
+                <w:lang w:val="en-IN" w:eastAsia="en-IN"/>
+              </w:rPr>
+            </w:pPr>
+            <w:r>
+              <w:rPr>
+                <w:rFonts w:ascii="&quot;Times New Roman&quot;" w:eastAsia="Times New Roman" w:hAnsi="&quot;Times New Roman&quot;" w:cs="Arial"/>
+                <w:color w:val="000000"/>
+                <w:sz w:val="22"/>
+                <w:szCs w:val="22"/>
+                <w:lang w:val="en-IN" w:eastAsia="en-IN"/>
+              </w:rPr>
+              <w:t>Border Line</w:t>
+            </w:r>
+          </w:p>
+        </w:tc>
+      </w:tr>
+      <w:tr>
+        <w:trPr>
+          <w:trHeight w:val="315"/>
+        </w:trPr>
+        <w:tc>
+          <w:tcPr>
+            <w:tcW w:w="900" w:type="dxa"/>
+            <w:tcBorders>
+              <w:top w:val="nil"/>
+              <w:left w:val="single" w:sz="4" w:space="0" w:color="000000"/>
+              <w:bottom w:val="single" w:sz="4" w:space="0" w:color="000000"/>
+              <w:right w:val="single" w:sz="4" w:space="0" w:color="000000"/>
+            </w:tcBorders>
+            <w:noWrap/>
+            <w:vAlign w:val="bottom"/>
+            <w:hideMark/>
+          </w:tcPr>
+          <w:p>
+            <w:pPr>
+              <w:spacing w:after="0"/>
+              <w:jc w:val="center"/>
+              <w:rPr>
+                <w:rFonts w:ascii="&quot;Times New Roman&quot;" w:eastAsia="Times New Roman" w:hAnsi="&quot;Times New Roman&quot;" w:cs="Arial"/>
+                <w:color w:val="000000"/>
+                <w:sz w:val="22"/>
+                <w:szCs w:val="22"/>
+                <w:lang w:val="en-IN" w:eastAsia="en-IN"/>
+              </w:rPr>
+            </w:pPr>
+            <w:r>
+              <w:rPr>
+                <w:rFonts w:ascii="&quot;Times New Roman&quot;" w:eastAsia="Times New Roman" w:hAnsi="&quot;Times New Roman&quot;" w:cs="Arial"/>
+                <w:color w:val="000000"/>
+                <w:sz w:val="22"/>
+                <w:szCs w:val="22"/>
+                <w:lang w:val="en-IN" w:eastAsia="en-IN"/>
+              </w:rPr>
+              <w:t>5</w:t>
+            </w:r>
+          </w:p>
+        </w:tc>
+        <w:tc>
+          <w:tcPr>
+            <w:tcW w:w="3080" w:type="dxa"/>
+            <w:tcBorders>
+              <w:top w:val="nil"/>
+              <w:left w:val="nil"/>
+              <w:bottom w:val="single" w:sz="4" w:space="0" w:color="000000"/>
+              <w:right w:val="single" w:sz="4" w:space="0" w:color="000000"/>
+            </w:tcBorders>
+            <w:noWrap/>
+            <w:vAlign w:val="bottom"/>
+            <w:hideMark/>
+          </w:tcPr>
+          <w:p>
+            <w:pPr>
+              <w:spacing w:after="0"/>
+              <w:jc w:val="center"/>
+              <w:rPr>
+                <w:rFonts w:ascii="&quot;Times New Roman&quot;" w:eastAsia="Times New Roman" w:hAnsi="&quot;Times New Roman&quot;" w:cs="Arial"/>
+                <w:b/>
+                <w:bCs/>
+                <w:color w:val="000000"/>
+                <w:sz w:val="22"/>
+                <w:szCs w:val="22"/>
+                <w:lang w:val="en-IN" w:eastAsia="en-IN"/>
+              </w:rPr>
+            </w:pPr>
+            <w:r>
+              <w:rPr>
+                <w:rFonts w:ascii="&quot;Times New Roman&quot;" w:eastAsia="Times New Roman" w:hAnsi="&quot;Times New Roman&quot;" w:cs="Arial"/>
+                <w:b/>
+                <w:bCs/>
+                <w:color w:val="000000"/>
+                <w:sz w:val="22"/>
+                <w:szCs w:val="22"/>
+                <w:lang w:val="en-IN" w:eastAsia="en-IN"/>
+              </w:rPr>
+              <w:t>12,501-15,000</w:t>
+            </w:r>
+          </w:p>
+        </w:tc>
+        <w:tc>
+          <w:tcPr>
+            <w:tcW w:w="2700" w:type="dxa"/>
+            <w:tcBorders>
+              <w:top w:val="nil"/>
+              <w:left w:val="nil"/>
+              <w:bottom w:val="single" w:sz="4" w:space="0" w:color="000000"/>
+              <w:right w:val="single" w:sz="4" w:space="0" w:color="000000"/>
+            </w:tcBorders>
+            <w:noWrap/>
+            <w:vAlign w:val="bottom"/>
+            <w:hideMark/>
+          </w:tcPr>
+          <w:p>
+            <w:pPr>
+              <w:spacing w:after="0"/>
+              <w:jc w:val="center"/>
+              <w:rPr>
+                <w:rFonts w:ascii="&quot;Times New Roman&quot;" w:eastAsia="Times New Roman" w:hAnsi="&quot;Times New Roman&quot;" w:cs="Arial"/>
+                <w:color w:val="000000"/>
+                <w:sz w:val="22"/>
+                <w:szCs w:val="22"/>
+                <w:lang w:val="en-IN" w:eastAsia="en-IN"/>
+              </w:rPr>
+            </w:pPr>
+            <w:r>
+              <w:rPr>
+                <w:rFonts w:ascii="&quot;Times New Roman&quot;" w:eastAsia="Times New Roman" w:hAnsi="&quot;Times New Roman&quot;" w:cs="Arial"/>
+                <w:color w:val="000000"/>
+                <w:sz w:val="22"/>
+                <w:szCs w:val="22"/>
+                <w:lang w:val="en-IN" w:eastAsia="en-IN"/>
+              </w:rPr>
+              <w:t>C</w:t>
+            </w:r>
+          </w:p>
+        </w:tc>
+        <w:tc>
+          <w:tcPr>
+            <w:tcW w:w="2060" w:type="dxa"/>
+            <w:tcBorders>
+              <w:top w:val="nil"/>
+              <w:left w:val="nil"/>
+              <w:bottom w:val="single" w:sz="4" w:space="0" w:color="000000"/>
+              <w:right w:val="single" w:sz="4" w:space="0" w:color="000000"/>
+            </w:tcBorders>
+            <w:noWrap/>
+            <w:vAlign w:val="bottom"/>
+            <w:hideMark/>
+          </w:tcPr>
+          <w:p>
+            <w:pPr>
+              <w:spacing w:after="0"/>
+              <w:jc w:val="center"/>
+              <w:rPr>
+                <w:rFonts w:ascii="&quot;Times New Roman&quot;" w:eastAsia="Times New Roman" w:hAnsi="&quot;Times New Roman&quot;" w:cs="Arial"/>
+                <w:color w:val="000000"/>
+                <w:sz w:val="22"/>
+                <w:szCs w:val="22"/>
+                <w:lang w:val="en-IN" w:eastAsia="en-IN"/>
+              </w:rPr>
+            </w:pPr>
+            <w:proofErr w:type="spellStart"/>
+            <w:r>
+              <w:rPr>
+                <w:rFonts w:ascii="&quot;Times New Roman&quot;" w:eastAsia="Times New Roman" w:hAnsi="&quot;Times New Roman&quot;" w:cs="Arial"/>
+                <w:color w:val="000000"/>
+                <w:sz w:val="22"/>
+                <w:szCs w:val="22"/>
+                <w:lang w:val="en-IN" w:eastAsia="en-IN"/>
+              </w:rPr>
+              <w:t>Imporoved</w:t>
+            </w:r>
+            <w:proofErr w:type="spellEnd"/>
+          </w:p>
+        </w:tc>
+      </w:tr>
+      <w:tr>
+        <w:trPr>
+          <w:trHeight w:val="315"/>
+        </w:trPr>
+        <w:tc>
+          <w:tcPr>
+            <w:tcW w:w="900" w:type="dxa"/>
+            <w:tcBorders>
+              <w:top w:val="nil"/>
+              <w:left w:val="single" w:sz="4" w:space="0" w:color="000000"/>
+              <w:bottom w:val="single" w:sz="4" w:space="0" w:color="000000"/>
+              <w:right w:val="single" w:sz="4" w:space="0" w:color="000000"/>
+            </w:tcBorders>
+            <w:noWrap/>
+            <w:vAlign w:val="bottom"/>
+            <w:hideMark/>
+          </w:tcPr>
+          <w:p>
+            <w:pPr>
+              <w:spacing w:after="0"/>
+              <w:jc w:val="center"/>
+              <w:rPr>
+                <w:rFonts w:ascii="&quot;Times New Roman&quot;" w:eastAsia="Times New Roman" w:hAnsi="&quot;Times New Roman&quot;" w:cs="Arial"/>
+                <w:color w:val="000000"/>
+                <w:sz w:val="22"/>
+                <w:szCs w:val="22"/>
+                <w:lang w:val="en-IN" w:eastAsia="en-IN"/>
+              </w:rPr>
+            </w:pPr>
+            <w:r>
+              <w:rPr>
+                <w:rFonts w:ascii="&quot;Times New Roman&quot;" w:eastAsia="Times New Roman" w:hAnsi="&quot;Times New Roman&quot;" w:cs="Arial"/>
+                <w:color w:val="000000"/>
+                <w:sz w:val="22"/>
+                <w:szCs w:val="22"/>
+                <w:lang w:val="en-IN" w:eastAsia="en-IN"/>
+              </w:rPr>
+              <w:t>6</w:t>
+            </w:r>
+          </w:p>
+        </w:tc>
+        <w:tc>
+          <w:tcPr>
+            <w:tcW w:w="3080" w:type="dxa"/>
+            <w:tcBorders>
+              <w:top w:val="nil"/>
+              <w:left w:val="nil"/>
+              <w:bottom w:val="single" w:sz="4" w:space="0" w:color="000000"/>
+              <w:right w:val="single" w:sz="4" w:space="0" w:color="000000"/>
+            </w:tcBorders>
+            <w:noWrap/>
+            <w:vAlign w:val="bottom"/>
+            <w:hideMark/>
+          </w:tcPr>
+          <w:p>
+            <w:pPr>
+              <w:spacing w:after="0"/>
+              <w:jc w:val="center"/>
+              <w:rPr>
+                <w:rFonts w:ascii="&quot;Times New Roman&quot;" w:eastAsia="Times New Roman" w:hAnsi="&quot;Times New Roman&quot;" w:cs="Arial"/>
+                <w:b/>
+                <w:bCs/>
+                <w:color w:val="000000"/>
+                <w:sz w:val="22"/>
+                <w:szCs w:val="22"/>
+                <w:lang w:val="en-IN" w:eastAsia="en-IN"/>
+              </w:rPr>
+            </w:pPr>
+            <w:r>
+              <w:rPr>
+                <w:rFonts w:ascii="&quot;Times New Roman&quot;" w:eastAsia="Times New Roman" w:hAnsi="&quot;Times New Roman&quot;" w:cs="Arial"/>
+                <w:b/>
+                <w:bCs/>
+                <w:color w:val="000000"/>
+                <w:sz w:val="22"/>
+                <w:szCs w:val="22"/>
+                <w:lang w:val="en-IN" w:eastAsia="en-IN"/>
+              </w:rPr>
+              <w:t>15,001-20,000</w:t>
+            </w:r>
+          </w:p>
+        </w:tc>
+        <w:tc>
+          <w:tcPr>
+            <w:tcW w:w="2700" w:type="dxa"/>
+            <w:tcBorders>
+              <w:top w:val="nil"/>
+              <w:left w:val="nil"/>
+              <w:bottom w:val="single" w:sz="4" w:space="0" w:color="000000"/>
+              <w:right w:val="single" w:sz="4" w:space="0" w:color="000000"/>
+            </w:tcBorders>
+            <w:noWrap/>
+            <w:vAlign w:val="bottom"/>
+            <w:hideMark/>
+          </w:tcPr>
+          <w:p>
+            <w:pPr>
+              <w:spacing w:after="0"/>
+              <w:jc w:val="center"/>
+              <w:rPr>
+                <w:rFonts w:ascii="&quot;Times New Roman&quot;" w:eastAsia="Times New Roman" w:hAnsi="&quot;Times New Roman&quot;" w:cs="Arial"/>
+                <w:color w:val="000000"/>
+                <w:sz w:val="22"/>
+                <w:szCs w:val="22"/>
+                <w:lang w:val="en-IN" w:eastAsia="en-IN"/>
+              </w:rPr>
+            </w:pPr>
+            <w:r>
+              <w:rPr>
+                <w:rFonts w:ascii="&quot;Times New Roman&quot;" w:eastAsia="Times New Roman" w:hAnsi="&quot;Times New Roman&quot;" w:cs="Arial"/>
+                <w:color w:val="000000"/>
+                <w:sz w:val="22"/>
+                <w:szCs w:val="22"/>
+                <w:lang w:val="en-IN" w:eastAsia="en-IN"/>
+              </w:rPr>
+              <w:t>C+</w:t>
+            </w:r>
+          </w:p>
+        </w:tc>
+        <w:tc>
+          <w:tcPr>
+            <w:tcW w:w="2060" w:type="dxa"/>
+            <w:tcBorders>
+              <w:top w:val="nil"/>
+              <w:left w:val="nil"/>
+              <w:bottom w:val="single" w:sz="4" w:space="0" w:color="000000"/>
+              <w:right w:val="single" w:sz="4" w:space="0" w:color="000000"/>
+            </w:tcBorders>
+            <w:noWrap/>
+            <w:vAlign w:val="bottom"/>
+            <w:hideMark/>
+          </w:tcPr>
+          <w:p>
+            <w:pPr>
+              <w:spacing w:after="0"/>
+              <w:jc w:val="center"/>
+              <w:rPr>
+                <w:rFonts w:ascii="&quot;Times New Roman&quot;" w:eastAsia="Times New Roman" w:hAnsi="&quot;Times New Roman&quot;" w:cs="Arial"/>
+                <w:color w:val="000000"/>
+                <w:sz w:val="22"/>
+                <w:szCs w:val="22"/>
+                <w:lang w:val="en-IN" w:eastAsia="en-IN"/>
+              </w:rPr>
+            </w:pPr>
+            <w:r>
+              <w:rPr>
+                <w:rFonts w:ascii="&quot;Times New Roman&quot;" w:eastAsia="Times New Roman" w:hAnsi="&quot;Times New Roman&quot;" w:cs="Arial"/>
+                <w:color w:val="000000"/>
+                <w:sz w:val="22"/>
+                <w:szCs w:val="22"/>
+                <w:lang w:val="en-IN" w:eastAsia="en-IN"/>
+              </w:rPr>
+              <w:t>Moderate</w:t>
+            </w:r>
+          </w:p>
+        </w:tc>
+      </w:tr>
+      <w:tr>
+        <w:trPr>
+          <w:trHeight w:val="315"/>
+        </w:trPr>
+        <w:tc>
+          <w:tcPr>
+            <w:tcW w:w="900" w:type="dxa"/>
+            <w:tcBorders>
+              <w:top w:val="nil"/>
+              <w:left w:val="single" w:sz="4" w:space="0" w:color="000000"/>
+              <w:bottom w:val="single" w:sz="4" w:space="0" w:color="000000"/>
+              <w:right w:val="single" w:sz="4" w:space="0" w:color="000000"/>
+            </w:tcBorders>
+            <w:shd w:val="clear" w:color="7030A0" w:fill="7030A0"/>
+            <w:noWrap/>
+            <w:vAlign w:val="bottom"/>
+            <w:hideMark/>
+          </w:tcPr>
+          <w:p>
+            <w:pPr>
+              <w:spacing w:after="0"/>
+              <w:jc w:val="center"/>
+              <w:rPr>
+                <w:rFonts w:ascii="&quot;Times New Roman&quot;" w:eastAsia="Times New Roman" w:hAnsi="&quot;Times New Roman&quot;" w:cs="Arial"/>
+                <w:b/>
+                <w:bCs/>
+                <w:color w:val="FFFFFF"/>
+                <w:sz w:val="22"/>
+                <w:szCs w:val="22"/>
+                <w:lang w:val="en-IN" w:eastAsia="en-IN"/>
+              </w:rPr>
+            </w:pPr>
+            <w:r>
+              <w:rPr>
+                <w:rFonts w:ascii="&quot;Times New Roman&quot;" w:eastAsia="Times New Roman" w:hAnsi="&quot;Times New Roman&quot;" w:cs="Arial"/>
+                <w:b/>
+                <w:bCs/>
+                <w:color w:val="FFFFFF"/>
+                <w:sz w:val="22"/>
+                <w:szCs w:val="22"/>
+                <w:lang w:val="en-IN" w:eastAsia="en-IN"/>
+              </w:rPr>
+              <w:t>7</w:t>
+            </w:r>
+          </w:p>
+        </w:tc>
+        <w:tc>
+          <w:tcPr>
+            <w:tcW w:w="3080" w:type="dxa"/>
+            <w:tcBorders>
+              <w:top w:val="nil"/>
+              <w:left w:val="nil"/>
+              <w:bottom w:val="single" w:sz="4" w:space="0" w:color="000000"/>
+              <w:right w:val="single" w:sz="4" w:space="0" w:color="000000"/>
+            </w:tcBorders>
+            <w:noWrap/>
+            <w:vAlign w:val="bottom"/>
+            <w:hideMark/>
+          </w:tcPr>
+          <w:p>
+            <w:pPr>
+              <w:spacing w:after="0"/>
+              <w:jc w:val="center"/>
+              <w:rPr>
+                <w:rFonts w:ascii="&quot;Times New Roman&quot;" w:eastAsia="Times New Roman" w:hAnsi="&quot;Times New Roman&quot;" w:cs="Arial"/>
+                <w:b/>
+                <w:bCs/>
+                <w:color w:val="000000"/>
+                <w:sz w:val="22"/>
+                <w:szCs w:val="22"/>
+                <w:lang w:val="en-IN" w:eastAsia="en-IN"/>
+              </w:rPr>
+            </w:pPr>
+            <w:r>
+              <w:rPr>
+                <w:rFonts w:ascii="&quot;Times New Roman&quot;" w:eastAsia="Times New Roman" w:hAnsi="&quot;Times New Roman&quot;" w:cs="Arial"/>
+                <w:b/>
+                <w:bCs/>
+                <w:color w:val="000000"/>
+                <w:sz w:val="22"/>
+                <w:szCs w:val="22"/>
+                <w:lang w:val="en-IN" w:eastAsia="en-IN"/>
+              </w:rPr>
+              <w:t>20,001-25,000</w:t>
+            </w:r>
+          </w:p>
+        </w:tc>
+        <w:tc>
+          <w:tcPr>
+            <w:tcW w:w="2700" w:type="dxa"/>
+            <w:tcBorders>
+              <w:top w:val="nil"/>
+              <w:left w:val="nil"/>
+              <w:bottom w:val="single" w:sz="4" w:space="0" w:color="000000"/>
+              <w:right w:val="single" w:sz="4" w:space="0" w:color="000000"/>
+            </w:tcBorders>
+            <w:noWrap/>
+            <w:vAlign w:val="bottom"/>
+            <w:hideMark/>
+          </w:tcPr>
+          <w:p>
+            <w:pPr>
+              <w:spacing w:after="0"/>
+              <w:jc w:val="center"/>
+              <w:rPr>
+                <w:rFonts w:ascii="&quot;Times New Roman&quot;" w:eastAsia="Times New Roman" w:hAnsi="&quot;Times New Roman&quot;" w:cs="Arial"/>
+                <w:color w:val="000000"/>
+                <w:sz w:val="22"/>
+                <w:szCs w:val="22"/>
+                <w:lang w:val="en-IN" w:eastAsia="en-IN"/>
+              </w:rPr>
+            </w:pPr>
+            <w:r>
+              <w:rPr>
+                <w:rFonts w:ascii="&quot;Times New Roman&quot;" w:eastAsia="Times New Roman" w:hAnsi="&quot;Times New Roman&quot;" w:cs="Arial"/>
+                <w:color w:val="000000"/>
+                <w:sz w:val="22"/>
+                <w:szCs w:val="22"/>
+                <w:lang w:val="en-IN" w:eastAsia="en-IN"/>
+              </w:rPr>
+              <w:t>B-</w:t>
+            </w:r>
+          </w:p>
+        </w:tc>
+        <w:tc>
+          <w:tcPr>
+            <w:tcW w:w="2060" w:type="dxa"/>
+            <w:tcBorders>
+              <w:top w:val="nil"/>
+              <w:left w:val="nil"/>
+              <w:bottom w:val="single" w:sz="4" w:space="0" w:color="000000"/>
+              <w:right w:val="single" w:sz="4" w:space="0" w:color="000000"/>
+            </w:tcBorders>
+            <w:noWrap/>
+            <w:vAlign w:val="bottom"/>
+            <w:hideMark/>
+          </w:tcPr>
+          <w:p>
+            <w:pPr>
+              <w:spacing w:after="0"/>
+              <w:jc w:val="center"/>
+              <w:rPr>
+                <w:rFonts w:ascii="&quot;Times New Roman&quot;" w:eastAsia="Times New Roman" w:hAnsi="&quot;Times New Roman&quot;" w:cs="Arial"/>
+                <w:color w:val="000000"/>
+                <w:sz w:val="22"/>
+                <w:szCs w:val="22"/>
+                <w:lang w:val="en-IN" w:eastAsia="en-IN"/>
+              </w:rPr>
+            </w:pPr>
+            <w:r>
+              <w:rPr>
+                <w:rFonts w:ascii="&quot;Times New Roman&quot;" w:eastAsia="Times New Roman" w:hAnsi="&quot;Times New Roman&quot;" w:cs="Arial"/>
+                <w:color w:val="000000"/>
+                <w:sz w:val="22"/>
+                <w:szCs w:val="22"/>
+                <w:lang w:val="en-IN" w:eastAsia="en-IN"/>
+              </w:rPr>
+              <w:t>Satisfactory</w:t>
+            </w:r>
+          </w:p>
+        </w:tc>
+      </w:tr>
+      <w:tr>
+        <w:trPr>
+          <w:trHeight w:val="315"/>
+        </w:trPr>
+        <w:tc>
+          <w:tcPr>
+            <w:tcW w:w="900" w:type="dxa"/>
+            <w:tcBorders>
+              <w:top w:val="nil"/>
+              <w:left w:val="single" w:sz="4" w:space="0" w:color="000000"/>
+              <w:bottom w:val="single" w:sz="4" w:space="0" w:color="000000"/>
+              <w:right w:val="single" w:sz="4" w:space="0" w:color="000000"/>
+            </w:tcBorders>
+            <w:noWrap/>
+            <w:vAlign w:val="bottom"/>
+            <w:hideMark/>
+          </w:tcPr>
+          <w:p>
+            <w:pPr>
+              <w:spacing w:after="0"/>
+              <w:jc w:val="center"/>
+              <w:rPr>
+                <w:rFonts w:ascii="&quot;Times New Roman&quot;" w:eastAsia="Times New Roman" w:hAnsi="&quot;Times New Roman&quot;" w:cs="Arial"/>
+                <w:color w:val="000000"/>
+                <w:sz w:val="22"/>
+                <w:szCs w:val="22"/>
+                <w:lang w:val="en-IN" w:eastAsia="en-IN"/>
+              </w:rPr>
+            </w:pPr>
+            <w:r>
+              <w:rPr>
+                <w:rFonts w:ascii="&quot;Times New Roman&quot;" w:eastAsia="Times New Roman" w:hAnsi="&quot;Times New Roman&quot;" w:cs="Arial"/>
+                <w:color w:val="000000"/>
+                <w:sz w:val="22"/>
+                <w:szCs w:val="22"/>
+                <w:lang w:val="en-IN" w:eastAsia="en-IN"/>
+              </w:rPr>
+              <w:t>8</w:t>
+            </w:r>
+          </w:p>
+        </w:tc>
+        <w:tc>
+          <w:tcPr>
+            <w:tcW w:w="3080" w:type="dxa"/>
+            <w:tcBorders>
+              <w:top w:val="nil"/>
+              <w:left w:val="nil"/>
+              <w:bottom w:val="single" w:sz="4" w:space="0" w:color="000000"/>
+              <w:right w:val="single" w:sz="4" w:space="0" w:color="000000"/>
+            </w:tcBorders>
+            <w:noWrap/>
+            <w:vAlign w:val="bottom"/>
+            <w:hideMark/>
+          </w:tcPr>
+          <w:p>
+            <w:pPr>
+              <w:spacing w:after="0"/>
+              <w:jc w:val="center"/>
+              <w:rPr>
+                <w:rFonts w:ascii="&quot;Times New Roman&quot;" w:eastAsia="Times New Roman" w:hAnsi="&quot;Times New Roman&quot;" w:cs="Arial"/>
+                <w:b/>
+                <w:bCs/>
+                <w:color w:val="000000"/>
+                <w:sz w:val="22"/>
+                <w:szCs w:val="22"/>
+                <w:lang w:val="en-IN" w:eastAsia="en-IN"/>
+              </w:rPr>
+            </w:pPr>
+            <w:r>
+              <w:rPr>
+                <w:rFonts w:ascii="&quot;Times New Roman&quot;" w:eastAsia="Times New Roman" w:hAnsi="&quot;Times New Roman&quot;" w:cs="Arial"/>
+                <w:b/>
+                <w:bCs/>
+                <w:color w:val="000000"/>
+                <w:sz w:val="22"/>
+                <w:szCs w:val="22"/>
+                <w:lang w:val="en-IN" w:eastAsia="en-IN"/>
+              </w:rPr>
+              <w:t>25,001-30,000</w:t>
+            </w:r>
+          </w:p>
+        </w:tc>
+        <w:tc>
+          <w:tcPr>
+            <w:tcW w:w="2700" w:type="dxa"/>
+            <w:tcBorders>
+              <w:top w:val="nil"/>
+              <w:left w:val="nil"/>
+              <w:bottom w:val="single" w:sz="4" w:space="0" w:color="000000"/>
+              <w:right w:val="single" w:sz="4" w:space="0" w:color="000000"/>
+            </w:tcBorders>
+            <w:noWrap/>
+            <w:vAlign w:val="bottom"/>
+            <w:hideMark/>
+          </w:tcPr>
+          <w:p>
+            <w:pPr>
+              <w:spacing w:after="0"/>
+              <w:jc w:val="center"/>
+              <w:rPr>
+                <w:rFonts w:ascii="&quot;Times New Roman&quot;" w:eastAsia="Times New Roman" w:hAnsi="&quot;Times New Roman&quot;" w:cs="Arial"/>
+                <w:color w:val="000000"/>
+                <w:sz w:val="22"/>
+                <w:szCs w:val="22"/>
+                <w:lang w:val="en-IN" w:eastAsia="en-IN"/>
+              </w:rPr>
+            </w:pPr>
+            <w:r>
+              <w:rPr>
+                <w:rFonts w:ascii="&quot;Times New Roman&quot;" w:eastAsia="Times New Roman" w:hAnsi="&quot;Times New Roman&quot;" w:cs="Arial"/>
+                <w:color w:val="000000"/>
+                <w:sz w:val="22"/>
+                <w:szCs w:val="22"/>
+                <w:lang w:val="en-IN" w:eastAsia="en-IN"/>
+              </w:rPr>
+              <w:t>B</w:t>
+            </w:r>
+          </w:p>
+        </w:tc>
+        <w:tc>
+          <w:tcPr>
+            <w:tcW w:w="2060" w:type="dxa"/>
+            <w:tcBorders>
+              <w:top w:val="nil"/>
+              <w:left w:val="nil"/>
+              <w:bottom w:val="single" w:sz="4" w:space="0" w:color="000000"/>
+              <w:right w:val="single" w:sz="4" w:space="0" w:color="000000"/>
+            </w:tcBorders>
+            <w:noWrap/>
+            <w:vAlign w:val="bottom"/>
+            <w:hideMark/>
+          </w:tcPr>
+          <w:p>
+            <w:pPr>
+              <w:spacing w:after="0"/>
+              <w:jc w:val="center"/>
+              <w:rPr>
+                <w:rFonts w:ascii="&quot;Times New Roman&quot;" w:eastAsia="Times New Roman" w:hAnsi="&quot;Times New Roman&quot;" w:cs="Arial"/>
+                <w:color w:val="000000"/>
+                <w:sz w:val="22"/>
+                <w:szCs w:val="22"/>
+                <w:lang w:val="en-IN" w:eastAsia="en-IN"/>
+              </w:rPr>
+            </w:pPr>
+            <w:r>
+              <w:rPr>
+                <w:rFonts w:ascii="&quot;Times New Roman&quot;" w:eastAsia="Times New Roman" w:hAnsi="&quot;Times New Roman&quot;" w:cs="Arial"/>
+                <w:color w:val="000000"/>
+                <w:sz w:val="22"/>
+                <w:szCs w:val="22"/>
+                <w:lang w:val="en-IN" w:eastAsia="en-IN"/>
+              </w:rPr>
+              <w:t>Good</w:t>
+            </w:r>
+          </w:p>
+        </w:tc>
+      </w:tr>
+      <w:tr>
+        <w:trPr>
+          <w:trHeight w:val="315"/>
+        </w:trPr>
+        <w:tc>
+          <w:tcPr>
+            <w:tcW w:w="900" w:type="dxa"/>
+            <w:tcBorders>
+              <w:top w:val="nil"/>
+              <w:left w:val="single" w:sz="4" w:space="0" w:color="000000"/>
+              <w:bottom w:val="single" w:sz="4" w:space="0" w:color="000000"/>
+              <w:right w:val="single" w:sz="4" w:space="0" w:color="000000"/>
+            </w:tcBorders>
+            <w:noWrap/>
+            <w:vAlign w:val="bottom"/>
+            <w:hideMark/>
+          </w:tcPr>
+          <w:p>
+            <w:pPr>
+              <w:spacing w:after="0"/>
+              <w:jc w:val="center"/>
+              <w:rPr>
+                <w:rFonts w:ascii="&quot;Times New Roman&quot;" w:eastAsia="Times New Roman" w:hAnsi="&quot;Times New Roman&quot;" w:cs="Arial"/>
+                <w:color w:val="000000"/>
+                <w:sz w:val="22"/>
+                <w:szCs w:val="22"/>
+                <w:lang w:val="en-IN" w:eastAsia="en-IN"/>
+              </w:rPr>
+            </w:pPr>
+            <w:r>
+              <w:rPr>
+                <w:rFonts w:ascii="&quot;Times New Roman&quot;" w:eastAsia="Times New Roman" w:hAnsi="&quot;Times New Roman&quot;" w:cs="Arial"/>
+                <w:color w:val="000000"/>
+                <w:sz w:val="22"/>
+                <w:szCs w:val="22"/>
+                <w:lang w:val="en-IN" w:eastAsia="en-IN"/>
+              </w:rPr>
+              <w:t>9</w:t>
+            </w:r>
+          </w:p>
+        </w:tc>
+        <w:tc>
+          <w:tcPr>
+            <w:tcW w:w="3080" w:type="dxa"/>
+            <w:tcBorders>
+              <w:top w:val="nil"/>
+              <w:left w:val="nil"/>
+              <w:bottom w:val="single" w:sz="4" w:space="0" w:color="000000"/>
+              <w:right w:val="single" w:sz="4" w:space="0" w:color="000000"/>
+            </w:tcBorders>
+            <w:noWrap/>
+            <w:vAlign w:val="bottom"/>
+            <w:hideMark/>
+          </w:tcPr>
+          <w:p>
+            <w:pPr>
+              <w:spacing w:after="0"/>
+              <w:jc w:val="center"/>
+              <w:rPr>
+                <w:rFonts w:ascii="&quot;Times New Roman&quot;" w:eastAsia="Times New Roman" w:hAnsi="&quot;Times New Roman&quot;" w:cs="Arial"/>
+                <w:b/>
+                <w:bCs/>
+                <w:color w:val="000000"/>
+                <w:sz w:val="22"/>
+                <w:szCs w:val="22"/>
+                <w:lang w:val="en-IN" w:eastAsia="en-IN"/>
+              </w:rPr>
+            </w:pPr>
+            <w:r>
+              <w:rPr>
+                <w:rFonts w:ascii="&quot;Times New Roman&quot;" w:eastAsia="Times New Roman" w:hAnsi="&quot;Times New Roman&quot;" w:cs="Arial"/>
+                <w:b/>
+                <w:bCs/>
+                <w:color w:val="000000"/>
+                <w:sz w:val="22"/>
+                <w:szCs w:val="22"/>
+                <w:lang w:val="en-IN" w:eastAsia="en-IN"/>
+              </w:rPr>
+              <w:t>30,001-35,000</w:t>
+            </w:r>
+          </w:p>
+        </w:tc>
+        <w:tc>
+          <w:tcPr>
+            <w:tcW w:w="2700" w:type="dxa"/>
+            <w:tcBorders>
+              <w:top w:val="nil"/>
+              <w:left w:val="nil"/>
+              <w:bottom w:val="single" w:sz="4" w:space="0" w:color="000000"/>
+              <w:right w:val="single" w:sz="4" w:space="0" w:color="000000"/>
+            </w:tcBorders>
+            <w:noWrap/>
+            <w:vAlign w:val="bottom"/>
+            <w:hideMark/>
+          </w:tcPr>
+          <w:p>
+            <w:pPr>
+              <w:spacing w:after="0"/>
+              <w:jc w:val="center"/>
+              <w:rPr>
+                <w:rFonts w:ascii="&quot;Times New Roman&quot;" w:eastAsia="Times New Roman" w:hAnsi="&quot;Times New Roman&quot;" w:cs="Arial"/>
+                <w:color w:val="000000"/>
+                <w:sz w:val="22"/>
+                <w:szCs w:val="22"/>
+                <w:lang w:val="en-IN" w:eastAsia="en-IN"/>
+              </w:rPr>
+            </w:pPr>
+            <w:r>
+              <w:rPr>
+                <w:rFonts w:ascii="&quot;Times New Roman&quot;" w:eastAsia="Times New Roman" w:hAnsi="&quot;Times New Roman&quot;" w:cs="Arial"/>
+                <w:color w:val="000000"/>
+                <w:sz w:val="22"/>
+                <w:szCs w:val="22"/>
+                <w:lang w:val="en-IN" w:eastAsia="en-IN"/>
+              </w:rPr>
+              <w:t>B+</w:t>
+            </w:r>
+          </w:p>
+        </w:tc>
+        <w:tc>
+          <w:tcPr>
+            <w:tcW w:w="2060" w:type="dxa"/>
+            <w:tcBorders>
+              <w:top w:val="nil"/>
+              <w:left w:val="nil"/>
+              <w:bottom w:val="single" w:sz="4" w:space="0" w:color="000000"/>
+              <w:right w:val="single" w:sz="4" w:space="0" w:color="000000"/>
+            </w:tcBorders>
+            <w:noWrap/>
+            <w:vAlign w:val="bottom"/>
+            <w:hideMark/>
+          </w:tcPr>
+          <w:p>
+            <w:pPr>
+              <w:spacing w:after="0"/>
+              <w:jc w:val="center"/>
+              <w:rPr>
+                <w:rFonts w:ascii="&quot;Times New Roman&quot;" w:eastAsia="Times New Roman" w:hAnsi="&quot;Times New Roman&quot;" w:cs="Arial"/>
+                <w:color w:val="000000"/>
+                <w:sz w:val="22"/>
+                <w:szCs w:val="22"/>
+                <w:lang w:val="en-IN" w:eastAsia="en-IN"/>
+              </w:rPr>
+            </w:pPr>
+            <w:r>
+              <w:rPr>
+                <w:rFonts w:ascii="&quot;Times New Roman&quot;" w:eastAsia="Times New Roman" w:hAnsi="&quot;Times New Roman&quot;" w:cs="Arial"/>
+                <w:color w:val="000000"/>
+                <w:sz w:val="22"/>
+                <w:szCs w:val="22"/>
+                <w:lang w:val="en-IN" w:eastAsia="en-IN"/>
+              </w:rPr>
+              <w:t>Very Good</w:t>
+            </w:r>
+          </w:p>
+        </w:tc>
+      </w:tr>
+      <w:tr>
+        <w:trPr>
+          <w:trHeight w:val="315"/>
+        </w:trPr>
+        <w:tc>
+          <w:tcPr>
+            <w:tcW w:w="900" w:type="dxa"/>
+            <w:tcBorders>
+              <w:top w:val="nil"/>
+              <w:left w:val="single" w:sz="4" w:space="0" w:color="000000"/>
+              <w:bottom w:val="single" w:sz="4" w:space="0" w:color="000000"/>
+              <w:right w:val="single" w:sz="4" w:space="0" w:color="000000"/>
+            </w:tcBorders>
+            <w:shd w:val="clear" w:color="7030A0" w:fill="7030A0"/>
+            <w:noWrap/>
+            <w:vAlign w:val="bottom"/>
+            <w:hideMark/>
+          </w:tcPr>
+          <w:p>
+            <w:pPr>
+              <w:spacing w:after="0"/>
+              <w:jc w:val="center"/>
+              <w:rPr>
+                <w:rFonts w:ascii="&quot;Times New Roman&quot;" w:eastAsia="Times New Roman" w:hAnsi="&quot;Times New Roman&quot;" w:cs="Arial"/>
+                <w:b/>
+                <w:bCs/>
+                <w:color w:val="FFFFFF"/>
+                <w:sz w:val="22"/>
+                <w:szCs w:val="22"/>
+                <w:lang w:val="en-IN" w:eastAsia="en-IN"/>
+              </w:rPr>
+            </w:pPr>
+            <w:r>
+              <w:rPr>
+                <w:rFonts w:ascii="&quot;Times New Roman&quot;" w:eastAsia="Times New Roman" w:hAnsi="&quot;Times New Roman&quot;" w:cs="Arial"/>
+                <w:b/>
+                <w:bCs/>
+                <w:color w:val="FFFFFF"/>
+                <w:sz w:val="22"/>
+                <w:szCs w:val="22"/>
+                <w:lang w:val="en-IN" w:eastAsia="en-IN"/>
+              </w:rPr>
+              <w:t>10</w:t>
+            </w:r>
+          </w:p>
+        </w:tc>
+        <w:tc>
+          <w:tcPr>
+            <w:tcW w:w="3080" w:type="dxa"/>
+            <w:tcBorders>
+              <w:top w:val="nil"/>
+              <w:left w:val="nil"/>
+              <w:bottom w:val="single" w:sz="4" w:space="0" w:color="000000"/>
+              <w:right w:val="single" w:sz="4" w:space="0" w:color="000000"/>
+            </w:tcBorders>
+            <w:noWrap/>
+            <w:vAlign w:val="bottom"/>
+            <w:hideMark/>
+          </w:tcPr>
+          <w:p>
+            <w:pPr>
+              <w:spacing w:after="0"/>
+              <w:jc w:val="center"/>
+              <w:rPr>
+                <w:rFonts w:ascii="&quot;Times New Roman&quot;" w:eastAsia="Times New Roman" w:hAnsi="&quot;Times New Roman&quot;" w:cs="Arial"/>
+                <w:b/>
+                <w:bCs/>
+                <w:color w:val="000000"/>
+                <w:sz w:val="22"/>
+                <w:szCs w:val="22"/>
+                <w:lang w:val="en-IN" w:eastAsia="en-IN"/>
+              </w:rPr>
+            </w:pPr>
+            <w:r>
+              <w:rPr>
+                <w:rFonts w:ascii="&quot;Times New Roman&quot;" w:eastAsia="Times New Roman" w:hAnsi="&quot;Times New Roman&quot;" w:cs="Arial"/>
+                <w:b/>
+                <w:bCs/>
+                <w:color w:val="000000"/>
+                <w:sz w:val="22"/>
+                <w:szCs w:val="22"/>
+                <w:lang w:val="en-IN" w:eastAsia="en-IN"/>
+              </w:rPr>
+              <w:t>35,001-40,000</w:t>
+            </w:r>
+          </w:p>
+        </w:tc>
+        <w:tc>
+          <w:tcPr>
+            <w:tcW w:w="2700" w:type="dxa"/>
+            <w:tcBorders>
+              <w:top w:val="nil"/>
+              <w:left w:val="nil"/>
+              <w:bottom w:val="single" w:sz="4" w:space="0" w:color="000000"/>
+              <w:right w:val="single" w:sz="4" w:space="0" w:color="000000"/>
+            </w:tcBorders>
+            <w:noWrap/>
+            <w:vAlign w:val="bottom"/>
+            <w:hideMark/>
+          </w:tcPr>
+          <w:p>
+            <w:pPr>
+              <w:spacing w:after="0"/>
+              <w:jc w:val="center"/>
+              <w:rPr>
+                <w:rFonts w:ascii="&quot;Times New Roman&quot;" w:eastAsia="Times New Roman" w:hAnsi="&quot;Times New Roman&quot;" w:cs="Arial"/>
+                <w:color w:val="000000"/>
+                <w:sz w:val="22"/>
+                <w:szCs w:val="22"/>
+                <w:lang w:val="en-IN" w:eastAsia="en-IN"/>
+              </w:rPr>
+            </w:pPr>
+            <w:r>
+              <w:rPr>
+                <w:rFonts w:ascii="&quot;Times New Roman&quot;" w:eastAsia="Times New Roman" w:hAnsi="&quot;Times New Roman&quot;" w:cs="Arial"/>
+                <w:color w:val="000000"/>
+                <w:sz w:val="22"/>
+                <w:szCs w:val="22"/>
+                <w:lang w:val="en-IN" w:eastAsia="en-IN"/>
+              </w:rPr>
+              <w:t>A-</w:t>
+            </w:r>
+          </w:p>
+        </w:tc>
+        <w:tc>
+          <w:tcPr>
+            <w:tcW w:w="2060" w:type="dxa"/>
+            <w:tcBorders>
+              <w:top w:val="nil"/>
+              <w:left w:val="nil"/>
+              <w:bottom w:val="single" w:sz="4" w:space="0" w:color="000000"/>
+              <w:right w:val="single" w:sz="4" w:space="0" w:color="000000"/>
+            </w:tcBorders>
+            <w:noWrap/>
+            <w:vAlign w:val="bottom"/>
+            <w:hideMark/>
+          </w:tcPr>
+          <w:p>
+            <w:pPr>
+              <w:spacing w:after="0"/>
+              <w:jc w:val="center"/>
+              <w:rPr>
+                <w:rFonts w:ascii="&quot;Times New Roman&quot;" w:eastAsia="Times New Roman" w:hAnsi="&quot;Times New Roman&quot;" w:cs="Arial"/>
+                <w:color w:val="000000"/>
+                <w:sz w:val="22"/>
+                <w:szCs w:val="22"/>
+                <w:lang w:val="en-IN" w:eastAsia="en-IN"/>
+              </w:rPr>
+            </w:pPr>
+            <w:r>
+              <w:rPr>
+                <w:rFonts w:ascii="&quot;Times New Roman&quot;" w:eastAsia="Times New Roman" w:hAnsi="&quot;Times New Roman&quot;" w:cs="Arial"/>
+                <w:color w:val="000000"/>
+                <w:sz w:val="22"/>
+                <w:szCs w:val="22"/>
+                <w:lang w:val="en-IN" w:eastAsia="en-IN"/>
+              </w:rPr>
+              <w:t>High</w:t>
+            </w:r>
+          </w:p>
+        </w:tc>
+      </w:tr>
+      <w:tr>
+        <w:trPr>
+          <w:trHeight w:val="315"/>
+        </w:trPr>
+        <w:tc>
+          <w:tcPr>
+            <w:tcW w:w="900" w:type="dxa"/>
+            <w:tcBorders>
+              <w:top w:val="nil"/>
+              <w:left w:val="single" w:sz="4" w:space="0" w:color="000000"/>
+              <w:bottom w:val="single" w:sz="4" w:space="0" w:color="000000"/>
+              <w:right w:val="single" w:sz="4" w:space="0" w:color="000000"/>
+            </w:tcBorders>
+            <w:noWrap/>
+            <w:vAlign w:val="bottom"/>
+            <w:hideMark/>
+          </w:tcPr>
+          <w:p>
+            <w:pPr>
+              <w:spacing w:after="0"/>
+              <w:jc w:val="center"/>
+              <w:rPr>
+                <w:rFonts w:ascii="&quot;Times New Roman&quot;" w:eastAsia="Times New Roman" w:hAnsi="&quot;Times New Roman&quot;" w:cs="Arial"/>
+                <w:color w:val="000000"/>
+                <w:sz w:val="22"/>
+                <w:szCs w:val="22"/>
+                <w:lang w:val="en-IN" w:eastAsia="en-IN"/>
+              </w:rPr>
+            </w:pPr>
+            <w:r>
+              <w:rPr>
+                <w:rFonts w:ascii="&quot;Times New Roman&quot;" w:eastAsia="Times New Roman" w:hAnsi="&quot;Times New Roman&quot;" w:cs="Arial"/>
+                <w:color w:val="000000"/>
+                <w:sz w:val="22"/>
+                <w:szCs w:val="22"/>
+                <w:lang w:val="en-IN" w:eastAsia="en-IN"/>
+              </w:rPr>
+              <w:t>11</w:t>
+            </w:r>
+          </w:p>
+        </w:tc>
+        <w:tc>
+          <w:tcPr>
+            <w:tcW w:w="3080" w:type="dxa"/>
+            <w:tcBorders>
+              <w:top w:val="nil"/>
+              <w:left w:val="nil"/>
+              <w:bottom w:val="single" w:sz="4" w:space="0" w:color="000000"/>
+              <w:right w:val="single" w:sz="4" w:space="0" w:color="000000"/>
+            </w:tcBorders>
+            <w:noWrap/>
+            <w:vAlign w:val="bottom"/>
+            <w:hideMark/>
+          </w:tcPr>
+          <w:p>
+            <w:pPr>
+              <w:spacing w:after="0"/>
+              <w:jc w:val="center"/>
+              <w:rPr>
+                <w:rFonts w:ascii="&quot;Times New Roman&quot;" w:eastAsia="Times New Roman" w:hAnsi="&quot;Times New Roman&quot;" w:cs="Arial"/>
+                <w:b/>
+                <w:bCs/>
+                <w:color w:val="000000"/>
+                <w:sz w:val="22"/>
+                <w:szCs w:val="22"/>
+                <w:lang w:val="en-IN" w:eastAsia="en-IN"/>
+              </w:rPr>
+            </w:pPr>
+            <w:r>
+              <w:rPr>
+                <w:rFonts w:ascii="&quot;Times New Roman&quot;" w:eastAsia="Times New Roman" w:hAnsi="&quot;Times New Roman&quot;" w:cs="Arial"/>
+                <w:b/>
+                <w:bCs/>
+                <w:color w:val="000000"/>
+                <w:sz w:val="22"/>
+                <w:szCs w:val="22"/>
+                <w:lang w:val="en-IN" w:eastAsia="en-IN"/>
+              </w:rPr>
+              <w:t>40,001-50,000</w:t>
+            </w:r>
+          </w:p>
+        </w:tc>
+        <w:tc>
+          <w:tcPr>
+            <w:tcW w:w="2700" w:type="dxa"/>
+            <w:tcBorders>
+              <w:top w:val="nil"/>
+              <w:left w:val="nil"/>
+              <w:bottom w:val="single" w:sz="4" w:space="0" w:color="000000"/>
+              <w:right w:val="single" w:sz="4" w:space="0" w:color="000000"/>
+            </w:tcBorders>
+            <w:noWrap/>
+            <w:vAlign w:val="bottom"/>
+            <w:hideMark/>
+          </w:tcPr>
+          <w:p>
+            <w:pPr>
+              <w:spacing w:after="0"/>
+              <w:jc w:val="center"/>
+              <w:rPr>
+                <w:rFonts w:ascii="&quot;Times New Roman&quot;" w:eastAsia="Times New Roman" w:hAnsi="&quot;Times New Roman&quot;" w:cs="Arial"/>
+                <w:color w:val="000000"/>
+                <w:sz w:val="22"/>
+                <w:szCs w:val="22"/>
+                <w:lang w:val="en-IN" w:eastAsia="en-IN"/>
+              </w:rPr>
+            </w:pPr>
+            <w:r>
+              <w:rPr>
+                <w:rFonts w:ascii="&quot;Times New Roman&quot;" w:eastAsia="Times New Roman" w:hAnsi="&quot;Times New Roman&quot;" w:cs="Arial"/>
+                <w:color w:val="000000"/>
+                <w:sz w:val="22"/>
+                <w:szCs w:val="22"/>
+                <w:lang w:val="en-IN" w:eastAsia="en-IN"/>
+              </w:rPr>
+              <w:t>A</w:t>
+            </w:r>
+          </w:p>
+        </w:tc>
+        <w:tc>
+          <w:tcPr>
+            <w:tcW w:w="2060" w:type="dxa"/>
+            <w:tcBorders>
+              <w:top w:val="nil"/>
+              <w:left w:val="nil"/>
+              <w:bottom w:val="single" w:sz="4" w:space="0" w:color="000000"/>
+              <w:right w:val="single" w:sz="4" w:space="0" w:color="000000"/>
+            </w:tcBorders>
+            <w:noWrap/>
+            <w:vAlign w:val="bottom"/>
+            <w:hideMark/>
+          </w:tcPr>
+          <w:p>
+            <w:pPr>
+              <w:spacing w:after="0"/>
+              <w:jc w:val="center"/>
+              <w:rPr>
+                <w:rFonts w:ascii="&quot;Times New Roman&quot;" w:eastAsia="Times New Roman" w:hAnsi="&quot;Times New Roman&quot;" w:cs="Arial"/>
+                <w:color w:val="000000"/>
+                <w:sz w:val="22"/>
+                <w:szCs w:val="22"/>
+                <w:lang w:val="en-IN" w:eastAsia="en-IN"/>
+              </w:rPr>
+            </w:pPr>
+            <w:r>
+              <w:rPr>
+                <w:rFonts w:ascii="&quot;Times New Roman&quot;" w:eastAsia="Times New Roman" w:hAnsi="&quot;Times New Roman&quot;" w:cs="Arial"/>
+                <w:color w:val="000000"/>
+                <w:sz w:val="22"/>
+                <w:szCs w:val="22"/>
+                <w:lang w:val="en-IN" w:eastAsia="en-IN"/>
+              </w:rPr>
+              <w:t>Excellent</w:t>
+            </w:r>
+          </w:p>
+        </w:tc>
+      </w:tr>
+      <w:tr>
+        <w:trPr>
+          <w:trHeight w:val="315"/>
+        </w:trPr>
+        <w:tc>
+          <w:tcPr>
+            <w:tcW w:w="900" w:type="dxa"/>
+            <w:tcBorders>
+              <w:top w:val="nil"/>
+              <w:left w:val="single" w:sz="4" w:space="0" w:color="000000"/>
+              <w:bottom w:val="single" w:sz="4" w:space="0" w:color="000000"/>
+              <w:right w:val="single" w:sz="4" w:space="0" w:color="000000"/>
+            </w:tcBorders>
+            <w:noWrap/>
+            <w:vAlign w:val="bottom"/>
+            <w:hideMark/>
+          </w:tcPr>
+          <w:p>
+            <w:pPr>
+              <w:spacing w:after="0"/>
+              <w:jc w:val="center"/>
+              <w:rPr>
+                <w:rFonts w:ascii="&quot;Times New Roman&quot;" w:eastAsia="Times New Roman" w:hAnsi="&quot;Times New Roman&quot;" w:cs="Arial"/>
+                <w:color w:val="000000"/>
+                <w:sz w:val="22"/>
+                <w:szCs w:val="22"/>
+                <w:lang w:val="en-IN" w:eastAsia="en-IN"/>
+              </w:rPr>
+            </w:pPr>
+            <w:r>
+              <w:rPr>
+                <w:rFonts w:ascii="&quot;Times New Roman&quot;" w:eastAsia="Times New Roman" w:hAnsi="&quot;Times New Roman&quot;" w:cs="Arial"/>
+                <w:color w:val="000000"/>
+                <w:sz w:val="22"/>
+                <w:szCs w:val="22"/>
+                <w:lang w:val="en-IN" w:eastAsia="en-IN"/>
+              </w:rPr>
+              <w:t>12</w:t>
+            </w:r>
+          </w:p>
+        </w:tc>
+        <w:tc>
+          <w:tcPr>
+            <w:tcW w:w="3080" w:type="dxa"/>
+            <w:tcBorders>
+              <w:top w:val="nil"/>
+              <w:left w:val="nil"/>
+              <w:bottom w:val="single" w:sz="4" w:space="0" w:color="000000"/>
+              <w:right w:val="single" w:sz="4" w:space="0" w:color="000000"/>
+            </w:tcBorders>
+            <w:noWrap/>
+            <w:vAlign w:val="bottom"/>
+            <w:hideMark/>
+          </w:tcPr>
+          <w:p>
+            <w:pPr>
+              <w:spacing w:after="0"/>
+              <w:jc w:val="center"/>
+              <w:rPr>
+                <w:rFonts w:ascii="&quot;Times New Roman&quot;" w:eastAsia="Times New Roman" w:hAnsi="&quot;Times New Roman&quot;" w:cs="Arial"/>
+                <w:b/>
+                <w:bCs/>
+                <w:color w:val="4EA72E"/>
+                <w:sz w:val="22"/>
+                <w:szCs w:val="22"/>
+                <w:lang w:val="en-IN" w:eastAsia="en-IN"/>
+              </w:rPr>
+            </w:pPr>
+            <w:r>
+              <w:rPr>
+                <w:rFonts w:ascii="&quot;Times New Roman&quot;" w:eastAsia="Times New Roman" w:hAnsi="&quot;Times New Roman&quot;" w:cs="Arial"/>
+                <w:b/>
+                <w:bCs/>
+                <w:color w:val="4EA72E"/>
+                <w:sz w:val="22"/>
+                <w:szCs w:val="22"/>
+                <w:lang w:val="en-IN" w:eastAsia="en-IN"/>
+              </w:rPr>
+              <w:t>50,001-100,000</w:t>
+            </w:r>
+          </w:p>
+        </w:tc>
+        <w:tc>
+          <w:tcPr>
+            <w:tcW w:w="2700" w:type="dxa"/>
+            <w:tcBorders>
+              <w:top w:val="nil"/>
+              <w:left w:val="nil"/>
+              <w:bottom w:val="single" w:sz="4" w:space="0" w:color="000000"/>
+              <w:right w:val="single" w:sz="4" w:space="0" w:color="000000"/>
+            </w:tcBorders>
+            <w:noWrap/>
+            <w:vAlign w:val="bottom"/>
+            <w:hideMark/>
+          </w:tcPr>
+          <w:p>
+            <w:pPr>
+              <w:spacing w:after="0"/>
+              <w:jc w:val="center"/>
+              <w:rPr>
+                <w:rFonts w:ascii="&quot;Times New Roman&quot;" w:eastAsia="Times New Roman" w:hAnsi="&quot;Times New Roman&quot;" w:cs="Arial"/>
+                <w:color w:val="4EA72E"/>
+                <w:sz w:val="22"/>
+                <w:szCs w:val="22"/>
+                <w:lang w:val="en-IN" w:eastAsia="en-IN"/>
+              </w:rPr>
+            </w:pPr>
+            <w:r>
+              <w:rPr>
+                <w:rFonts w:ascii="&quot;Times New Roman&quot;" w:eastAsia="Times New Roman" w:hAnsi="&quot;Times New Roman&quot;" w:cs="Arial"/>
+                <w:color w:val="4EA72E"/>
+                <w:sz w:val="22"/>
+                <w:szCs w:val="22"/>
+                <w:lang w:val="en-IN" w:eastAsia="en-IN"/>
+              </w:rPr>
+              <w:t>A+</w:t>
+            </w:r>
+          </w:p>
+        </w:tc>
+        <w:tc>
+          <w:tcPr>
+            <w:tcW w:w="2060" w:type="dxa"/>
+            <w:tcBorders>
+              <w:top w:val="nil"/>
+              <w:left w:val="nil"/>
+              <w:bottom w:val="single" w:sz="4" w:space="0" w:color="000000"/>
+              <w:right w:val="single" w:sz="4" w:space="0" w:color="000000"/>
+            </w:tcBorders>
+            <w:noWrap/>
+            <w:vAlign w:val="bottom"/>
+            <w:hideMark/>
+          </w:tcPr>
+          <w:p>
+            <w:pPr>
+              <w:spacing w:after="0"/>
+              <w:jc w:val="center"/>
+              <w:rPr>
+                <w:rFonts w:ascii="&quot;Times New Roman&quot;" w:eastAsia="Times New Roman" w:hAnsi="&quot;Times New Roman&quot;" w:cs="Arial"/>
+                <w:color w:val="4EA72E"/>
+                <w:sz w:val="22"/>
+                <w:szCs w:val="22"/>
+                <w:lang w:val="en-IN" w:eastAsia="en-IN"/>
+              </w:rPr>
+            </w:pPr>
+            <w:r>
+              <w:rPr>
+                <w:rFonts w:ascii="&quot;Times New Roman&quot;" w:eastAsia="Times New Roman" w:hAnsi="&quot;Times New Roman&quot;" w:cs="Arial"/>
+                <w:color w:val="4EA72E"/>
+                <w:sz w:val="22"/>
+                <w:szCs w:val="22"/>
+                <w:lang w:val="en-IN" w:eastAsia="en-IN"/>
+              </w:rPr>
+              <w:t>Superb</w:t>
+            </w:r>
+          </w:p>
+        </w:tc>
+      </w:tr>
+    </w:tbl>
+    <w:p>
+      <w:pPr>
+        <w:pStyle w:val="Compact"/>
+      </w:pPr>
+    </w:p>
+    <w:p>
+      <w:pPr>
+        <w:pStyle w:val="Compact"/>
+      </w:pPr>
     </w:p>
     <w:bookmarkEnd w:id="1"/>
     <w:bookmarkEnd w:id="2"/>
@@ -2503,7 +7643,6 @@
         <w:pStyle w:val="FirstParagraph"/>
       </w:pPr>
       <w:r>
-        <w:lastRenderedPageBreak/>
         <w:fldChar w:fldCharType="begin"/>
       </w:r>
       <w:r>
@@ -3249,6 +8388,455 @@
       </w:rPr>
     </w:lvl>
   </w:abstractNum>
+  <w:abstractNum w:abstractNumId="2" w15:restartNumberingAfterBreak="0">
+    <w:nsid w:val="46A908B5"/>
+    <w:multiLevelType w:val="hybridMultilevel"/>
+    <w:tmpl w:val="2DF46BF2"/>
+    <w:lvl w:ilvl="0" w:tplc="F8406C5A">
+      <w:numFmt w:val="bullet"/>
+      <w:lvlText w:val="-"/>
+      <w:lvlJc w:val="left"/>
+      <w:pPr>
+        <w:ind w:left="1080" w:hanging="360"/>
+      </w:pPr>
+      <w:rPr>
+        <w:rFonts w:ascii="Aptos" w:eastAsiaTheme="minorHAnsi" w:hAnsi="Aptos" w:cstheme="minorBidi" w:hint="default"/>
+      </w:rPr>
+    </w:lvl>
+    <w:lvl w:ilvl="1" w:tplc="40090003" w:tentative="1">
+      <w:start w:val="1"/>
+      <w:numFmt w:val="bullet"/>
+      <w:lvlText w:val="o"/>
+      <w:lvlJc w:val="left"/>
+      <w:pPr>
+        <w:ind w:left="1800" w:hanging="360"/>
+      </w:pPr>
+      <w:rPr>
+        <w:rFonts w:ascii="Courier New" w:hAnsi="Courier New" w:cs="Courier New" w:hint="default"/>
+      </w:rPr>
+    </w:lvl>
+    <w:lvl w:ilvl="2" w:tplc="40090005" w:tentative="1">
+      <w:start w:val="1"/>
+      <w:numFmt w:val="bullet"/>
+      <w:lvlText w:val=""/>
+      <w:lvlJc w:val="left"/>
+      <w:pPr>
+        <w:ind w:left="2520" w:hanging="360"/>
+      </w:pPr>
+      <w:rPr>
+        <w:rFonts w:ascii="Wingdings" w:hAnsi="Wingdings" w:hint="default"/>
+      </w:rPr>
+    </w:lvl>
+    <w:lvl w:ilvl="3" w:tplc="40090001" w:tentative="1">
+      <w:start w:val="1"/>
+      <w:numFmt w:val="bullet"/>
+      <w:lvlText w:val=""/>
+      <w:lvlJc w:val="left"/>
+      <w:pPr>
+        <w:ind w:left="3240" w:hanging="360"/>
+      </w:pPr>
+      <w:rPr>
+        <w:rFonts w:ascii="Symbol" w:hAnsi="Symbol" w:hint="default"/>
+      </w:rPr>
+    </w:lvl>
+    <w:lvl w:ilvl="4" w:tplc="40090003" w:tentative="1">
+      <w:start w:val="1"/>
+      <w:numFmt w:val="bullet"/>
+      <w:lvlText w:val="o"/>
+      <w:lvlJc w:val="left"/>
+      <w:pPr>
+        <w:ind w:left="3960" w:hanging="360"/>
+      </w:pPr>
+      <w:rPr>
+        <w:rFonts w:ascii="Courier New" w:hAnsi="Courier New" w:cs="Courier New" w:hint="default"/>
+      </w:rPr>
+    </w:lvl>
+    <w:lvl w:ilvl="5" w:tplc="40090005" w:tentative="1">
+      <w:start w:val="1"/>
+      <w:numFmt w:val="bullet"/>
+      <w:lvlText w:val=""/>
+      <w:lvlJc w:val="left"/>
+      <w:pPr>
+        <w:ind w:left="4680" w:hanging="360"/>
+      </w:pPr>
+      <w:rPr>
+        <w:rFonts w:ascii="Wingdings" w:hAnsi="Wingdings" w:hint="default"/>
+      </w:rPr>
+    </w:lvl>
+    <w:lvl w:ilvl="6" w:tplc="40090001" w:tentative="1">
+      <w:start w:val="1"/>
+      <w:numFmt w:val="bullet"/>
+      <w:lvlText w:val=""/>
+      <w:lvlJc w:val="left"/>
+      <w:pPr>
+        <w:ind w:left="5400" w:hanging="360"/>
+      </w:pPr>
+      <w:rPr>
+        <w:rFonts w:ascii="Symbol" w:hAnsi="Symbol" w:hint="default"/>
+      </w:rPr>
+    </w:lvl>
+    <w:lvl w:ilvl="7" w:tplc="40090003" w:tentative="1">
+      <w:start w:val="1"/>
+      <w:numFmt w:val="bullet"/>
+      <w:lvlText w:val="o"/>
+      <w:lvlJc w:val="left"/>
+      <w:pPr>
+        <w:ind w:left="6120" w:hanging="360"/>
+      </w:pPr>
+      <w:rPr>
+        <w:rFonts w:ascii="Courier New" w:hAnsi="Courier New" w:cs="Courier New" w:hint="default"/>
+      </w:rPr>
+    </w:lvl>
+    <w:lvl w:ilvl="8" w:tplc="40090005" w:tentative="1">
+      <w:start w:val="1"/>
+      <w:numFmt w:val="bullet"/>
+      <w:lvlText w:val=""/>
+      <w:lvlJc w:val="left"/>
+      <w:pPr>
+        <w:ind w:left="6840" w:hanging="360"/>
+      </w:pPr>
+      <w:rPr>
+        <w:rFonts w:ascii="Wingdings" w:hAnsi="Wingdings" w:hint="default"/>
+      </w:rPr>
+    </w:lvl>
+  </w:abstractNum>
+  <w:abstractNum w:abstractNumId="3" w15:restartNumberingAfterBreak="0">
+    <w:nsid w:val="541C03D3"/>
+    <w:multiLevelType w:val="hybridMultilevel"/>
+    <w:tmpl w:val="FC74AAC8"/>
+    <w:lvl w:ilvl="0" w:tplc="40090001">
+      <w:start w:val="1"/>
+      <w:numFmt w:val="bullet"/>
+      <w:lvlText w:val=""/>
+      <w:lvlJc w:val="left"/>
+      <w:pPr>
+        <w:ind w:left="720" w:hanging="360"/>
+      </w:pPr>
+      <w:rPr>
+        <w:rFonts w:ascii="Symbol" w:hAnsi="Symbol" w:hint="default"/>
+      </w:rPr>
+    </w:lvl>
+    <w:lvl w:ilvl="1" w:tplc="40090003" w:tentative="1">
+      <w:start w:val="1"/>
+      <w:numFmt w:val="bullet"/>
+      <w:lvlText w:val="o"/>
+      <w:lvlJc w:val="left"/>
+      <w:pPr>
+        <w:ind w:left="1440" w:hanging="360"/>
+      </w:pPr>
+      <w:rPr>
+        <w:rFonts w:ascii="Courier New" w:hAnsi="Courier New" w:cs="Courier New" w:hint="default"/>
+      </w:rPr>
+    </w:lvl>
+    <w:lvl w:ilvl="2" w:tplc="40090005" w:tentative="1">
+      <w:start w:val="1"/>
+      <w:numFmt w:val="bullet"/>
+      <w:lvlText w:val=""/>
+      <w:lvlJc w:val="left"/>
+      <w:pPr>
+        <w:ind w:left="2160" w:hanging="360"/>
+      </w:pPr>
+      <w:rPr>
+        <w:rFonts w:ascii="Wingdings" w:hAnsi="Wingdings" w:hint="default"/>
+      </w:rPr>
+    </w:lvl>
+    <w:lvl w:ilvl="3" w:tplc="40090001" w:tentative="1">
+      <w:start w:val="1"/>
+      <w:numFmt w:val="bullet"/>
+      <w:lvlText w:val=""/>
+      <w:lvlJc w:val="left"/>
+      <w:pPr>
+        <w:ind w:left="2880" w:hanging="360"/>
+      </w:pPr>
+      <w:rPr>
+        <w:rFonts w:ascii="Symbol" w:hAnsi="Symbol" w:hint="default"/>
+      </w:rPr>
+    </w:lvl>
+    <w:lvl w:ilvl="4" w:tplc="40090003" w:tentative="1">
+      <w:start w:val="1"/>
+      <w:numFmt w:val="bullet"/>
+      <w:lvlText w:val="o"/>
+      <w:lvlJc w:val="left"/>
+      <w:pPr>
+        <w:ind w:left="3600" w:hanging="360"/>
+      </w:pPr>
+      <w:rPr>
+        <w:rFonts w:ascii="Courier New" w:hAnsi="Courier New" w:cs="Courier New" w:hint="default"/>
+      </w:rPr>
+    </w:lvl>
+    <w:lvl w:ilvl="5" w:tplc="40090005" w:tentative="1">
+      <w:start w:val="1"/>
+      <w:numFmt w:val="bullet"/>
+      <w:lvlText w:val=""/>
+      <w:lvlJc w:val="left"/>
+      <w:pPr>
+        <w:ind w:left="4320" w:hanging="360"/>
+      </w:pPr>
+      <w:rPr>
+        <w:rFonts w:ascii="Wingdings" w:hAnsi="Wingdings" w:hint="default"/>
+      </w:rPr>
+    </w:lvl>
+    <w:lvl w:ilvl="6" w:tplc="40090001" w:tentative="1">
+      <w:start w:val="1"/>
+      <w:numFmt w:val="bullet"/>
+      <w:lvlText w:val=""/>
+      <w:lvlJc w:val="left"/>
+      <w:pPr>
+        <w:ind w:left="5040" w:hanging="360"/>
+      </w:pPr>
+      <w:rPr>
+        <w:rFonts w:ascii="Symbol" w:hAnsi="Symbol" w:hint="default"/>
+      </w:rPr>
+    </w:lvl>
+    <w:lvl w:ilvl="7" w:tplc="40090003" w:tentative="1">
+      <w:start w:val="1"/>
+      <w:numFmt w:val="bullet"/>
+      <w:lvlText w:val="o"/>
+      <w:lvlJc w:val="left"/>
+      <w:pPr>
+        <w:ind w:left="5760" w:hanging="360"/>
+      </w:pPr>
+      <w:rPr>
+        <w:rFonts w:ascii="Courier New" w:hAnsi="Courier New" w:cs="Courier New" w:hint="default"/>
+      </w:rPr>
+    </w:lvl>
+    <w:lvl w:ilvl="8" w:tplc="40090005" w:tentative="1">
+      <w:start w:val="1"/>
+      <w:numFmt w:val="bullet"/>
+      <w:lvlText w:val=""/>
+      <w:lvlJc w:val="left"/>
+      <w:pPr>
+        <w:ind w:left="6480" w:hanging="360"/>
+      </w:pPr>
+      <w:rPr>
+        <w:rFonts w:ascii="Wingdings" w:hAnsi="Wingdings" w:hint="default"/>
+      </w:rPr>
+    </w:lvl>
+  </w:abstractNum>
+  <w:abstractNum w:abstractNumId="4" w15:restartNumberingAfterBreak="0">
+    <w:nsid w:val="6E131A7A"/>
+    <w:multiLevelType w:val="hybridMultilevel"/>
+    <w:tmpl w:val="47E46520"/>
+    <w:lvl w:ilvl="0" w:tplc="E05CED4E">
+      <w:numFmt w:val="bullet"/>
+      <w:lvlText w:val="-"/>
+      <w:lvlJc w:val="left"/>
+      <w:pPr>
+        <w:ind w:left="1080" w:hanging="360"/>
+      </w:pPr>
+      <w:rPr>
+        <w:rFonts w:ascii="Aptos" w:eastAsiaTheme="minorHAnsi" w:hAnsi="Aptos" w:cstheme="minorBidi" w:hint="default"/>
+      </w:rPr>
+    </w:lvl>
+    <w:lvl w:ilvl="1" w:tplc="40090003" w:tentative="1">
+      <w:start w:val="1"/>
+      <w:numFmt w:val="bullet"/>
+      <w:lvlText w:val="o"/>
+      <w:lvlJc w:val="left"/>
+      <w:pPr>
+        <w:ind w:left="1800" w:hanging="360"/>
+      </w:pPr>
+      <w:rPr>
+        <w:rFonts w:ascii="Courier New" w:hAnsi="Courier New" w:cs="Courier New" w:hint="default"/>
+      </w:rPr>
+    </w:lvl>
+    <w:lvl w:ilvl="2" w:tplc="40090005" w:tentative="1">
+      <w:start w:val="1"/>
+      <w:numFmt w:val="bullet"/>
+      <w:lvlText w:val=""/>
+      <w:lvlJc w:val="left"/>
+      <w:pPr>
+        <w:ind w:left="2520" w:hanging="360"/>
+      </w:pPr>
+      <w:rPr>
+        <w:rFonts w:ascii="Wingdings" w:hAnsi="Wingdings" w:hint="default"/>
+      </w:rPr>
+    </w:lvl>
+    <w:lvl w:ilvl="3" w:tplc="40090001" w:tentative="1">
+      <w:start w:val="1"/>
+      <w:numFmt w:val="bullet"/>
+      <w:lvlText w:val=""/>
+      <w:lvlJc w:val="left"/>
+      <w:pPr>
+        <w:ind w:left="3240" w:hanging="360"/>
+      </w:pPr>
+      <w:rPr>
+        <w:rFonts w:ascii="Symbol" w:hAnsi="Symbol" w:hint="default"/>
+      </w:rPr>
+    </w:lvl>
+    <w:lvl w:ilvl="4" w:tplc="40090003" w:tentative="1">
+      <w:start w:val="1"/>
+      <w:numFmt w:val="bullet"/>
+      <w:lvlText w:val="o"/>
+      <w:lvlJc w:val="left"/>
+      <w:pPr>
+        <w:ind w:left="3960" w:hanging="360"/>
+      </w:pPr>
+      <w:rPr>
+        <w:rFonts w:ascii="Courier New" w:hAnsi="Courier New" w:cs="Courier New" w:hint="default"/>
+      </w:rPr>
+    </w:lvl>
+    <w:lvl w:ilvl="5" w:tplc="40090005" w:tentative="1">
+      <w:start w:val="1"/>
+      <w:numFmt w:val="bullet"/>
+      <w:lvlText w:val=""/>
+      <w:lvlJc w:val="left"/>
+      <w:pPr>
+        <w:ind w:left="4680" w:hanging="360"/>
+      </w:pPr>
+      <w:rPr>
+        <w:rFonts w:ascii="Wingdings" w:hAnsi="Wingdings" w:hint="default"/>
+      </w:rPr>
+    </w:lvl>
+    <w:lvl w:ilvl="6" w:tplc="40090001" w:tentative="1">
+      <w:start w:val="1"/>
+      <w:numFmt w:val="bullet"/>
+      <w:lvlText w:val=""/>
+      <w:lvlJc w:val="left"/>
+      <w:pPr>
+        <w:ind w:left="5400" w:hanging="360"/>
+      </w:pPr>
+      <w:rPr>
+        <w:rFonts w:ascii="Symbol" w:hAnsi="Symbol" w:hint="default"/>
+      </w:rPr>
+    </w:lvl>
+    <w:lvl w:ilvl="7" w:tplc="40090003" w:tentative="1">
+      <w:start w:val="1"/>
+      <w:numFmt w:val="bullet"/>
+      <w:lvlText w:val="o"/>
+      <w:lvlJc w:val="left"/>
+      <w:pPr>
+        <w:ind w:left="6120" w:hanging="360"/>
+      </w:pPr>
+      <w:rPr>
+        <w:rFonts w:ascii="Courier New" w:hAnsi="Courier New" w:cs="Courier New" w:hint="default"/>
+      </w:rPr>
+    </w:lvl>
+    <w:lvl w:ilvl="8" w:tplc="40090005" w:tentative="1">
+      <w:start w:val="1"/>
+      <w:numFmt w:val="bullet"/>
+      <w:lvlText w:val=""/>
+      <w:lvlJc w:val="left"/>
+      <w:pPr>
+        <w:ind w:left="6840" w:hanging="360"/>
+      </w:pPr>
+      <w:rPr>
+        <w:rFonts w:ascii="Wingdings" w:hAnsi="Wingdings" w:hint="default"/>
+      </w:rPr>
+    </w:lvl>
+  </w:abstractNum>
+  <w:abstractNum w:abstractNumId="5" w15:restartNumberingAfterBreak="0">
+    <w:nsid w:val="75D408EA"/>
+    <w:multiLevelType w:val="hybridMultilevel"/>
+    <w:tmpl w:val="8D3013B0"/>
+    <w:lvl w:ilvl="0" w:tplc="36863DA6">
+      <w:numFmt w:val="bullet"/>
+      <w:lvlText w:val="-"/>
+      <w:lvlJc w:val="left"/>
+      <w:pPr>
+        <w:ind w:left="1080" w:hanging="360"/>
+      </w:pPr>
+      <w:rPr>
+        <w:rFonts w:ascii="Aptos" w:eastAsiaTheme="minorHAnsi" w:hAnsi="Aptos" w:cstheme="minorBidi" w:hint="default"/>
+      </w:rPr>
+    </w:lvl>
+    <w:lvl w:ilvl="1" w:tplc="40090003" w:tentative="1">
+      <w:start w:val="1"/>
+      <w:numFmt w:val="bullet"/>
+      <w:lvlText w:val="o"/>
+      <w:lvlJc w:val="left"/>
+      <w:pPr>
+        <w:ind w:left="1800" w:hanging="360"/>
+      </w:pPr>
+      <w:rPr>
+        <w:rFonts w:ascii="Courier New" w:hAnsi="Courier New" w:cs="Courier New" w:hint="default"/>
+      </w:rPr>
+    </w:lvl>
+    <w:lvl w:ilvl="2" w:tplc="40090005" w:tentative="1">
+      <w:start w:val="1"/>
+      <w:numFmt w:val="bullet"/>
+      <w:lvlText w:val=""/>
+      <w:lvlJc w:val="left"/>
+      <w:pPr>
+        <w:ind w:left="2520" w:hanging="360"/>
+      </w:pPr>
+      <w:rPr>
+        <w:rFonts w:ascii="Wingdings" w:hAnsi="Wingdings" w:hint="default"/>
+      </w:rPr>
+    </w:lvl>
+    <w:lvl w:ilvl="3" w:tplc="40090001" w:tentative="1">
+      <w:start w:val="1"/>
+      <w:numFmt w:val="bullet"/>
+      <w:lvlText w:val=""/>
+      <w:lvlJc w:val="left"/>
+      <w:pPr>
+        <w:ind w:left="3240" w:hanging="360"/>
+      </w:pPr>
+      <w:rPr>
+        <w:rFonts w:ascii="Symbol" w:hAnsi="Symbol" w:hint="default"/>
+      </w:rPr>
+    </w:lvl>
+    <w:lvl w:ilvl="4" w:tplc="40090003" w:tentative="1">
+      <w:start w:val="1"/>
+      <w:numFmt w:val="bullet"/>
+      <w:lvlText w:val="o"/>
+      <w:lvlJc w:val="left"/>
+      <w:pPr>
+        <w:ind w:left="3960" w:hanging="360"/>
+      </w:pPr>
+      <w:rPr>
+        <w:rFonts w:ascii="Courier New" w:hAnsi="Courier New" w:cs="Courier New" w:hint="default"/>
+      </w:rPr>
+    </w:lvl>
+    <w:lvl w:ilvl="5" w:tplc="40090005" w:tentative="1">
+      <w:start w:val="1"/>
+      <w:numFmt w:val="bullet"/>
+      <w:lvlText w:val=""/>
+      <w:lvlJc w:val="left"/>
+      <w:pPr>
+        <w:ind w:left="4680" w:hanging="360"/>
+      </w:pPr>
+      <w:rPr>
+        <w:rFonts w:ascii="Wingdings" w:hAnsi="Wingdings" w:hint="default"/>
+      </w:rPr>
+    </w:lvl>
+    <w:lvl w:ilvl="6" w:tplc="40090001" w:tentative="1">
+      <w:start w:val="1"/>
+      <w:numFmt w:val="bullet"/>
+      <w:lvlText w:val=""/>
+      <w:lvlJc w:val="left"/>
+      <w:pPr>
+        <w:ind w:left="5400" w:hanging="360"/>
+      </w:pPr>
+      <w:rPr>
+        <w:rFonts w:ascii="Symbol" w:hAnsi="Symbol" w:hint="default"/>
+      </w:rPr>
+    </w:lvl>
+    <w:lvl w:ilvl="7" w:tplc="40090003" w:tentative="1">
+      <w:start w:val="1"/>
+      <w:numFmt w:val="bullet"/>
+      <w:lvlText w:val="o"/>
+      <w:lvlJc w:val="left"/>
+      <w:pPr>
+        <w:ind w:left="6120" w:hanging="360"/>
+      </w:pPr>
+      <w:rPr>
+        <w:rFonts w:ascii="Courier New" w:hAnsi="Courier New" w:cs="Courier New" w:hint="default"/>
+      </w:rPr>
+    </w:lvl>
+    <w:lvl w:ilvl="8" w:tplc="40090005" w:tentative="1">
+      <w:start w:val="1"/>
+      <w:numFmt w:val="bullet"/>
+      <w:lvlText w:val=""/>
+      <w:lvlJc w:val="left"/>
+      <w:pPr>
+        <w:ind w:left="6840" w:hanging="360"/>
+      </w:pPr>
+      <w:rPr>
+        <w:rFonts w:ascii="Wingdings" w:hAnsi="Wingdings" w:hint="default"/>
+      </w:rPr>
+    </w:lvl>
+  </w:abstractNum>
   <w:num w:numId="1" w16cid:durableId="681395970">
     <w:abstractNumId w:val="0"/>
   </w:num>
@@ -3263,6 +8851,18 @@
   </w:num>
   <w:num w:numId="5" w16cid:durableId="2015184629">
     <w:abstractNumId w:val="1"/>
+  </w:num>
+  <w:num w:numId="6" w16cid:durableId="261642916">
+    <w:abstractNumId w:val="5"/>
+  </w:num>
+  <w:num w:numId="7" w16cid:durableId="337464894">
+    <w:abstractNumId w:val="4"/>
+  </w:num>
+  <w:num w:numId="8" w16cid:durableId="512034452">
+    <w:abstractNumId w:val="2"/>
+  </w:num>
+  <w:num w:numId="9" w16cid:durableId="1903521137">
+    <w:abstractNumId w:val="3"/>
   </w:num>
 </w:numbering>
 </file>
@@ -4477,6 +10077,15 @@
       <w:sz w:val="22"/>
     </w:rPr>
   </w:style>
+  <w:style w:type="paragraph" w:styleId="ListParagraph">
+    <w:name w:val="List Paragraph"/>
+    <w:basedOn w:val="Normal"/>
+    <w:rsid w:val="0009174E"/>
+    <w:pPr>
+      <w:ind w:left="720"/>
+      <w:contextualSpacing/>
+    </w:pPr>
+  </w:style>
 </w:styles>
 </file>
 

--- a/data/HEART Score Economic Model – SourceofTruth.docx
+++ b/data/HEART Score Economic Model – SourceofTruth.docx
@@ -2420,23 +2420,7 @@
         <w:ind w:left="720"/>
       </w:pPr>
       <w:r>
-        <w:t xml:space="preserve">To conclude, Argentina is a mid-sized global economy with strong social indicators but severely weakened by high inflation, heavy debt, and low affordability for its citizens. Argentina needs to enhance its economic growth faster than the population growth, concentrate more on governance, turn the country into a lean economy to overcome inflation, tighten monetary policy to have price stability without comprising further erosion of fiscal anchor, besides, expanding export base. These are some of the </w:t>
-      </w:r>
-      <w:proofErr w:type="gramStart"/>
-      <w:r>
-        <w:t>HEART</w:t>
-      </w:r>
-      <w:proofErr w:type="gramEnd"/>
-      <w:r>
-        <w:t xml:space="preserve"> suggested measures which need to be taken in the </w:t>
-      </w:r>
-      <w:proofErr w:type="gramStart"/>
-      <w:r>
-        <w:t>medium to</w:t>
-      </w:r>
-      <w:proofErr w:type="gramEnd"/>
-      <w:r>
-        <w:t xml:space="preserve"> long term to improve economic situation of the country.</w:t>
+        <w:t>To conclude, Argentina is a mid-sized global economy with strong social indicators but severely weakened by high inflation, heavy debt, and low affordability for its citizens. Argentina needs to enhance its economic growth faster than the population growth, concentrate more on governance, turn the country into a lean economy to overcome inflation, tighten monetary policy to have price stability without comprising further erosion of fiscal anchor, besides, expanding export base. These are some of the HEART suggested measures which need to be taken in the medium to long term to improve economic situation of the country.</w:t>
       </w:r>
     </w:p>
     <w:p>
@@ -2460,14 +2444,7 @@
           <w:b/>
           <w:bCs/>
         </w:rPr>
-        <w:t>South Africa</w:t>
-      </w:r>
-      <w:r>
-        <w:rPr>
-          <w:b/>
-          <w:bCs/>
-        </w:rPr>
-        <w:t xml:space="preserve"> - </w:t>
+        <w:t xml:space="preserve">South Africa - </w:t>
       </w:r>
       <w:r>
         <w:rPr>
@@ -2478,7 +2455,7 @@
           <w:szCs w:val="22"/>
           <w:shd w:val="clear" w:color="auto" w:fill="FFFFFF"/>
         </w:rPr>
-        <w:t>0.40D-</w:t>
+        <w:t>0.40D-:</w:t>
       </w:r>
       <w:r>
         <w:rPr>
@@ -2489,79 +2466,78 @@
           <w:szCs w:val="22"/>
           <w:shd w:val="clear" w:color="auto" w:fill="FFFFFF"/>
         </w:rPr>
-        <w:t>:</w:t>
-      </w:r>
-      <w:r>
-        <w:rPr>
-          <w:b/>
-          <w:bCs/>
+        <w:t xml:space="preserve"> </w:t>
+      </w:r>
+      <w:r>
+        <w:rPr>
           <w:color w:val="000000"/>
           <w:sz w:val="22"/>
           <w:szCs w:val="22"/>
           <w:shd w:val="clear" w:color="auto" w:fill="FFFFFF"/>
         </w:rPr>
-        <w:t xml:space="preserve"> </w:t>
-      </w:r>
-      <w:r>
+        <w:t>Heart Value: 0.40 | Heart Affordability Value: $707.81+| Heart Affordability Ranking: D- → Heart Score: 0.40D-</w:t>
+      </w:r>
+    </w:p>
+    <w:p>
+      <w:pPr>
+        <w:pStyle w:val="ListParagraph"/>
         <w:rPr>
           <w:color w:val="000000"/>
           <w:sz w:val="22"/>
           <w:szCs w:val="22"/>
           <w:shd w:val="clear" w:color="auto" w:fill="FFFFFF"/>
         </w:rPr>
-        <w:t>Heart Value: 0.40 | Heart Affordability Value: $707.81+| Heart Affordability Ranking: D- → Heart Score: 0.40D-</w:t>
-      </w:r>
-    </w:p>
-    <w:p>
-      <w:pPr>
-        <w:pStyle w:val="ListParagraph"/>
+      </w:pPr>
+      <w:r>
         <w:rPr>
           <w:color w:val="000000"/>
           <w:sz w:val="22"/>
           <w:szCs w:val="22"/>
           <w:shd w:val="clear" w:color="auto" w:fill="FFFFFF"/>
         </w:rPr>
-      </w:pPr>
-      <w:r>
+        <w:t>Heart Performance in terms of Economic Resilience: Satisfactory</w:t>
+      </w:r>
+    </w:p>
+    <w:p>
+      <w:pPr>
+        <w:pStyle w:val="ListParagraph"/>
         <w:rPr>
           <w:color w:val="000000"/>
           <w:sz w:val="22"/>
           <w:szCs w:val="22"/>
           <w:shd w:val="clear" w:color="auto" w:fill="FFFFFF"/>
         </w:rPr>
-        <w:t>Heart Performance in terms of Economic Resilience: Satisfactory</w:t>
-      </w:r>
-    </w:p>
-    <w:p>
-      <w:pPr>
-        <w:pStyle w:val="ListParagraph"/>
+      </w:pPr>
+      <w:r>
         <w:rPr>
           <w:color w:val="000000"/>
           <w:sz w:val="22"/>
           <w:szCs w:val="22"/>
           <w:shd w:val="clear" w:color="auto" w:fill="FFFFFF"/>
         </w:rPr>
-      </w:pPr>
-      <w:r>
+        <w:t>Heart Performance in terms of Affordability: Very Weak</w:t>
+      </w:r>
+    </w:p>
+    <w:p>
+      <w:pPr>
+        <w:pStyle w:val="ListParagraph"/>
         <w:rPr>
           <w:color w:val="000000"/>
           <w:sz w:val="22"/>
           <w:szCs w:val="22"/>
           <w:shd w:val="clear" w:color="auto" w:fill="FFFFFF"/>
         </w:rPr>
-        <w:t>Heart Performance in terms of Affordability: Very Weak</w:t>
-      </w:r>
-    </w:p>
-    <w:p>
-      <w:pPr>
-        <w:pStyle w:val="ListParagraph"/>
+      </w:pPr>
+      <w:r>
         <w:rPr>
           <w:color w:val="000000"/>
           <w:sz w:val="22"/>
           <w:szCs w:val="22"/>
           <w:shd w:val="clear" w:color="auto" w:fill="FFFFFF"/>
         </w:rPr>
-      </w:pPr>
+        <w:t xml:space="preserve">South Africa currently has the largest economy in Africa. The country is a permanent member of G-20 and recently hosted annual G-20 summit in Johannesburg. South Africa is a mid-sized global economy with over $426 </w:t>
+      </w:r>
+      <w:proofErr w:type="spellStart"/>
       <w:r>
         <w:rPr>
           <w:color w:val="000000"/>
@@ -2569,9 +2545,9 @@
           <w:szCs w:val="22"/>
           <w:shd w:val="clear" w:color="auto" w:fill="FFFFFF"/>
         </w:rPr>
-        <w:t xml:space="preserve">South Africa currently has the largest economy in Africa. The country is a permanent member of G-20 and recently hosted annual G-20 summit in Johannesburg. South Africa is a mid-sized global economy with over $426 </w:t>
-      </w:r>
-      <w:proofErr w:type="spellStart"/>
+        <w:t>billions</w:t>
+      </w:r>
+      <w:proofErr w:type="spellEnd"/>
       <w:r>
         <w:rPr>
           <w:color w:val="000000"/>
@@ -2579,49 +2555,49 @@
           <w:szCs w:val="22"/>
           <w:shd w:val="clear" w:color="auto" w:fill="FFFFFF"/>
         </w:rPr>
-        <w:t>billions</w:t>
-      </w:r>
-      <w:proofErr w:type="spellEnd"/>
-      <w:r>
+        <w:t xml:space="preserve"> of GDP nominal representing 0.37% of the global economy also reflecting a relatively small but regionally influential economic presence.</w:t>
+      </w:r>
+    </w:p>
+    <w:p>
+      <w:pPr>
+        <w:pStyle w:val="ListParagraph"/>
         <w:rPr>
           <w:color w:val="000000"/>
           <w:sz w:val="22"/>
           <w:szCs w:val="22"/>
           <w:shd w:val="clear" w:color="auto" w:fill="FFFFFF"/>
         </w:rPr>
-        <w:t xml:space="preserve"> of GDP nominal representing 0.37% of the global economy also reflecting a relatively small but regionally influential economic presence.</w:t>
-      </w:r>
-    </w:p>
-    <w:p>
-      <w:pPr>
-        <w:pStyle w:val="ListParagraph"/>
+      </w:pPr>
+      <w:r>
         <w:rPr>
           <w:color w:val="000000"/>
           <w:sz w:val="22"/>
           <w:szCs w:val="22"/>
           <w:shd w:val="clear" w:color="auto" w:fill="FFFFFF"/>
         </w:rPr>
-      </w:pPr>
-      <w:r>
+        <w:t>With a population of 63 million, South Africa represents 0.78% of the world’s 8.184 billion people. Despite its population size, income levels remain moderate, with a Per Capita Income (PCI) of $6,661.15. However, after adjusting for inflation and purchasing conditions, the Adjusted PCI (APCI) falls to $6,434.67, signaling limited real purchasing power for the average citizens.</w:t>
+      </w:r>
+    </w:p>
+    <w:p>
+      <w:pPr>
+        <w:pStyle w:val="ListParagraph"/>
         <w:rPr>
           <w:color w:val="000000"/>
           <w:sz w:val="22"/>
           <w:szCs w:val="22"/>
           <w:shd w:val="clear" w:color="auto" w:fill="FFFFFF"/>
         </w:rPr>
-        <w:t>With a population of 63 million, South Africa represents 0.78% of the world’s 8.184 billion people. Despite its population size, income levels remain moderate, with a Per Capita Income (PCI) of $6,661.15. However, after adjusting for inflation and purchasing conditions, the Adjusted PCI (APCI) falls to $6,434.67, signaling limited real purchasing power for the average citizens.</w:t>
-      </w:r>
-    </w:p>
-    <w:p>
-      <w:pPr>
-        <w:pStyle w:val="ListParagraph"/>
+      </w:pPr>
+      <w:r>
         <w:rPr>
           <w:color w:val="000000"/>
           <w:sz w:val="22"/>
           <w:szCs w:val="22"/>
           <w:shd w:val="clear" w:color="auto" w:fill="FFFFFF"/>
         </w:rPr>
-      </w:pPr>
+        <w:t xml:space="preserve">Inflation is comparatively stable at 3.4%, and interest rates at 6.75% reflect moderate borrowing costs. South Africa’s total debt stands at over $355 billion after adjustments. Interest payments </w:t>
+      </w:r>
+      <w:proofErr w:type="gramStart"/>
       <w:r>
         <w:rPr>
           <w:color w:val="000000"/>
@@ -2629,9 +2605,9 @@
           <w:szCs w:val="22"/>
           <w:shd w:val="clear" w:color="auto" w:fill="FFFFFF"/>
         </w:rPr>
-        <w:t xml:space="preserve">Inflation is comparatively stable at 3.4%, and interest rates at 6.75% reflect moderate borrowing costs. South Africa’s total debt stands at over $355 billion after adjustments. Interest payments </w:t>
-      </w:r>
-      <w:proofErr w:type="gramStart"/>
+        <w:t>absorbing</w:t>
+      </w:r>
+      <w:proofErr w:type="gramEnd"/>
       <w:r>
         <w:rPr>
           <w:color w:val="000000"/>
@@ -2639,29 +2615,30 @@
           <w:szCs w:val="22"/>
           <w:shd w:val="clear" w:color="auto" w:fill="FFFFFF"/>
         </w:rPr>
-        <w:t>absorbing</w:t>
-      </w:r>
-      <w:proofErr w:type="gramEnd"/>
-      <w:r>
+        <w:t xml:space="preserve"> 5.26% of GDP. The Adjusted Debt-to-GDP ratio is comparatively high at 83.26%, indicating a heavy fiscal burden and long-term debt sustainability concerns.</w:t>
+      </w:r>
+    </w:p>
+    <w:p>
+      <w:pPr>
+        <w:pStyle w:val="ListParagraph"/>
         <w:rPr>
           <w:color w:val="000000"/>
           <w:sz w:val="22"/>
           <w:szCs w:val="22"/>
           <w:shd w:val="clear" w:color="auto" w:fill="FFFFFF"/>
         </w:rPr>
-        <w:t xml:space="preserve"> 5.26% of GDP. The Adjusted Debt-to-GDP ratio is comparatively high at 83.26%, indicating a heavy fiscal burden and long-term debt sustainability concerns.</w:t>
-      </w:r>
-    </w:p>
-    <w:p>
-      <w:pPr>
-        <w:pStyle w:val="ListParagraph"/>
+      </w:pPr>
+      <w:r>
         <w:rPr>
           <w:color w:val="000000"/>
           <w:sz w:val="22"/>
           <w:szCs w:val="22"/>
           <w:shd w:val="clear" w:color="auto" w:fill="FFFFFF"/>
         </w:rPr>
-      </w:pPr>
+        <w:t xml:space="preserve">In global trade, South Africa contributes 0.41% of the total global </w:t>
+      </w:r>
+      <w:proofErr w:type="spellStart"/>
+      <w:proofErr w:type="gramStart"/>
       <w:r>
         <w:rPr>
           <w:color w:val="000000"/>
@@ -2669,10 +2646,10 @@
           <w:szCs w:val="22"/>
           <w:shd w:val="clear" w:color="auto" w:fill="FFFFFF"/>
         </w:rPr>
-        <w:t xml:space="preserve">In global trade, South Africa contributes 0.41% of the total global </w:t>
-      </w:r>
-      <w:proofErr w:type="spellStart"/>
-      <w:proofErr w:type="gramStart"/>
+        <w:t>trade.Trade</w:t>
+      </w:r>
+      <w:proofErr w:type="spellEnd"/>
+      <w:proofErr w:type="gramEnd"/>
       <w:r>
         <w:rPr>
           <w:color w:val="000000"/>
@@ -2680,90 +2657,90 @@
           <w:szCs w:val="22"/>
           <w:shd w:val="clear" w:color="auto" w:fill="FFFFFF"/>
         </w:rPr>
-        <w:t>trade.Trade</w:t>
-      </w:r>
-      <w:proofErr w:type="spellEnd"/>
-      <w:proofErr w:type="gramEnd"/>
-      <w:r>
+        <w:t xml:space="preserve"> is a major driver of the economy, accounting for 59.10% of GDP — a very high level for a developing nation. Notably, the country records a positive trade balance of $38 billion, equal to 8.91% of GDP, demonstrating strong export performance relative to imports.</w:t>
+      </w:r>
+    </w:p>
+    <w:p>
+      <w:pPr>
+        <w:pStyle w:val="ListParagraph"/>
         <w:rPr>
           <w:color w:val="000000"/>
           <w:sz w:val="22"/>
           <w:szCs w:val="22"/>
           <w:shd w:val="clear" w:color="auto" w:fill="FFFFFF"/>
         </w:rPr>
-        <w:t xml:space="preserve"> is a major driver of the economy, accounting for 59.10% of GDP — a very high level for a developing nation. Notably, the country records a positive trade balance of $38 billion, equal to 8.91% of GDP, demonstrating strong export performance relative to imports.</w:t>
-      </w:r>
-    </w:p>
-    <w:p>
-      <w:pPr>
-        <w:pStyle w:val="ListParagraph"/>
+      </w:pPr>
+      <w:r>
         <w:rPr>
           <w:color w:val="000000"/>
           <w:sz w:val="22"/>
           <w:szCs w:val="22"/>
           <w:shd w:val="clear" w:color="auto" w:fill="FFFFFF"/>
         </w:rPr>
-      </w:pPr>
-      <w:r>
+        <w:t>According to Heart Score, the four socio-economic segments of South Africa like Housing, Health, Energy and Education combined as Social Determinants contributed 36.46% of the national GDP and thus playing a significant role towards making South Africa economically robust.</w:t>
+      </w:r>
+    </w:p>
+    <w:p>
+      <w:pPr>
+        <w:pStyle w:val="ListParagraph"/>
         <w:rPr>
           <w:color w:val="000000"/>
           <w:sz w:val="22"/>
           <w:szCs w:val="22"/>
           <w:shd w:val="clear" w:color="auto" w:fill="FFFFFF"/>
         </w:rPr>
-        <w:t>According to Heart Score, the four socio-economic segments of South Africa like Housing, Health, Energy and Education combined as Social Determinants contributed 36.46% of the national GDP and thus playing a significant role towards making South Africa economically robust.</w:t>
-      </w:r>
-    </w:p>
-    <w:p>
-      <w:pPr>
-        <w:pStyle w:val="ListParagraph"/>
+      </w:pPr>
+      <w:r>
         <w:rPr>
           <w:color w:val="000000"/>
           <w:sz w:val="22"/>
           <w:szCs w:val="22"/>
           <w:shd w:val="clear" w:color="auto" w:fill="FFFFFF"/>
         </w:rPr>
-      </w:pPr>
-      <w:r>
+        <w:t>South Africa’s Human Development Index (HDI) is 0.741, placing it in the medium-high development range. However, with a GINI coefficient of 0.63 — one of the highest inequality levels globally — the Adjusted HDI (AHDI) drops dramatically to 0.111, showing that inequality sharply undermines real human development outcomes.</w:t>
+      </w:r>
+    </w:p>
+    <w:p>
+      <w:pPr>
+        <w:pStyle w:val="ListParagraph"/>
         <w:rPr>
           <w:color w:val="000000"/>
           <w:sz w:val="22"/>
           <w:szCs w:val="22"/>
           <w:shd w:val="clear" w:color="auto" w:fill="FFFFFF"/>
         </w:rPr>
-        <w:t>South Africa’s Human Development Index (HDI) is 0.741, placing it in the medium-high development range. However, with a GINI coefficient of 0.63 — one of the highest inequality levels globally — the Adjusted HDI (AHDI) drops dramatically to 0.111, showing that inequality sharply undermines real human development outcomes.</w:t>
-      </w:r>
-    </w:p>
-    <w:p>
-      <w:pPr>
-        <w:pStyle w:val="ListParagraph"/>
+      </w:pPr>
+      <w:r>
         <w:rPr>
           <w:color w:val="000000"/>
           <w:sz w:val="22"/>
           <w:szCs w:val="22"/>
           <w:shd w:val="clear" w:color="auto" w:fill="FFFFFF"/>
         </w:rPr>
-      </w:pPr>
-      <w:r>
+        <w:t>The Heart Value (HV) stands at 0.40, reflecting satisfactory level of economic resilience. However, The Heart Affordability Value, calculated through APCI × AHDI, is only $707.81, which is graded D-, indicating severe affordability constraints for citizens. When combined, the final Heart Score is 0.40D-, placing South Africa on the satisfactory level of resilience with acute affordability, and quality-of-life rankings.</w:t>
+      </w:r>
+    </w:p>
+    <w:p>
+      <w:pPr>
+        <w:pStyle w:val="ListParagraph"/>
         <w:rPr>
           <w:color w:val="000000"/>
           <w:sz w:val="22"/>
           <w:szCs w:val="22"/>
           <w:shd w:val="clear" w:color="auto" w:fill="FFFFFF"/>
         </w:rPr>
-        <w:t>The Heart Value (HV) stands at 0.40, reflecting satisfactory level of economic resilience. However, The Heart Affordability Value, calculated through APCI × AHDI, is only $707.81, which is graded D-, indicating severe affordability constraints for citizens. When combined, the final Heart Score is 0.40D-, placing South Africa on the satisfactory level of resilience with acute affordability, and quality-of-life rankings.</w:t>
-      </w:r>
-    </w:p>
-    <w:p>
-      <w:pPr>
-        <w:pStyle w:val="ListParagraph"/>
+      </w:pPr>
+      <w:r>
         <w:rPr>
           <w:color w:val="000000"/>
           <w:sz w:val="22"/>
           <w:szCs w:val="22"/>
           <w:shd w:val="clear" w:color="auto" w:fill="FFFFFF"/>
         </w:rPr>
-      </w:pPr>
+        <w:lastRenderedPageBreak/>
+        <w:t xml:space="preserve">To conclude, South Africa is a mid-sized global economy driven by a strong and sophisticated financial services sector, significant natural resources like minerals and a large manufacturing base. The country, however, </w:t>
+      </w:r>
+      <w:proofErr w:type="gramStart"/>
       <w:r>
         <w:rPr>
           <w:color w:val="000000"/>
@@ -2771,10 +2748,9 @@
           <w:szCs w:val="22"/>
           <w:shd w:val="clear" w:color="auto" w:fill="FFFFFF"/>
         </w:rPr>
-        <w:lastRenderedPageBreak/>
-        <w:t xml:space="preserve">To conclude, South Africa is a mid-sized global economy driven by a strong and sophisticated financial services sector, significant natural resources like minerals and a large manufacturing base. The country, however, </w:t>
-      </w:r>
-      <w:proofErr w:type="gramStart"/>
+        <w:t>severely</w:t>
+      </w:r>
+      <w:proofErr w:type="gramEnd"/>
       <w:r>
         <w:rPr>
           <w:color w:val="000000"/>
@@ -2782,9 +2758,9 @@
           <w:szCs w:val="22"/>
           <w:shd w:val="clear" w:color="auto" w:fill="FFFFFF"/>
         </w:rPr>
-        <w:t>severely</w:t>
-      </w:r>
-      <w:proofErr w:type="gramEnd"/>
+        <w:t xml:space="preserve"> weakened by high inequality which is one of the highest in the world and relatively moderate concentration on all four social segments of HEART: Housing, Health, Energy and Education. This sure indicates that South Africa faces interconnected economic challenges, primarily defined by the “triple challenges” of high unemployment, poverty, and severe inequality. These issues are further compounded by low economic growth and </w:t>
+      </w:r>
+      <w:proofErr w:type="gramStart"/>
       <w:r>
         <w:rPr>
           <w:color w:val="000000"/>
@@ -2792,9 +2768,9 @@
           <w:szCs w:val="22"/>
           <w:shd w:val="clear" w:color="auto" w:fill="FFFFFF"/>
         </w:rPr>
-        <w:t xml:space="preserve"> weakened by high inequality which is one of the highest in the world and relatively moderate concentration on all four social segments of HEART: Housing, Health, Energy and Education. This sure indicates that South Africa faces interconnected economic challenges, primarily defined by the “triple challenges” of high unemployment, poverty, and severe inequality. These issues are further compounded by low economic growth and </w:t>
-      </w:r>
-      <w:proofErr w:type="gramStart"/>
+        <w:t>governance related</w:t>
+      </w:r>
+      <w:proofErr w:type="gramEnd"/>
       <w:r>
         <w:rPr>
           <w:color w:val="000000"/>
@@ -2802,29 +2778,29 @@
           <w:szCs w:val="22"/>
           <w:shd w:val="clear" w:color="auto" w:fill="FFFFFF"/>
         </w:rPr>
-        <w:t>governance related</w:t>
-      </w:r>
-      <w:proofErr w:type="gramEnd"/>
-      <w:r>
+        <w:t xml:space="preserve"> matters.  </w:t>
+      </w:r>
+    </w:p>
+    <w:p>
+      <w:pPr>
+        <w:pStyle w:val="ListParagraph"/>
         <w:rPr>
           <w:color w:val="000000"/>
           <w:sz w:val="22"/>
           <w:szCs w:val="22"/>
           <w:shd w:val="clear" w:color="auto" w:fill="FFFFFF"/>
         </w:rPr>
-        <w:t xml:space="preserve"> matters.  </w:t>
-      </w:r>
-    </w:p>
-    <w:p>
-      <w:pPr>
-        <w:pStyle w:val="ListParagraph"/>
+      </w:pPr>
+      <w:r>
         <w:rPr>
           <w:color w:val="000000"/>
           <w:sz w:val="22"/>
           <w:szCs w:val="22"/>
           <w:shd w:val="clear" w:color="auto" w:fill="FFFFFF"/>
         </w:rPr>
-      </w:pPr>
+        <w:t xml:space="preserve">South Africa needs to enhance its economic growth faster than the population growth, seriously concentrate more on inequality and governance and turn the country into an inclusive lean economy to overcome some of the economic challenges at the short to medium term. Also, the country needs to address fiscal anchor, besides, expanding its strong export base. This is also worth mentioning that currently, South Africa does not enjoy good political, economic, and diplomatic relations with USA—the biggest economy of the world. In fact, US President had boycotted the recently concluded G-20 summit held in Saunth Africa from November 20th to 21 Novembr,2025 due to country’s alleged discrimination against its white citizens as what US President has claimed. The bilateral relations have further worsened when US President also made an announcement very recently that he will not invite South Africa to attend next year’s 2026 G-20 summit which is scheduled to be held in Miami USA. The ongoing trade war which USA has started with the entire world has further exacerbated South Africa’s problems. These are existential external economic challenges for which South Africa </w:t>
+      </w:r>
+      <w:proofErr w:type="gramStart"/>
       <w:r>
         <w:rPr>
           <w:color w:val="000000"/>
@@ -2832,9 +2808,9 @@
           <w:szCs w:val="22"/>
           <w:shd w:val="clear" w:color="auto" w:fill="FFFFFF"/>
         </w:rPr>
-        <w:t xml:space="preserve">South Africa needs to enhance its economic growth faster than the population growth, seriously concentrate more on inequality and governance and turn the country into an inclusive lean economy to overcome some of the economic challenges at the short to medium term. Also, the country needs to address fiscal anchor, besides, expanding its strong export base. This is also worth mentioning that currently, South Africa does not enjoy good political, economic, and diplomatic relations with USA—the biggest economy of the world. In fact, US President had boycotted the recently concluded G-20 summit held in Saunth Africa from November 20th to 21 Novembr,2025 due to country’s alleged discrimination against its white citizens as what US President has claimed. The bilateral relations have further worsened when US President also made an announcement very recently that he will not invite South Africa to attend next year’s 2026 G-20 summit which is scheduled to be held in Miami USA. The ongoing trade war which USA has started with the entire world has further exacerbated South Africa’s problems. These are existential external economic challenges for which South Africa </w:t>
-      </w:r>
-      <w:proofErr w:type="gramStart"/>
+        <w:t>need</w:t>
+      </w:r>
+      <w:proofErr w:type="gramEnd"/>
       <w:r>
         <w:rPr>
           <w:color w:val="000000"/>
@@ -2842,16 +2818,6 @@
           <w:szCs w:val="22"/>
           <w:shd w:val="clear" w:color="auto" w:fill="FFFFFF"/>
         </w:rPr>
-        <w:t>need</w:t>
-      </w:r>
-      <w:proofErr w:type="gramEnd"/>
-      <w:r>
-        <w:rPr>
-          <w:color w:val="000000"/>
-          <w:sz w:val="22"/>
-          <w:szCs w:val="22"/>
-          <w:shd w:val="clear" w:color="auto" w:fill="FFFFFF"/>
-        </w:rPr>
         <w:t xml:space="preserve"> to tackle through economic diplomacy and national resolve.</w:t>
       </w:r>
     </w:p>
@@ -3077,7 +3043,10 @@
         <w:ind w:left="720"/>
       </w:pPr>
       <w:r>
-        <w:t>Brazil – Heart Value: 0.44 | Heart Affordability Value: $28,530+ | Heart Affordability Ranking: B → Heart Score: 0.44B.</w:t>
+        <w:t>France</w:t>
+      </w:r>
+      <w:r>
+        <w:t xml:space="preserve"> – Heart Value: 0.44 | Heart Affordability Value: $28,530+ | Heart Affordability Ranking: B → Heart Score: 0.44B.</w:t>
       </w:r>
     </w:p>
     <w:p>
@@ -3792,7 +3761,22 @@
         <w:ind w:left="720"/>
       </w:pPr>
       <w:r>
-        <w:t>Brazil – Heart Value: 0.38 | Heart Affordability Value: $32,140+ | Heart Affordability Ranking: B+ → Heart Score: 0.38B+.</w:t>
+        <w:t>United Kingdom</w:t>
+      </w:r>
+      <w:r>
+        <w:t xml:space="preserve"> – Heart Value: 0.3</w:t>
+      </w:r>
+      <w:r>
+        <w:t>9</w:t>
+      </w:r>
+      <w:r>
+        <w:t xml:space="preserve"> | Heart Affordability Value: $32,140+ | Heart Affordability Ranking: B+ → Heart Score: 0.3</w:t>
+      </w:r>
+      <w:r>
+        <w:t>9</w:t>
+      </w:r>
+      <w:r>
+        <w:t>B+.</w:t>
       </w:r>
     </w:p>
     <w:p>
